--- a/Arrays/Arrays.docx
+++ b/Arrays/Arrays.docx
@@ -105,7 +105,21 @@
           <w:lang w:val="en-US"/>
         </w:rPr>
         <w:tab/>
-        <w:t xml:space="preserve">public static void main(String[] </w:t>
+        <w:t xml:space="preserve">public static void </w:t>
+      </w:r>
+      <w:proofErr w:type="gramStart"/>
+      <w:r>
+        <w:rPr>
+          <w:lang w:val="en-US"/>
+        </w:rPr>
+        <w:t>main(</w:t>
+      </w:r>
+      <w:proofErr w:type="gramEnd"/>
+      <w:r>
+        <w:rPr>
+          <w:lang w:val="en-US"/>
+        </w:rPr>
+        <w:t xml:space="preserve">String[] </w:t>
       </w:r>
       <w:proofErr w:type="spellStart"/>
       <w:r>
@@ -147,7 +161,21 @@
         <w:rPr>
           <w:lang w:val="en-US"/>
         </w:rPr>
-        <w:t xml:space="preserve"> = new Scanner(System.in);</w:t>
+        <w:t xml:space="preserve"> = new </w:t>
+      </w:r>
+      <w:proofErr w:type="gramStart"/>
+      <w:r>
+        <w:rPr>
+          <w:lang w:val="en-US"/>
+        </w:rPr>
+        <w:t>Scanner(</w:t>
+      </w:r>
+      <w:proofErr w:type="gramEnd"/>
+      <w:r>
+        <w:rPr>
+          <w:lang w:val="en-US"/>
+        </w:rPr>
+        <w:t>System.in);</w:t>
       </w:r>
     </w:p>
     <w:p>
@@ -164,6 +192,7 @@
         <w:t xml:space="preserve">int n = </w:t>
       </w:r>
       <w:proofErr w:type="spellStart"/>
+      <w:proofErr w:type="gramStart"/>
       <w:r>
         <w:rPr>
           <w:lang w:val="en-US"/>
@@ -171,6 +200,7 @@
         <w:t>sc.nextInt</w:t>
       </w:r>
       <w:proofErr w:type="spellEnd"/>
+      <w:proofErr w:type="gramEnd"/>
       <w:r>
         <w:rPr>
           <w:lang w:val="en-US"/>
@@ -189,7 +219,20 @@
           <w:lang w:val="en-US"/>
         </w:rPr>
         <w:tab/>
-        <w:t xml:space="preserve">int[] </w:t>
+      </w:r>
+      <w:proofErr w:type="gramStart"/>
+      <w:r>
+        <w:rPr>
+          <w:lang w:val="en-US"/>
+        </w:rPr>
+        <w:t>int[</w:t>
+      </w:r>
+      <w:proofErr w:type="gramEnd"/>
+      <w:r>
+        <w:rPr>
+          <w:lang w:val="en-US"/>
+        </w:rPr>
+        <w:t xml:space="preserve">] </w:t>
       </w:r>
       <w:proofErr w:type="spellStart"/>
       <w:r>
@@ -217,7 +260,20 @@
           <w:lang w:val="en-US"/>
         </w:rPr>
         <w:tab/>
-        <w:t xml:space="preserve">for(int </w:t>
+      </w:r>
+      <w:proofErr w:type="gramStart"/>
+      <w:r>
+        <w:rPr>
+          <w:lang w:val="en-US"/>
+        </w:rPr>
+        <w:t>for(</w:t>
+      </w:r>
+      <w:proofErr w:type="gramEnd"/>
+      <w:r>
+        <w:rPr>
+          <w:lang w:val="en-US"/>
+        </w:rPr>
+        <w:t xml:space="preserve">int </w:t>
       </w:r>
       <w:proofErr w:type="spellStart"/>
       <w:r>
@@ -289,6 +345,7 @@
         <w:t>]=</w:t>
       </w:r>
       <w:proofErr w:type="spellStart"/>
+      <w:proofErr w:type="gramStart"/>
       <w:r>
         <w:rPr>
           <w:lang w:val="en-US"/>
@@ -296,6 +353,7 @@
         <w:t>sc.nextInt</w:t>
       </w:r>
       <w:proofErr w:type="spellEnd"/>
+      <w:proofErr w:type="gramEnd"/>
       <w:r>
         <w:rPr>
           <w:lang w:val="en-US"/>
@@ -331,6 +389,7 @@
         <w:t xml:space="preserve">int max = </w:t>
       </w:r>
       <w:proofErr w:type="spellStart"/>
+      <w:proofErr w:type="gramStart"/>
       <w:r>
         <w:rPr>
           <w:lang w:val="en-US"/>
@@ -342,7 +401,14 @@
         <w:rPr>
           <w:lang w:val="en-US"/>
         </w:rPr>
-        <w:t>[0];</w:t>
+        <w:t>[</w:t>
+      </w:r>
+      <w:proofErr w:type="gramEnd"/>
+      <w:r>
+        <w:rPr>
+          <w:lang w:val="en-US"/>
+        </w:rPr>
+        <w:t>0];</w:t>
       </w:r>
     </w:p>
     <w:p>
@@ -370,7 +436,20 @@
           <w:lang w:val="en-US"/>
         </w:rPr>
         <w:tab/>
-        <w:t xml:space="preserve">for(int </w:t>
+      </w:r>
+      <w:proofErr w:type="gramStart"/>
+      <w:r>
+        <w:rPr>
+          <w:lang w:val="en-US"/>
+        </w:rPr>
+        <w:t>for(</w:t>
+      </w:r>
+      <w:proofErr w:type="gramEnd"/>
+      <w:r>
+        <w:rPr>
+          <w:lang w:val="en-US"/>
+        </w:rPr>
+        <w:t xml:space="preserve">int </w:t>
       </w:r>
       <w:proofErr w:type="spellStart"/>
       <w:r>
@@ -440,8 +519,16 @@
         <w:rPr>
           <w:lang w:val="en-US"/>
         </w:rPr>
-        <w:t>]&gt;max){</w:t>
-      </w:r>
+        <w:t>]&gt;</w:t>
+      </w:r>
+      <w:proofErr w:type="gramStart"/>
+      <w:r>
+        <w:rPr>
+          <w:lang w:val="en-US"/>
+        </w:rPr>
+        <w:t>max){</w:t>
+      </w:r>
+      <w:proofErr w:type="gramEnd"/>
     </w:p>
     <w:p>
       <w:pPr>
@@ -661,7 +748,21 @@
         </w:rPr>
         <w:lastRenderedPageBreak/>
         <w:tab/>
-        <w:t xml:space="preserve">public static void main(String[] </w:t>
+        <w:t xml:space="preserve">public static void </w:t>
+      </w:r>
+      <w:proofErr w:type="gramStart"/>
+      <w:r>
+        <w:rPr>
+          <w:lang w:val="en-US"/>
+        </w:rPr>
+        <w:t>main(</w:t>
+      </w:r>
+      <w:proofErr w:type="gramEnd"/>
+      <w:r>
+        <w:rPr>
+          <w:lang w:val="en-US"/>
+        </w:rPr>
+        <w:t xml:space="preserve">String[] </w:t>
       </w:r>
       <w:proofErr w:type="spellStart"/>
       <w:r>
@@ -703,7 +804,21 @@
         <w:rPr>
           <w:lang w:val="en-US"/>
         </w:rPr>
-        <w:t xml:space="preserve"> = new Scanner(System.in);</w:t>
+        <w:t xml:space="preserve"> = new </w:t>
+      </w:r>
+      <w:proofErr w:type="gramStart"/>
+      <w:r>
+        <w:rPr>
+          <w:lang w:val="en-US"/>
+        </w:rPr>
+        <w:t>Scanner(</w:t>
+      </w:r>
+      <w:proofErr w:type="gramEnd"/>
+      <w:r>
+        <w:rPr>
+          <w:lang w:val="en-US"/>
+        </w:rPr>
+        <w:t>System.in);</w:t>
       </w:r>
     </w:p>
     <w:p>
@@ -720,6 +835,7 @@
         <w:t xml:space="preserve">int n = </w:t>
       </w:r>
       <w:proofErr w:type="spellStart"/>
+      <w:proofErr w:type="gramStart"/>
       <w:r>
         <w:rPr>
           <w:lang w:val="en-US"/>
@@ -727,6 +843,7 @@
         <w:t>sc.nextInt</w:t>
       </w:r>
       <w:proofErr w:type="spellEnd"/>
+      <w:proofErr w:type="gramEnd"/>
       <w:r>
         <w:rPr>
           <w:lang w:val="en-US"/>
@@ -745,7 +862,20 @@
           <w:lang w:val="en-US"/>
         </w:rPr>
         <w:tab/>
-        <w:t xml:space="preserve">int[] </w:t>
+      </w:r>
+      <w:proofErr w:type="gramStart"/>
+      <w:r>
+        <w:rPr>
+          <w:lang w:val="en-US"/>
+        </w:rPr>
+        <w:t>int[</w:t>
+      </w:r>
+      <w:proofErr w:type="gramEnd"/>
+      <w:r>
+        <w:rPr>
+          <w:lang w:val="en-US"/>
+        </w:rPr>
+        <w:t xml:space="preserve">] </w:t>
       </w:r>
       <w:proofErr w:type="spellStart"/>
       <w:r>
@@ -773,7 +903,20 @@
           <w:lang w:val="en-US"/>
         </w:rPr>
         <w:tab/>
-        <w:t xml:space="preserve">for(int </w:t>
+      </w:r>
+      <w:proofErr w:type="gramStart"/>
+      <w:r>
+        <w:rPr>
+          <w:lang w:val="en-US"/>
+        </w:rPr>
+        <w:t>for(</w:t>
+      </w:r>
+      <w:proofErr w:type="gramEnd"/>
+      <w:r>
+        <w:rPr>
+          <w:lang w:val="en-US"/>
+        </w:rPr>
+        <w:t xml:space="preserve">int </w:t>
       </w:r>
       <w:proofErr w:type="spellStart"/>
       <w:r>
@@ -845,6 +988,7 @@
         <w:t>]=</w:t>
       </w:r>
       <w:proofErr w:type="spellStart"/>
+      <w:proofErr w:type="gramStart"/>
       <w:r>
         <w:rPr>
           <w:lang w:val="en-US"/>
@@ -852,6 +996,7 @@
         <w:t>sc.nextInt</w:t>
       </w:r>
       <w:proofErr w:type="spellEnd"/>
+      <w:proofErr w:type="gramEnd"/>
       <w:r>
         <w:rPr>
           <w:lang w:val="en-US"/>
@@ -887,6 +1032,7 @@
         <w:t xml:space="preserve">int max = </w:t>
       </w:r>
       <w:proofErr w:type="spellStart"/>
+      <w:proofErr w:type="gramStart"/>
       <w:r>
         <w:rPr>
           <w:lang w:val="en-US"/>
@@ -898,7 +1044,14 @@
         <w:rPr>
           <w:lang w:val="en-US"/>
         </w:rPr>
-        <w:t>[0];</w:t>
+        <w:t>[</w:t>
+      </w:r>
+      <w:proofErr w:type="gramEnd"/>
+      <w:r>
+        <w:rPr>
+          <w:lang w:val="en-US"/>
+        </w:rPr>
+        <w:t>0];</w:t>
       </w:r>
     </w:p>
     <w:p>
@@ -929,6 +1082,7 @@
         <w:t xml:space="preserve"> = </w:t>
       </w:r>
       <w:proofErr w:type="spellStart"/>
+      <w:proofErr w:type="gramStart"/>
       <w:r>
         <w:rPr>
           <w:lang w:val="en-US"/>
@@ -940,21 +1094,41 @@
         <w:rPr>
           <w:lang w:val="en-US"/>
         </w:rPr>
-        <w:t>[1];</w:t>
-      </w:r>
-    </w:p>
-    <w:p>
-      <w:pPr>
-        <w:rPr>
-          <w:lang w:val="en-US"/>
-        </w:rPr>
-      </w:pPr>
-      <w:r>
-        <w:rPr>
-          <w:lang w:val="en-US"/>
-        </w:rPr>
-        <w:tab/>
-        <w:t xml:space="preserve">for(int </w:t>
+        <w:t>[</w:t>
+      </w:r>
+      <w:proofErr w:type="gramEnd"/>
+      <w:r>
+        <w:rPr>
+          <w:lang w:val="en-US"/>
+        </w:rPr>
+        <w:t>1];</w:t>
+      </w:r>
+    </w:p>
+    <w:p>
+      <w:pPr>
+        <w:rPr>
+          <w:lang w:val="en-US"/>
+        </w:rPr>
+      </w:pPr>
+      <w:r>
+        <w:rPr>
+          <w:lang w:val="en-US"/>
+        </w:rPr>
+        <w:tab/>
+      </w:r>
+      <w:proofErr w:type="gramStart"/>
+      <w:r>
+        <w:rPr>
+          <w:lang w:val="en-US"/>
+        </w:rPr>
+        <w:t>for(</w:t>
+      </w:r>
+      <w:proofErr w:type="gramEnd"/>
+      <w:r>
+        <w:rPr>
+          <w:lang w:val="en-US"/>
+        </w:rPr>
+        <w:t xml:space="preserve">int </w:t>
       </w:r>
       <w:proofErr w:type="spellStart"/>
       <w:r>
@@ -1055,6 +1229,7 @@
         <w:t>]&gt;</w:t>
       </w:r>
       <w:proofErr w:type="spellStart"/>
+      <w:proofErr w:type="gramStart"/>
       <w:r>
         <w:rPr>
           <w:lang w:val="en-US"/>
@@ -1068,6 +1243,7 @@
         </w:rPr>
         <w:t>){</w:t>
       </w:r>
+      <w:proofErr w:type="gramEnd"/>
     </w:p>
     <w:p>
       <w:pPr>
@@ -1310,7 +1486,21 @@
           <w:lang w:val="en-US"/>
         </w:rPr>
         <w:tab/>
-        <w:t xml:space="preserve">public static void main(String[] </w:t>
+        <w:t xml:space="preserve">public static void </w:t>
+      </w:r>
+      <w:proofErr w:type="gramStart"/>
+      <w:r>
+        <w:rPr>
+          <w:lang w:val="en-US"/>
+        </w:rPr>
+        <w:t>main(</w:t>
+      </w:r>
+      <w:proofErr w:type="gramEnd"/>
+      <w:r>
+        <w:rPr>
+          <w:lang w:val="en-US"/>
+        </w:rPr>
+        <w:t xml:space="preserve">String[] </w:t>
       </w:r>
       <w:proofErr w:type="spellStart"/>
       <w:r>
@@ -1352,7 +1542,21 @@
         <w:rPr>
           <w:lang w:val="en-US"/>
         </w:rPr>
-        <w:t xml:space="preserve"> = new Scanner(System.in);</w:t>
+        <w:t xml:space="preserve"> = new </w:t>
+      </w:r>
+      <w:proofErr w:type="gramStart"/>
+      <w:r>
+        <w:rPr>
+          <w:lang w:val="en-US"/>
+        </w:rPr>
+        <w:t>Scanner(</w:t>
+      </w:r>
+      <w:proofErr w:type="gramEnd"/>
+      <w:r>
+        <w:rPr>
+          <w:lang w:val="en-US"/>
+        </w:rPr>
+        <w:t>System.in);</w:t>
       </w:r>
     </w:p>
     <w:p>
@@ -1369,6 +1573,7 @@
         <w:t xml:space="preserve">int n = </w:t>
       </w:r>
       <w:proofErr w:type="spellStart"/>
+      <w:proofErr w:type="gramStart"/>
       <w:r>
         <w:rPr>
           <w:lang w:val="en-US"/>
@@ -1376,6 +1581,7 @@
         <w:t>sc.nextInt</w:t>
       </w:r>
       <w:proofErr w:type="spellEnd"/>
+      <w:proofErr w:type="gramEnd"/>
       <w:r>
         <w:rPr>
           <w:lang w:val="en-US"/>
@@ -1394,7 +1600,20 @@
           <w:lang w:val="en-US"/>
         </w:rPr>
         <w:tab/>
-        <w:t xml:space="preserve">int[] </w:t>
+      </w:r>
+      <w:proofErr w:type="gramStart"/>
+      <w:r>
+        <w:rPr>
+          <w:lang w:val="en-US"/>
+        </w:rPr>
+        <w:t>int[</w:t>
+      </w:r>
+      <w:proofErr w:type="gramEnd"/>
+      <w:r>
+        <w:rPr>
+          <w:lang w:val="en-US"/>
+        </w:rPr>
+        <w:t xml:space="preserve">] </w:t>
       </w:r>
       <w:proofErr w:type="spellStart"/>
       <w:r>
@@ -1422,7 +1641,20 @@
           <w:lang w:val="en-US"/>
         </w:rPr>
         <w:tab/>
-        <w:t xml:space="preserve">for(int </w:t>
+      </w:r>
+      <w:proofErr w:type="gramStart"/>
+      <w:r>
+        <w:rPr>
+          <w:lang w:val="en-US"/>
+        </w:rPr>
+        <w:t>for(</w:t>
+      </w:r>
+      <w:proofErr w:type="gramEnd"/>
+      <w:r>
+        <w:rPr>
+          <w:lang w:val="en-US"/>
+        </w:rPr>
+        <w:t xml:space="preserve">int </w:t>
       </w:r>
       <w:proofErr w:type="spellStart"/>
       <w:r>
@@ -1494,6 +1726,7 @@
         <w:t>]=</w:t>
       </w:r>
       <w:proofErr w:type="spellStart"/>
+      <w:proofErr w:type="gramStart"/>
       <w:r>
         <w:rPr>
           <w:lang w:val="en-US"/>
@@ -1501,6 +1734,7 @@
         <w:t>sc.nextInt</w:t>
       </w:r>
       <w:proofErr w:type="spellEnd"/>
+      <w:proofErr w:type="gramEnd"/>
       <w:r>
         <w:rPr>
           <w:lang w:val="en-US"/>
@@ -1537,6 +1771,7 @@
         <w:t xml:space="preserve">int max = </w:t>
       </w:r>
       <w:proofErr w:type="spellStart"/>
+      <w:proofErr w:type="gramStart"/>
       <w:r>
         <w:rPr>
           <w:lang w:val="en-US"/>
@@ -1548,7 +1783,14 @@
         <w:rPr>
           <w:lang w:val="en-US"/>
         </w:rPr>
-        <w:t>[0];</w:t>
+        <w:t>[</w:t>
+      </w:r>
+      <w:proofErr w:type="gramEnd"/>
+      <w:r>
+        <w:rPr>
+          <w:lang w:val="en-US"/>
+        </w:rPr>
+        <w:t>0];</w:t>
       </w:r>
     </w:p>
     <w:p>
@@ -1579,6 +1821,7 @@
         <w:t xml:space="preserve"> = </w:t>
       </w:r>
       <w:proofErr w:type="spellStart"/>
+      <w:proofErr w:type="gramStart"/>
       <w:r>
         <w:rPr>
           <w:lang w:val="en-US"/>
@@ -1590,21 +1833,41 @@
         <w:rPr>
           <w:lang w:val="en-US"/>
         </w:rPr>
-        <w:t>[1];</w:t>
-      </w:r>
-    </w:p>
-    <w:p>
-      <w:pPr>
-        <w:rPr>
-          <w:lang w:val="en-US"/>
-        </w:rPr>
-      </w:pPr>
-      <w:r>
-        <w:rPr>
-          <w:lang w:val="en-US"/>
-        </w:rPr>
-        <w:tab/>
-        <w:t xml:space="preserve">for(int </w:t>
+        <w:t>[</w:t>
+      </w:r>
+      <w:proofErr w:type="gramEnd"/>
+      <w:r>
+        <w:rPr>
+          <w:lang w:val="en-US"/>
+        </w:rPr>
+        <w:t>1];</w:t>
+      </w:r>
+    </w:p>
+    <w:p>
+      <w:pPr>
+        <w:rPr>
+          <w:lang w:val="en-US"/>
+        </w:rPr>
+      </w:pPr>
+      <w:r>
+        <w:rPr>
+          <w:lang w:val="en-US"/>
+        </w:rPr>
+        <w:tab/>
+      </w:r>
+      <w:proofErr w:type="gramStart"/>
+      <w:r>
+        <w:rPr>
+          <w:lang w:val="en-US"/>
+        </w:rPr>
+        <w:t>for(</w:t>
+      </w:r>
+      <w:proofErr w:type="gramEnd"/>
+      <w:r>
+        <w:rPr>
+          <w:lang w:val="en-US"/>
+        </w:rPr>
+        <w:t xml:space="preserve">int </w:t>
       </w:r>
       <w:proofErr w:type="spellStart"/>
       <w:r>
@@ -1674,8 +1937,16 @@
         <w:rPr>
           <w:lang w:val="en-US"/>
         </w:rPr>
-        <w:t>]&gt;max){</w:t>
-      </w:r>
+        <w:t>]&gt;</w:t>
+      </w:r>
+      <w:proofErr w:type="gramStart"/>
+      <w:r>
+        <w:rPr>
+          <w:lang w:val="en-US"/>
+        </w:rPr>
+        <w:t>max){</w:t>
+      </w:r>
+      <w:proofErr w:type="gramEnd"/>
     </w:p>
     <w:p>
       <w:pPr>
@@ -1777,7 +2048,20 @@
           <w:lang w:val="en-US"/>
         </w:rPr>
         <w:tab/>
-        <w:t xml:space="preserve">for(int </w:t>
+      </w:r>
+      <w:proofErr w:type="gramStart"/>
+      <w:r>
+        <w:rPr>
+          <w:lang w:val="en-US"/>
+        </w:rPr>
+        <w:t>for(</w:t>
+      </w:r>
+      <w:proofErr w:type="gramEnd"/>
+      <w:r>
+        <w:rPr>
+          <w:lang w:val="en-US"/>
+        </w:rPr>
+        <w:t xml:space="preserve">int </w:t>
       </w:r>
       <w:proofErr w:type="spellStart"/>
       <w:r>
@@ -1822,6 +2106,7 @@
         <w:t>max=</w:t>
       </w:r>
       <w:proofErr w:type="spellStart"/>
+      <w:proofErr w:type="gramStart"/>
       <w:r>
         <w:rPr>
           <w:lang w:val="en-US"/>
@@ -1833,7 +2118,14 @@
         <w:rPr>
           <w:lang w:val="en-US"/>
         </w:rPr>
-        <w:t>[0];</w:t>
+        <w:t>[</w:t>
+      </w:r>
+      <w:proofErr w:type="gramEnd"/>
+      <w:r>
+        <w:rPr>
+          <w:lang w:val="en-US"/>
+        </w:rPr>
+        <w:t>0];</w:t>
       </w:r>
     </w:p>
     <w:p>
@@ -1906,6 +2198,7 @@
         <w:t>]&gt;</w:t>
       </w:r>
       <w:proofErr w:type="spellStart"/>
+      <w:proofErr w:type="gramStart"/>
       <w:r>
         <w:rPr>
           <w:lang w:val="en-US"/>
@@ -1919,6 +2212,7 @@
         </w:rPr>
         <w:t>){</w:t>
       </w:r>
+      <w:proofErr w:type="gramEnd"/>
     </w:p>
     <w:p>
       <w:pPr>
@@ -2151,7 +2445,21 @@
           <w:lang w:val="en-US"/>
         </w:rPr>
         <w:tab/>
-        <w:t xml:space="preserve">public static void main(String[] </w:t>
+        <w:t xml:space="preserve">public static void </w:t>
+      </w:r>
+      <w:proofErr w:type="gramStart"/>
+      <w:r>
+        <w:rPr>
+          <w:lang w:val="en-US"/>
+        </w:rPr>
+        <w:t>main(</w:t>
+      </w:r>
+      <w:proofErr w:type="gramEnd"/>
+      <w:r>
+        <w:rPr>
+          <w:lang w:val="en-US"/>
+        </w:rPr>
+        <w:t xml:space="preserve">String[] </w:t>
       </w:r>
       <w:proofErr w:type="spellStart"/>
       <w:r>
@@ -2193,7 +2501,21 @@
         <w:rPr>
           <w:lang w:val="en-US"/>
         </w:rPr>
-        <w:t xml:space="preserve"> = new Scanner(System.in);</w:t>
+        <w:t xml:space="preserve"> = new </w:t>
+      </w:r>
+      <w:proofErr w:type="gramStart"/>
+      <w:r>
+        <w:rPr>
+          <w:lang w:val="en-US"/>
+        </w:rPr>
+        <w:t>Scanner(</w:t>
+      </w:r>
+      <w:proofErr w:type="gramEnd"/>
+      <w:r>
+        <w:rPr>
+          <w:lang w:val="en-US"/>
+        </w:rPr>
+        <w:t>System.in);</w:t>
       </w:r>
     </w:p>
     <w:p>
@@ -2210,6 +2532,7 @@
         <w:t xml:space="preserve">int n = </w:t>
       </w:r>
       <w:proofErr w:type="spellStart"/>
+      <w:proofErr w:type="gramStart"/>
       <w:r>
         <w:rPr>
           <w:lang w:val="en-US"/>
@@ -2217,6 +2540,7 @@
         <w:t>sc.nextInt</w:t>
       </w:r>
       <w:proofErr w:type="spellEnd"/>
+      <w:proofErr w:type="gramEnd"/>
       <w:r>
         <w:rPr>
           <w:lang w:val="en-US"/>
@@ -2235,7 +2559,20 @@
           <w:lang w:val="en-US"/>
         </w:rPr>
         <w:tab/>
-        <w:t xml:space="preserve">int[] </w:t>
+      </w:r>
+      <w:proofErr w:type="gramStart"/>
+      <w:r>
+        <w:rPr>
+          <w:lang w:val="en-US"/>
+        </w:rPr>
+        <w:t>int[</w:t>
+      </w:r>
+      <w:proofErr w:type="gramEnd"/>
+      <w:r>
+        <w:rPr>
+          <w:lang w:val="en-US"/>
+        </w:rPr>
+        <w:t xml:space="preserve">] </w:t>
       </w:r>
       <w:proofErr w:type="spellStart"/>
       <w:r>
@@ -2263,7 +2600,20 @@
           <w:lang w:val="en-US"/>
         </w:rPr>
         <w:tab/>
-        <w:t xml:space="preserve">for(int </w:t>
+      </w:r>
+      <w:proofErr w:type="gramStart"/>
+      <w:r>
+        <w:rPr>
+          <w:lang w:val="en-US"/>
+        </w:rPr>
+        <w:t>for(</w:t>
+      </w:r>
+      <w:proofErr w:type="gramEnd"/>
+      <w:r>
+        <w:rPr>
+          <w:lang w:val="en-US"/>
+        </w:rPr>
+        <w:t xml:space="preserve">int </w:t>
       </w:r>
       <w:proofErr w:type="spellStart"/>
       <w:r>
@@ -2335,6 +2685,7 @@
         <w:t>]=</w:t>
       </w:r>
       <w:proofErr w:type="spellStart"/>
+      <w:proofErr w:type="gramStart"/>
       <w:r>
         <w:rPr>
           <w:lang w:val="en-US"/>
@@ -2342,6 +2693,7 @@
         <w:t>sc.nextInt</w:t>
       </w:r>
       <w:proofErr w:type="spellEnd"/>
+      <w:proofErr w:type="gramEnd"/>
       <w:r>
         <w:rPr>
           <w:lang w:val="en-US"/>
@@ -2405,6 +2757,7 @@
         <w:t xml:space="preserve">int s = </w:t>
       </w:r>
       <w:proofErr w:type="spellStart"/>
+      <w:proofErr w:type="gramStart"/>
       <w:r>
         <w:rPr>
           <w:lang w:val="en-US"/>
@@ -2412,6 +2765,7 @@
         <w:t>sc.nextInt</w:t>
       </w:r>
       <w:proofErr w:type="spellEnd"/>
+      <w:proofErr w:type="gramEnd"/>
       <w:r>
         <w:rPr>
           <w:lang w:val="en-US"/>
@@ -2472,7 +2826,20 @@
           <w:lang w:val="en-US"/>
         </w:rPr>
         <w:tab/>
-        <w:t xml:space="preserve">for(int </w:t>
+      </w:r>
+      <w:proofErr w:type="gramStart"/>
+      <w:r>
+        <w:rPr>
+          <w:lang w:val="en-US"/>
+        </w:rPr>
+        <w:t>for(</w:t>
+      </w:r>
+      <w:proofErr w:type="gramEnd"/>
+      <w:r>
+        <w:rPr>
+          <w:lang w:val="en-US"/>
+        </w:rPr>
+        <w:t xml:space="preserve">int </w:t>
       </w:r>
       <w:proofErr w:type="spellStart"/>
       <w:r>
@@ -2514,8 +2881,16 @@
           <w:lang w:val="en-US"/>
         </w:rPr>
         <w:tab/>
-        <w:t>while(l&lt;=h){</w:t>
-      </w:r>
+        <w:t>while(l&lt;=</w:t>
+      </w:r>
+      <w:proofErr w:type="gramStart"/>
+      <w:r>
+        <w:rPr>
+          <w:lang w:val="en-US"/>
+        </w:rPr>
+        <w:t>h){</w:t>
+      </w:r>
+      <w:proofErr w:type="gramEnd"/>
     </w:p>
     <w:p>
       <w:pPr>
@@ -2570,8 +2945,16 @@
         <w:rPr>
           <w:lang w:val="en-US"/>
         </w:rPr>
-        <w:t>[mid]==s){</w:t>
-      </w:r>
+        <w:t>[mid]==</w:t>
+      </w:r>
+      <w:proofErr w:type="gramStart"/>
+      <w:r>
+        <w:rPr>
+          <w:lang w:val="en-US"/>
+        </w:rPr>
+        <w:t>s){</w:t>
+      </w:r>
+      <w:proofErr w:type="gramEnd"/>
     </w:p>
     <w:p>
       <w:pPr>
@@ -2607,11 +2990,19 @@
           <w:lang w:val="en-US"/>
         </w:rPr>
       </w:pPr>
-      <w:r>
-        <w:rPr>
-          <w:lang w:val="en-US"/>
-        </w:rPr>
-        <w:t>}else if(</w:t>
+      <w:proofErr w:type="gramStart"/>
+      <w:r>
+        <w:rPr>
+          <w:lang w:val="en-US"/>
+        </w:rPr>
+        <w:t>}else</w:t>
+      </w:r>
+      <w:proofErr w:type="gramEnd"/>
+      <w:r>
+        <w:rPr>
+          <w:lang w:val="en-US"/>
+        </w:rPr>
+        <w:t xml:space="preserve"> if(</w:t>
       </w:r>
       <w:proofErr w:type="spellStart"/>
       <w:r>
@@ -2647,11 +3038,19 @@
           <w:lang w:val="en-US"/>
         </w:rPr>
       </w:pPr>
-      <w:r>
-        <w:rPr>
-          <w:lang w:val="en-US"/>
-        </w:rPr>
-        <w:t>}else{</w:t>
+      <w:proofErr w:type="gramStart"/>
+      <w:r>
+        <w:rPr>
+          <w:lang w:val="en-US"/>
+        </w:rPr>
+        <w:t>}else</w:t>
+      </w:r>
+      <w:proofErr w:type="gramEnd"/>
+      <w:r>
+        <w:rPr>
+          <w:lang w:val="en-US"/>
+        </w:rPr>
+        <w:t>{</w:t>
       </w:r>
     </w:p>
     <w:p>
@@ -2716,8 +3115,16 @@
         <w:rPr>
           <w:lang w:val="en-US"/>
         </w:rPr>
-        <w:t>if(flag==1){</w:t>
-      </w:r>
+        <w:t>if(flag==</w:t>
+      </w:r>
+      <w:proofErr w:type="gramStart"/>
+      <w:r>
+        <w:rPr>
+          <w:lang w:val="en-US"/>
+        </w:rPr>
+        <w:t>1){</w:t>
+      </w:r>
+      <w:proofErr w:type="gramEnd"/>
     </w:p>
     <w:p>
       <w:pPr>
@@ -2746,11 +3153,19 @@
           <w:lang w:val="en-US"/>
         </w:rPr>
       </w:pPr>
-      <w:r>
-        <w:rPr>
-          <w:lang w:val="en-US"/>
-        </w:rPr>
-        <w:t>}else{</w:t>
+      <w:proofErr w:type="gramStart"/>
+      <w:r>
+        <w:rPr>
+          <w:lang w:val="en-US"/>
+        </w:rPr>
+        <w:t>}else</w:t>
+      </w:r>
+      <w:proofErr w:type="gramEnd"/>
+      <w:r>
+        <w:rPr>
+          <w:lang w:val="en-US"/>
+        </w:rPr>
+        <w:t>{</w:t>
       </w:r>
     </w:p>
     <w:p>
@@ -2837,7 +3252,25 @@
           <w:bCs/>
           <w:lang w:val="en-US"/>
         </w:rPr>
-        <w:t>if even digits are there in an array , find the product of those even digits</w:t>
+        <w:t xml:space="preserve">if even digits are there in an </w:t>
+      </w:r>
+      <w:proofErr w:type="gramStart"/>
+      <w:r>
+        <w:rPr>
+          <w:b/>
+          <w:bCs/>
+          <w:lang w:val="en-US"/>
+        </w:rPr>
+        <w:t>array ,</w:t>
+      </w:r>
+      <w:proofErr w:type="gramEnd"/>
+      <w:r>
+        <w:rPr>
+          <w:b/>
+          <w:bCs/>
+          <w:lang w:val="en-US"/>
+        </w:rPr>
+        <w:t xml:space="preserve"> find the product of those even digits</w:t>
       </w:r>
     </w:p>
     <w:p>
@@ -2905,7 +3338,21 @@
           <w:lang w:val="en-US"/>
         </w:rPr>
         <w:tab/>
-        <w:t xml:space="preserve">public static void main(String[] </w:t>
+        <w:t xml:space="preserve">public static void </w:t>
+      </w:r>
+      <w:proofErr w:type="gramStart"/>
+      <w:r>
+        <w:rPr>
+          <w:lang w:val="en-US"/>
+        </w:rPr>
+        <w:t>main(</w:t>
+      </w:r>
+      <w:proofErr w:type="gramEnd"/>
+      <w:r>
+        <w:rPr>
+          <w:lang w:val="en-US"/>
+        </w:rPr>
+        <w:t xml:space="preserve">String[] </w:t>
       </w:r>
       <w:proofErr w:type="spellStart"/>
       <w:r>
@@ -2947,7 +3394,21 @@
         <w:rPr>
           <w:lang w:val="en-US"/>
         </w:rPr>
-        <w:t xml:space="preserve"> = new Scanner(System.in);</w:t>
+        <w:t xml:space="preserve"> = new </w:t>
+      </w:r>
+      <w:proofErr w:type="gramStart"/>
+      <w:r>
+        <w:rPr>
+          <w:lang w:val="en-US"/>
+        </w:rPr>
+        <w:t>Scanner(</w:t>
+      </w:r>
+      <w:proofErr w:type="gramEnd"/>
+      <w:r>
+        <w:rPr>
+          <w:lang w:val="en-US"/>
+        </w:rPr>
+        <w:t>System.in);</w:t>
       </w:r>
     </w:p>
     <w:p>
@@ -2991,6 +3452,7 @@
         <w:t xml:space="preserve">int n = </w:t>
       </w:r>
       <w:proofErr w:type="spellStart"/>
+      <w:proofErr w:type="gramStart"/>
       <w:r>
         <w:rPr>
           <w:lang w:val="en-US"/>
@@ -2998,6 +3460,7 @@
         <w:t>sc.nextInt</w:t>
       </w:r>
       <w:proofErr w:type="spellEnd"/>
+      <w:proofErr w:type="gramEnd"/>
       <w:r>
         <w:rPr>
           <w:lang w:val="en-US"/>
@@ -3057,7 +3520,20 @@
           <w:lang w:val="en-US"/>
         </w:rPr>
         <w:tab/>
-        <w:t xml:space="preserve">int[] </w:t>
+      </w:r>
+      <w:proofErr w:type="gramStart"/>
+      <w:r>
+        <w:rPr>
+          <w:lang w:val="en-US"/>
+        </w:rPr>
+        <w:t>int[</w:t>
+      </w:r>
+      <w:proofErr w:type="gramEnd"/>
+      <w:r>
+        <w:rPr>
+          <w:lang w:val="en-US"/>
+        </w:rPr>
+        <w:t xml:space="preserve">] </w:t>
       </w:r>
       <w:proofErr w:type="spellStart"/>
       <w:r>
@@ -3085,7 +3561,20 @@
           <w:lang w:val="en-US"/>
         </w:rPr>
         <w:tab/>
-        <w:t xml:space="preserve">for(int </w:t>
+      </w:r>
+      <w:proofErr w:type="gramStart"/>
+      <w:r>
+        <w:rPr>
+          <w:lang w:val="en-US"/>
+        </w:rPr>
+        <w:t>for(</w:t>
+      </w:r>
+      <w:proofErr w:type="gramEnd"/>
+      <w:r>
+        <w:rPr>
+          <w:lang w:val="en-US"/>
+        </w:rPr>
+        <w:t xml:space="preserve">int </w:t>
       </w:r>
       <w:proofErr w:type="spellStart"/>
       <w:r>
@@ -3157,6 +3646,7 @@
         <w:t>]=</w:t>
       </w:r>
       <w:proofErr w:type="spellStart"/>
+      <w:proofErr w:type="gramStart"/>
       <w:r>
         <w:rPr>
           <w:lang w:val="en-US"/>
@@ -3164,6 +3654,7 @@
         <w:t>sc.nextInt</w:t>
       </w:r>
       <w:proofErr w:type="spellEnd"/>
+      <w:proofErr w:type="gramEnd"/>
       <w:r>
         <w:rPr>
           <w:lang w:val="en-US"/>
@@ -3210,7 +3701,20 @@
           <w:lang w:val="en-US"/>
         </w:rPr>
         <w:tab/>
-        <w:t xml:space="preserve">for(int </w:t>
+      </w:r>
+      <w:proofErr w:type="gramStart"/>
+      <w:r>
+        <w:rPr>
+          <w:lang w:val="en-US"/>
+        </w:rPr>
+        <w:t>for(</w:t>
+      </w:r>
+      <w:proofErr w:type="gramEnd"/>
+      <w:r>
+        <w:rPr>
+          <w:lang w:val="en-US"/>
+        </w:rPr>
+        <w:t xml:space="preserve">int </w:t>
       </w:r>
       <w:proofErr w:type="spellStart"/>
       <w:r>
@@ -3294,8 +3798,16 @@
         <w:rPr>
           <w:lang w:val="en-US"/>
         </w:rPr>
-        <w:t>]%2==0){</w:t>
-      </w:r>
+        <w:t>]%2==</w:t>
+      </w:r>
+      <w:proofErr w:type="gramStart"/>
+      <w:r>
+        <w:rPr>
+          <w:lang w:val="en-US"/>
+        </w:rPr>
+        <w:t>0){</w:t>
+      </w:r>
+      <w:proofErr w:type="gramEnd"/>
     </w:p>
     <w:p>
       <w:pPr>
@@ -3322,7 +3834,21 @@
           <w:lang w:val="en-US"/>
         </w:rPr>
         <w:tab/>
-        <w:t>while(n!=0){</w:t>
+        <w:t>while(</w:t>
+      </w:r>
+      <w:proofErr w:type="gramStart"/>
+      <w:r>
+        <w:rPr>
+          <w:lang w:val="en-US"/>
+        </w:rPr>
+        <w:t>n!=</w:t>
+      </w:r>
+      <w:proofErr w:type="gramEnd"/>
+      <w:r>
+        <w:rPr>
+          <w:lang w:val="en-US"/>
+        </w:rPr>
+        <w:t>0){</w:t>
       </w:r>
     </w:p>
     <w:p>
@@ -3465,8 +3991,16 @@
         <w:rPr>
           <w:lang w:val="en-US"/>
         </w:rPr>
-        <w:t>if(flag==0){</w:t>
-      </w:r>
+        <w:t>if(flag==</w:t>
+      </w:r>
+      <w:proofErr w:type="gramStart"/>
+      <w:r>
+        <w:rPr>
+          <w:lang w:val="en-US"/>
+        </w:rPr>
+        <w:t>0){</w:t>
+      </w:r>
+      <w:proofErr w:type="gramEnd"/>
     </w:p>
     <w:p>
       <w:pPr>
@@ -3679,7 +4213,21 @@
           <w:lang w:val="en-US"/>
         </w:rPr>
         <w:tab/>
-        <w:t xml:space="preserve">public static void main(String[] </w:t>
+        <w:t xml:space="preserve">public static void </w:t>
+      </w:r>
+      <w:proofErr w:type="gramStart"/>
+      <w:r>
+        <w:rPr>
+          <w:lang w:val="en-US"/>
+        </w:rPr>
+        <w:t>main(</w:t>
+      </w:r>
+      <w:proofErr w:type="gramEnd"/>
+      <w:r>
+        <w:rPr>
+          <w:lang w:val="en-US"/>
+        </w:rPr>
+        <w:t xml:space="preserve">String[] </w:t>
       </w:r>
       <w:proofErr w:type="spellStart"/>
       <w:r>
@@ -3721,7 +4269,21 @@
         <w:rPr>
           <w:lang w:val="en-US"/>
         </w:rPr>
-        <w:t xml:space="preserve"> = new Scanner(System.in);</w:t>
+        <w:t xml:space="preserve"> = new </w:t>
+      </w:r>
+      <w:proofErr w:type="gramStart"/>
+      <w:r>
+        <w:rPr>
+          <w:lang w:val="en-US"/>
+        </w:rPr>
+        <w:t>Scanner(</w:t>
+      </w:r>
+      <w:proofErr w:type="gramEnd"/>
+      <w:r>
+        <w:rPr>
+          <w:lang w:val="en-US"/>
+        </w:rPr>
+        <w:t>System.in);</w:t>
       </w:r>
     </w:p>
     <w:p>
@@ -3765,6 +4327,7 @@
         <w:t xml:space="preserve">int n = </w:t>
       </w:r>
       <w:proofErr w:type="spellStart"/>
+      <w:proofErr w:type="gramStart"/>
       <w:r>
         <w:rPr>
           <w:lang w:val="en-US"/>
@@ -3772,6 +4335,7 @@
         <w:t>sc.nextInt</w:t>
       </w:r>
       <w:proofErr w:type="spellEnd"/>
+      <w:proofErr w:type="gramEnd"/>
       <w:r>
         <w:rPr>
           <w:lang w:val="en-US"/>
@@ -3831,7 +4395,20 @@
           <w:lang w:val="en-US"/>
         </w:rPr>
         <w:tab/>
-        <w:t xml:space="preserve">int[] </w:t>
+      </w:r>
+      <w:proofErr w:type="gramStart"/>
+      <w:r>
+        <w:rPr>
+          <w:lang w:val="en-US"/>
+        </w:rPr>
+        <w:t>int[</w:t>
+      </w:r>
+      <w:proofErr w:type="gramEnd"/>
+      <w:r>
+        <w:rPr>
+          <w:lang w:val="en-US"/>
+        </w:rPr>
+        <w:t xml:space="preserve">] </w:t>
       </w:r>
       <w:proofErr w:type="spellStart"/>
       <w:r>
@@ -3859,7 +4436,20 @@
           <w:lang w:val="en-US"/>
         </w:rPr>
         <w:tab/>
-        <w:t xml:space="preserve">for(int </w:t>
+      </w:r>
+      <w:proofErr w:type="gramStart"/>
+      <w:r>
+        <w:rPr>
+          <w:lang w:val="en-US"/>
+        </w:rPr>
+        <w:t>for(</w:t>
+      </w:r>
+      <w:proofErr w:type="gramEnd"/>
+      <w:r>
+        <w:rPr>
+          <w:lang w:val="en-US"/>
+        </w:rPr>
+        <w:t xml:space="preserve">int </w:t>
       </w:r>
       <w:proofErr w:type="spellStart"/>
       <w:r>
@@ -3931,6 +4521,7 @@
         <w:t>]=</w:t>
       </w:r>
       <w:proofErr w:type="spellStart"/>
+      <w:proofErr w:type="gramStart"/>
       <w:r>
         <w:rPr>
           <w:lang w:val="en-US"/>
@@ -3938,6 +4529,7 @@
         <w:t>sc.nextInt</w:t>
       </w:r>
       <w:proofErr w:type="spellEnd"/>
+      <w:proofErr w:type="gramEnd"/>
       <w:r>
         <w:rPr>
           <w:lang w:val="en-US"/>
@@ -3984,7 +4576,20 @@
           <w:lang w:val="en-US"/>
         </w:rPr>
         <w:tab/>
-        <w:t xml:space="preserve">for(int </w:t>
+      </w:r>
+      <w:proofErr w:type="gramStart"/>
+      <w:r>
+        <w:rPr>
+          <w:lang w:val="en-US"/>
+        </w:rPr>
+        <w:t>for(</w:t>
+      </w:r>
+      <w:proofErr w:type="gramEnd"/>
+      <w:r>
+        <w:rPr>
+          <w:lang w:val="en-US"/>
+        </w:rPr>
+        <w:t xml:space="preserve">int </w:t>
       </w:r>
       <w:proofErr w:type="spellStart"/>
       <w:r>
@@ -4068,7 +4673,21 @@
           <w:lang w:val="en-US"/>
         </w:rPr>
         <w:tab/>
-        <w:t>while(m!=0){</w:t>
+        <w:t>while(</w:t>
+      </w:r>
+      <w:proofErr w:type="gramStart"/>
+      <w:r>
+        <w:rPr>
+          <w:lang w:val="en-US"/>
+        </w:rPr>
+        <w:t>m!=</w:t>
+      </w:r>
+      <w:proofErr w:type="gramEnd"/>
+      <w:r>
+        <w:rPr>
+          <w:lang w:val="en-US"/>
+        </w:rPr>
+        <w:t>0){</w:t>
       </w:r>
     </w:p>
     <w:p>
@@ -4255,7 +4874,21 @@
           <w:lang w:val="en-US"/>
         </w:rPr>
         <w:tab/>
-        <w:t xml:space="preserve">public static void main(String[] </w:t>
+        <w:t xml:space="preserve">public static void </w:t>
+      </w:r>
+      <w:proofErr w:type="gramStart"/>
+      <w:r>
+        <w:rPr>
+          <w:lang w:val="en-US"/>
+        </w:rPr>
+        <w:t>main(</w:t>
+      </w:r>
+      <w:proofErr w:type="gramEnd"/>
+      <w:r>
+        <w:rPr>
+          <w:lang w:val="en-US"/>
+        </w:rPr>
+        <w:t xml:space="preserve">String[] </w:t>
       </w:r>
       <w:proofErr w:type="spellStart"/>
       <w:r>
@@ -4297,7 +4930,21 @@
         <w:rPr>
           <w:lang w:val="en-US"/>
         </w:rPr>
-        <w:t xml:space="preserve"> = new Scanner(System.in);</w:t>
+        <w:t xml:space="preserve"> = new </w:t>
+      </w:r>
+      <w:proofErr w:type="gramStart"/>
+      <w:r>
+        <w:rPr>
+          <w:lang w:val="en-US"/>
+        </w:rPr>
+        <w:t>Scanner(</w:t>
+      </w:r>
+      <w:proofErr w:type="gramEnd"/>
+      <w:r>
+        <w:rPr>
+          <w:lang w:val="en-US"/>
+        </w:rPr>
+        <w:t>System.in);</w:t>
       </w:r>
     </w:p>
     <w:p>
@@ -4341,6 +4988,7 @@
         <w:t xml:space="preserve">int n = </w:t>
       </w:r>
       <w:proofErr w:type="spellStart"/>
+      <w:proofErr w:type="gramStart"/>
       <w:r>
         <w:rPr>
           <w:lang w:val="en-US"/>
@@ -4348,6 +4996,7 @@
         <w:t>sc.nextInt</w:t>
       </w:r>
       <w:proofErr w:type="spellEnd"/>
+      <w:proofErr w:type="gramEnd"/>
       <w:r>
         <w:rPr>
           <w:lang w:val="en-US"/>
@@ -4407,7 +5056,20 @@
           <w:lang w:val="en-US"/>
         </w:rPr>
         <w:tab/>
-        <w:t xml:space="preserve">int[] </w:t>
+      </w:r>
+      <w:proofErr w:type="gramStart"/>
+      <w:r>
+        <w:rPr>
+          <w:lang w:val="en-US"/>
+        </w:rPr>
+        <w:t>int[</w:t>
+      </w:r>
+      <w:proofErr w:type="gramEnd"/>
+      <w:r>
+        <w:rPr>
+          <w:lang w:val="en-US"/>
+        </w:rPr>
+        <w:t xml:space="preserve">] </w:t>
       </w:r>
       <w:proofErr w:type="spellStart"/>
       <w:r>
@@ -4435,7 +5097,20 @@
           <w:lang w:val="en-US"/>
         </w:rPr>
         <w:tab/>
-        <w:t xml:space="preserve">for(int </w:t>
+      </w:r>
+      <w:proofErr w:type="gramStart"/>
+      <w:r>
+        <w:rPr>
+          <w:lang w:val="en-US"/>
+        </w:rPr>
+        <w:t>for(</w:t>
+      </w:r>
+      <w:proofErr w:type="gramEnd"/>
+      <w:r>
+        <w:rPr>
+          <w:lang w:val="en-US"/>
+        </w:rPr>
+        <w:t xml:space="preserve">int </w:t>
       </w:r>
       <w:proofErr w:type="spellStart"/>
       <w:r>
@@ -4507,6 +5182,7 @@
         <w:t>]=</w:t>
       </w:r>
       <w:proofErr w:type="spellStart"/>
+      <w:proofErr w:type="gramStart"/>
       <w:r>
         <w:rPr>
           <w:lang w:val="en-US"/>
@@ -4514,6 +5190,7 @@
         <w:t>sc.nextInt</w:t>
       </w:r>
       <w:proofErr w:type="spellEnd"/>
+      <w:proofErr w:type="gramEnd"/>
       <w:r>
         <w:rPr>
           <w:lang w:val="en-US"/>
@@ -4643,7 +5320,20 @@
           <w:lang w:val="en-US"/>
         </w:rPr>
         <w:tab/>
-        <w:t xml:space="preserve">for(int </w:t>
+      </w:r>
+      <w:proofErr w:type="gramStart"/>
+      <w:r>
+        <w:rPr>
+          <w:lang w:val="en-US"/>
+        </w:rPr>
+        <w:t>for(</w:t>
+      </w:r>
+      <w:proofErr w:type="gramEnd"/>
+      <w:r>
+        <w:rPr>
+          <w:lang w:val="en-US"/>
+        </w:rPr>
+        <w:t xml:space="preserve">int </w:t>
       </w:r>
       <w:proofErr w:type="spellStart"/>
       <w:r>
@@ -4741,7 +5431,21 @@
           <w:lang w:val="en-US"/>
         </w:rPr>
         <w:tab/>
-        <w:t xml:space="preserve"> if(n%2!=0){</w:t>
+        <w:t xml:space="preserve"> if(n%</w:t>
+      </w:r>
+      <w:proofErr w:type="gramStart"/>
+      <w:r>
+        <w:rPr>
+          <w:lang w:val="en-US"/>
+        </w:rPr>
+        <w:t>2!=</w:t>
+      </w:r>
+      <w:proofErr w:type="gramEnd"/>
+      <w:r>
+        <w:rPr>
+          <w:lang w:val="en-US"/>
+        </w:rPr>
+        <w:t>0){</w:t>
       </w:r>
     </w:p>
     <w:p>
@@ -4769,7 +5473,21 @@
           <w:lang w:val="en-US"/>
         </w:rPr>
         <w:tab/>
-        <w:t xml:space="preserve"> }else{</w:t>
+        <w:t xml:space="preserve"> </w:t>
+      </w:r>
+      <w:proofErr w:type="gramStart"/>
+      <w:r>
+        <w:rPr>
+          <w:lang w:val="en-US"/>
+        </w:rPr>
+        <w:t>}else</w:t>
+      </w:r>
+      <w:proofErr w:type="gramEnd"/>
+      <w:r>
+        <w:rPr>
+          <w:lang w:val="en-US"/>
+        </w:rPr>
+        <w:t>{</w:t>
       </w:r>
     </w:p>
     <w:p>
@@ -5042,7 +5760,21 @@
           <w:lang w:val="en-US"/>
         </w:rPr>
         <w:tab/>
-        <w:t xml:space="preserve">public static void main(String[] </w:t>
+        <w:t xml:space="preserve">public static void </w:t>
+      </w:r>
+      <w:proofErr w:type="gramStart"/>
+      <w:r>
+        <w:rPr>
+          <w:lang w:val="en-US"/>
+        </w:rPr>
+        <w:t>main(</w:t>
+      </w:r>
+      <w:proofErr w:type="gramEnd"/>
+      <w:r>
+        <w:rPr>
+          <w:lang w:val="en-US"/>
+        </w:rPr>
+        <w:t xml:space="preserve">String[] </w:t>
       </w:r>
       <w:proofErr w:type="spellStart"/>
       <w:r>
@@ -5090,7 +5822,21 @@
         <w:rPr>
           <w:lang w:val="en-US"/>
         </w:rPr>
-        <w:t xml:space="preserve"> = new Scanner(System.in);</w:t>
+        <w:t xml:space="preserve"> = new </w:t>
+      </w:r>
+      <w:proofErr w:type="gramStart"/>
+      <w:r>
+        <w:rPr>
+          <w:lang w:val="en-US"/>
+        </w:rPr>
+        <w:t>Scanner(</w:t>
+      </w:r>
+      <w:proofErr w:type="gramEnd"/>
+      <w:r>
+        <w:rPr>
+          <w:lang w:val="en-US"/>
+        </w:rPr>
+        <w:t>System.in);</w:t>
       </w:r>
     </w:p>
     <w:p>
@@ -5113,6 +5859,7 @@
         <w:t xml:space="preserve">int n = </w:t>
       </w:r>
       <w:proofErr w:type="spellStart"/>
+      <w:proofErr w:type="gramStart"/>
       <w:r>
         <w:rPr>
           <w:lang w:val="en-US"/>
@@ -5120,6 +5867,7 @@
         <w:t>sc.nextInt</w:t>
       </w:r>
       <w:proofErr w:type="spellEnd"/>
+      <w:proofErr w:type="gramEnd"/>
       <w:r>
         <w:rPr>
           <w:lang w:val="en-US"/>
@@ -5144,7 +5892,20 @@
           <w:lang w:val="en-US"/>
         </w:rPr>
         <w:tab/>
-        <w:t xml:space="preserve">int[] </w:t>
+      </w:r>
+      <w:proofErr w:type="gramStart"/>
+      <w:r>
+        <w:rPr>
+          <w:lang w:val="en-US"/>
+        </w:rPr>
+        <w:t>int[</w:t>
+      </w:r>
+      <w:proofErr w:type="gramEnd"/>
+      <w:r>
+        <w:rPr>
+          <w:lang w:val="en-US"/>
+        </w:rPr>
+        <w:t xml:space="preserve">] </w:t>
       </w:r>
       <w:proofErr w:type="spellStart"/>
       <w:r>
@@ -5178,7 +5939,20 @@
           <w:lang w:val="en-US"/>
         </w:rPr>
         <w:tab/>
-        <w:t xml:space="preserve">for(int </w:t>
+      </w:r>
+      <w:proofErr w:type="gramStart"/>
+      <w:r>
+        <w:rPr>
+          <w:lang w:val="en-US"/>
+        </w:rPr>
+        <w:t>for(</w:t>
+      </w:r>
+      <w:proofErr w:type="gramEnd"/>
+      <w:r>
+        <w:rPr>
+          <w:lang w:val="en-US"/>
+        </w:rPr>
+        <w:t xml:space="preserve">int </w:t>
       </w:r>
       <w:proofErr w:type="spellStart"/>
       <w:r>
@@ -5257,6 +6031,7 @@
         <w:t>]=</w:t>
       </w:r>
       <w:proofErr w:type="spellStart"/>
+      <w:proofErr w:type="gramStart"/>
       <w:r>
         <w:rPr>
           <w:lang w:val="en-US"/>
@@ -5264,6 +6039,7 @@
         <w:t>sc.nextInt</w:t>
       </w:r>
       <w:proofErr w:type="spellEnd"/>
+      <w:proofErr w:type="gramEnd"/>
       <w:r>
         <w:rPr>
           <w:lang w:val="en-US"/>
@@ -5328,7 +6104,20 @@
           <w:lang w:val="en-US"/>
         </w:rPr>
         <w:tab/>
-        <w:t xml:space="preserve">for(int </w:t>
+      </w:r>
+      <w:proofErr w:type="gramStart"/>
+      <w:r>
+        <w:rPr>
+          <w:lang w:val="en-US"/>
+        </w:rPr>
+        <w:t>for(</w:t>
+      </w:r>
+      <w:proofErr w:type="gramEnd"/>
+      <w:r>
+        <w:rPr>
+          <w:lang w:val="en-US"/>
+        </w:rPr>
+        <w:t xml:space="preserve">int </w:t>
       </w:r>
       <w:proofErr w:type="spellStart"/>
       <w:r>
@@ -5376,7 +6165,21 @@
           <w:lang w:val="en-US"/>
         </w:rPr>
         <w:tab/>
-        <w:t xml:space="preserve">    for(int j = i+1;j&lt;</w:t>
+        <w:t xml:space="preserve">    </w:t>
+      </w:r>
+      <w:proofErr w:type="gramStart"/>
+      <w:r>
+        <w:rPr>
+          <w:lang w:val="en-US"/>
+        </w:rPr>
+        <w:t>for(</w:t>
+      </w:r>
+      <w:proofErr w:type="gramEnd"/>
+      <w:r>
+        <w:rPr>
+          <w:lang w:val="en-US"/>
+        </w:rPr>
+        <w:t>int j = i+1;j&lt;</w:t>
       </w:r>
       <w:proofErr w:type="spellStart"/>
       <w:r>
@@ -5452,8 +6255,16 @@
         <w:rPr>
           <w:lang w:val="en-US"/>
         </w:rPr>
-        <w:t>[j]){</w:t>
-      </w:r>
+        <w:t>[j</w:t>
+      </w:r>
+      <w:proofErr w:type="gramStart"/>
+      <w:r>
+        <w:rPr>
+          <w:lang w:val="en-US"/>
+        </w:rPr>
+        <w:t>]){</w:t>
+      </w:r>
+      <w:proofErr w:type="gramEnd"/>
     </w:p>
     <w:p>
       <w:pPr>
@@ -5572,8 +6383,16 @@
           <w:lang w:val="en-US"/>
         </w:rPr>
         <w:tab/>
-        <w:t>if(flag==1){</w:t>
-      </w:r>
+        <w:t>if(flag==</w:t>
+      </w:r>
+      <w:proofErr w:type="gramStart"/>
+      <w:r>
+        <w:rPr>
+          <w:lang w:val="en-US"/>
+        </w:rPr>
+        <w:t>1){</w:t>
+      </w:r>
+      <w:proofErr w:type="gramEnd"/>
     </w:p>
     <w:p>
       <w:pPr>
@@ -5626,7 +6445,20 @@
           <w:lang w:val="en-US"/>
         </w:rPr>
         <w:tab/>
-        <w:t>}else{</w:t>
+      </w:r>
+      <w:proofErr w:type="gramStart"/>
+      <w:r>
+        <w:rPr>
+          <w:lang w:val="en-US"/>
+        </w:rPr>
+        <w:t>}else</w:t>
+      </w:r>
+      <w:proofErr w:type="gramEnd"/>
+      <w:r>
+        <w:rPr>
+          <w:lang w:val="en-US"/>
+        </w:rPr>
+        <w:t>{</w:t>
       </w:r>
     </w:p>
     <w:p>
@@ -5792,7 +6624,21 @@
           <w:lang w:val="en-US"/>
         </w:rPr>
         <w:tab/>
-        <w:t xml:space="preserve">public static void main(String[] </w:t>
+        <w:t xml:space="preserve">public static void </w:t>
+      </w:r>
+      <w:proofErr w:type="gramStart"/>
+      <w:r>
+        <w:rPr>
+          <w:lang w:val="en-US"/>
+        </w:rPr>
+        <w:t>main(</w:t>
+      </w:r>
+      <w:proofErr w:type="gramEnd"/>
+      <w:r>
+        <w:rPr>
+          <w:lang w:val="en-US"/>
+        </w:rPr>
+        <w:t xml:space="preserve">String[] </w:t>
       </w:r>
       <w:proofErr w:type="spellStart"/>
       <w:r>
@@ -5840,7 +6686,21 @@
         <w:rPr>
           <w:lang w:val="en-US"/>
         </w:rPr>
-        <w:t xml:space="preserve"> = new Scanner(System.in);</w:t>
+        <w:t xml:space="preserve"> = new </w:t>
+      </w:r>
+      <w:proofErr w:type="gramStart"/>
+      <w:r>
+        <w:rPr>
+          <w:lang w:val="en-US"/>
+        </w:rPr>
+        <w:t>Scanner(</w:t>
+      </w:r>
+      <w:proofErr w:type="gramEnd"/>
+      <w:r>
+        <w:rPr>
+          <w:lang w:val="en-US"/>
+        </w:rPr>
+        <w:t>System.in);</w:t>
       </w:r>
     </w:p>
     <w:p>
@@ -5863,6 +6723,7 @@
         <w:t xml:space="preserve">int n = </w:t>
       </w:r>
       <w:proofErr w:type="spellStart"/>
+      <w:proofErr w:type="gramStart"/>
       <w:r>
         <w:rPr>
           <w:lang w:val="en-US"/>
@@ -5870,6 +6731,7 @@
         <w:t>sc.nextInt</w:t>
       </w:r>
       <w:proofErr w:type="spellEnd"/>
+      <w:proofErr w:type="gramEnd"/>
       <w:r>
         <w:rPr>
           <w:lang w:val="en-US"/>
@@ -5894,7 +6756,20 @@
           <w:lang w:val="en-US"/>
         </w:rPr>
         <w:tab/>
-        <w:t xml:space="preserve">int[] </w:t>
+      </w:r>
+      <w:proofErr w:type="gramStart"/>
+      <w:r>
+        <w:rPr>
+          <w:lang w:val="en-US"/>
+        </w:rPr>
+        <w:t>int[</w:t>
+      </w:r>
+      <w:proofErr w:type="gramEnd"/>
+      <w:r>
+        <w:rPr>
+          <w:lang w:val="en-US"/>
+        </w:rPr>
+        <w:t xml:space="preserve">] </w:t>
       </w:r>
       <w:proofErr w:type="spellStart"/>
       <w:r>
@@ -5928,7 +6803,20 @@
           <w:lang w:val="en-US"/>
         </w:rPr>
         <w:tab/>
-        <w:t xml:space="preserve">for(int </w:t>
+      </w:r>
+      <w:proofErr w:type="gramStart"/>
+      <w:r>
+        <w:rPr>
+          <w:lang w:val="en-US"/>
+        </w:rPr>
+        <w:t>for(</w:t>
+      </w:r>
+      <w:proofErr w:type="gramEnd"/>
+      <w:r>
+        <w:rPr>
+          <w:lang w:val="en-US"/>
+        </w:rPr>
+        <w:t xml:space="preserve">int </w:t>
       </w:r>
       <w:proofErr w:type="spellStart"/>
       <w:r>
@@ -6007,6 +6895,7 @@
         <w:t>]=</w:t>
       </w:r>
       <w:proofErr w:type="spellStart"/>
+      <w:proofErr w:type="gramStart"/>
       <w:r>
         <w:rPr>
           <w:lang w:val="en-US"/>
@@ -6014,6 +6903,7 @@
         <w:t>sc.nextInt</w:t>
       </w:r>
       <w:proofErr w:type="spellEnd"/>
+      <w:proofErr w:type="gramEnd"/>
       <w:r>
         <w:rPr>
           <w:lang w:val="en-US"/>
@@ -6078,7 +6968,20 @@
           <w:lang w:val="en-US"/>
         </w:rPr>
         <w:tab/>
-        <w:t xml:space="preserve">for(int </w:t>
+      </w:r>
+      <w:proofErr w:type="gramStart"/>
+      <w:r>
+        <w:rPr>
+          <w:lang w:val="en-US"/>
+        </w:rPr>
+        <w:t>for(</w:t>
+      </w:r>
+      <w:proofErr w:type="gramEnd"/>
+      <w:r>
+        <w:rPr>
+          <w:lang w:val="en-US"/>
+        </w:rPr>
+        <w:t xml:space="preserve">int </w:t>
       </w:r>
       <w:proofErr w:type="spellStart"/>
       <w:r>
@@ -6154,8 +7057,16 @@
         <w:rPr>
           <w:lang w:val="en-US"/>
         </w:rPr>
-        <w:t>[i+1]){</w:t>
-      </w:r>
+        <w:t>[i+1</w:t>
+      </w:r>
+      <w:proofErr w:type="gramStart"/>
+      <w:r>
+        <w:rPr>
+          <w:lang w:val="en-US"/>
+        </w:rPr>
+        <w:t>]){</w:t>
+      </w:r>
+      <w:proofErr w:type="gramEnd"/>
     </w:p>
     <w:p>
       <w:pPr>
@@ -6254,8 +7165,16 @@
           <w:lang w:val="en-US"/>
         </w:rPr>
         <w:tab/>
-        <w:t>if(flag==1){</w:t>
-      </w:r>
+        <w:t>if(flag==</w:t>
+      </w:r>
+      <w:proofErr w:type="gramStart"/>
+      <w:r>
+        <w:rPr>
+          <w:lang w:val="en-US"/>
+        </w:rPr>
+        <w:t>1){</w:t>
+      </w:r>
+      <w:proofErr w:type="gramEnd"/>
     </w:p>
     <w:p>
       <w:pPr>
@@ -6308,7 +7227,20 @@
           <w:lang w:val="en-US"/>
         </w:rPr>
         <w:tab/>
-        <w:t>}else{</w:t>
+      </w:r>
+      <w:proofErr w:type="gramStart"/>
+      <w:r>
+        <w:rPr>
+          <w:lang w:val="en-US"/>
+        </w:rPr>
+        <w:t>}else</w:t>
+      </w:r>
+      <w:proofErr w:type="gramEnd"/>
+      <w:r>
+        <w:rPr>
+          <w:lang w:val="en-US"/>
+        </w:rPr>
+        <w:t>{</w:t>
       </w:r>
     </w:p>
     <w:p>
@@ -6482,7 +7414,21 @@
           <w:lang w:val="en-US"/>
         </w:rPr>
         <w:tab/>
-        <w:t xml:space="preserve">public static void main(String[] </w:t>
+        <w:t xml:space="preserve">public static void </w:t>
+      </w:r>
+      <w:proofErr w:type="gramStart"/>
+      <w:r>
+        <w:rPr>
+          <w:lang w:val="en-US"/>
+        </w:rPr>
+        <w:t>main(</w:t>
+      </w:r>
+      <w:proofErr w:type="gramEnd"/>
+      <w:r>
+        <w:rPr>
+          <w:lang w:val="en-US"/>
+        </w:rPr>
+        <w:t xml:space="preserve">String[] </w:t>
       </w:r>
       <w:proofErr w:type="spellStart"/>
       <w:r>
@@ -6530,7 +7476,21 @@
         <w:rPr>
           <w:lang w:val="en-US"/>
         </w:rPr>
-        <w:t xml:space="preserve"> = new Scanner(System.in);</w:t>
+        <w:t xml:space="preserve"> = new </w:t>
+      </w:r>
+      <w:proofErr w:type="gramStart"/>
+      <w:r>
+        <w:rPr>
+          <w:lang w:val="en-US"/>
+        </w:rPr>
+        <w:t>Scanner(</w:t>
+      </w:r>
+      <w:proofErr w:type="gramEnd"/>
+      <w:r>
+        <w:rPr>
+          <w:lang w:val="en-US"/>
+        </w:rPr>
+        <w:t>System.in);</w:t>
       </w:r>
     </w:p>
     <w:p>
@@ -6553,6 +7513,7 @@
         <w:t xml:space="preserve">int n = </w:t>
       </w:r>
       <w:proofErr w:type="spellStart"/>
+      <w:proofErr w:type="gramStart"/>
       <w:r>
         <w:rPr>
           <w:lang w:val="en-US"/>
@@ -6560,6 +7521,7 @@
         <w:t>sc.nextInt</w:t>
       </w:r>
       <w:proofErr w:type="spellEnd"/>
+      <w:proofErr w:type="gramEnd"/>
       <w:r>
         <w:rPr>
           <w:lang w:val="en-US"/>
@@ -6584,7 +7546,20 @@
           <w:lang w:val="en-US"/>
         </w:rPr>
         <w:tab/>
-        <w:t xml:space="preserve">int[] </w:t>
+      </w:r>
+      <w:proofErr w:type="gramStart"/>
+      <w:r>
+        <w:rPr>
+          <w:lang w:val="en-US"/>
+        </w:rPr>
+        <w:t>int[</w:t>
+      </w:r>
+      <w:proofErr w:type="gramEnd"/>
+      <w:r>
+        <w:rPr>
+          <w:lang w:val="en-US"/>
+        </w:rPr>
+        <w:t xml:space="preserve">] </w:t>
       </w:r>
       <w:proofErr w:type="spellStart"/>
       <w:r>
@@ -6618,7 +7593,20 @@
           <w:lang w:val="en-US"/>
         </w:rPr>
         <w:tab/>
-        <w:t xml:space="preserve">for(int </w:t>
+      </w:r>
+      <w:proofErr w:type="gramStart"/>
+      <w:r>
+        <w:rPr>
+          <w:lang w:val="en-US"/>
+        </w:rPr>
+        <w:t>for(</w:t>
+      </w:r>
+      <w:proofErr w:type="gramEnd"/>
+      <w:r>
+        <w:rPr>
+          <w:lang w:val="en-US"/>
+        </w:rPr>
+        <w:t xml:space="preserve">int </w:t>
       </w:r>
       <w:proofErr w:type="spellStart"/>
       <w:r>
@@ -6697,6 +7685,7 @@
         <w:t>]=</w:t>
       </w:r>
       <w:proofErr w:type="spellStart"/>
+      <w:proofErr w:type="gramStart"/>
       <w:r>
         <w:rPr>
           <w:lang w:val="en-US"/>
@@ -6704,6 +7693,7 @@
         <w:t>sc.nextInt</w:t>
       </w:r>
       <w:proofErr w:type="spellEnd"/>
+      <w:proofErr w:type="gramEnd"/>
       <w:r>
         <w:rPr>
           <w:lang w:val="en-US"/>
@@ -6748,7 +7738,20 @@
           <w:lang w:val="en-US"/>
         </w:rPr>
         <w:tab/>
-        <w:t xml:space="preserve">for(int </w:t>
+      </w:r>
+      <w:proofErr w:type="gramStart"/>
+      <w:r>
+        <w:rPr>
+          <w:lang w:val="en-US"/>
+        </w:rPr>
+        <w:t>for(</w:t>
+      </w:r>
+      <w:proofErr w:type="gramEnd"/>
+      <w:r>
+        <w:rPr>
+          <w:lang w:val="en-US"/>
+        </w:rPr>
+        <w:t xml:space="preserve">int </w:t>
       </w:r>
       <w:proofErr w:type="spellStart"/>
       <w:r>
@@ -6906,7 +7909,21 @@
         <w:rPr>
           <w:lang w:val="en-US"/>
         </w:rPr>
-        <w:t>[n-i-1]=temp;</w:t>
+        <w:t>[n-i-</w:t>
+      </w:r>
+      <w:proofErr w:type="gramStart"/>
+      <w:r>
+        <w:rPr>
+          <w:lang w:val="en-US"/>
+        </w:rPr>
+        <w:t>1]=</w:t>
+      </w:r>
+      <w:proofErr w:type="gramEnd"/>
+      <w:r>
+        <w:rPr>
+          <w:lang w:val="en-US"/>
+        </w:rPr>
+        <w:t>temp;</w:t>
       </w:r>
     </w:p>
     <w:p>
@@ -6946,7 +7963,21 @@
           <w:lang w:val="en-US"/>
         </w:rPr>
         <w:tab/>
-        <w:t xml:space="preserve"> for(int </w:t>
+        <w:t xml:space="preserve"> </w:t>
+      </w:r>
+      <w:proofErr w:type="gramStart"/>
+      <w:r>
+        <w:rPr>
+          <w:lang w:val="en-US"/>
+        </w:rPr>
+        <w:t>for(</w:t>
+      </w:r>
+      <w:proofErr w:type="gramEnd"/>
+      <w:r>
+        <w:rPr>
+          <w:lang w:val="en-US"/>
+        </w:rPr>
+        <w:t xml:space="preserve">int </w:t>
       </w:r>
       <w:proofErr w:type="spellStart"/>
       <w:r>
@@ -7176,7 +8207,21 @@
         <w:rPr>
           <w:lang w:val="en-US"/>
         </w:rPr>
-        <w:t xml:space="preserve">    public static void main(String[] </w:t>
+        <w:t xml:space="preserve">    public static void </w:t>
+      </w:r>
+      <w:proofErr w:type="gramStart"/>
+      <w:r>
+        <w:rPr>
+          <w:lang w:val="en-US"/>
+        </w:rPr>
+        <w:t>main(</w:t>
+      </w:r>
+      <w:proofErr w:type="gramEnd"/>
+      <w:r>
+        <w:rPr>
+          <w:lang w:val="en-US"/>
+        </w:rPr>
+        <w:t xml:space="preserve">String[] </w:t>
       </w:r>
       <w:proofErr w:type="spellStart"/>
       <w:r>
@@ -7217,7 +8262,21 @@
         <w:rPr>
           <w:lang w:val="en-US"/>
         </w:rPr>
-        <w:t xml:space="preserve"> = new Scanner(System.in);</w:t>
+        <w:t xml:space="preserve"> = new </w:t>
+      </w:r>
+      <w:proofErr w:type="gramStart"/>
+      <w:r>
+        <w:rPr>
+          <w:lang w:val="en-US"/>
+        </w:rPr>
+        <w:t>Scanner(</w:t>
+      </w:r>
+      <w:proofErr w:type="gramEnd"/>
+      <w:r>
+        <w:rPr>
+          <w:lang w:val="en-US"/>
+        </w:rPr>
+        <w:t>System.in);</w:t>
       </w:r>
     </w:p>
     <w:p>
@@ -7234,6 +8293,7 @@
         <w:t xml:space="preserve">        int n = </w:t>
       </w:r>
       <w:proofErr w:type="spellStart"/>
+      <w:proofErr w:type="gramStart"/>
       <w:r>
         <w:rPr>
           <w:lang w:val="en-US"/>
@@ -7241,6 +8301,7 @@
         <w:t>sc.nextInt</w:t>
       </w:r>
       <w:proofErr w:type="spellEnd"/>
+      <w:proofErr w:type="gramEnd"/>
       <w:r>
         <w:rPr>
           <w:lang w:val="en-US"/>
@@ -7286,7 +8347,21 @@
         <w:rPr>
           <w:lang w:val="en-US"/>
         </w:rPr>
-        <w:t>&lt;&gt;();</w:t>
+        <w:t>&lt;</w:t>
+      </w:r>
+      <w:proofErr w:type="gramStart"/>
+      <w:r>
+        <w:rPr>
+          <w:lang w:val="en-US"/>
+        </w:rPr>
+        <w:t>&gt;(</w:t>
+      </w:r>
+      <w:proofErr w:type="gramEnd"/>
+      <w:r>
+        <w:rPr>
+          <w:lang w:val="en-US"/>
+        </w:rPr>
+        <w:t>);</w:t>
       </w:r>
     </w:p>
     <w:p>
@@ -7371,6 +8446,7 @@
         <w:t>(</w:t>
       </w:r>
       <w:proofErr w:type="spellStart"/>
+      <w:proofErr w:type="gramStart"/>
       <w:r>
         <w:rPr>
           <w:lang w:val="en-US"/>
@@ -7378,6 +8454,7 @@
         <w:t>sc.nextInt</w:t>
       </w:r>
       <w:proofErr w:type="spellEnd"/>
+      <w:proofErr w:type="gramEnd"/>
       <w:r>
         <w:rPr>
           <w:lang w:val="en-US"/>
@@ -7432,6 +8509,7 @@
         <w:t xml:space="preserve"> = </w:t>
       </w:r>
       <w:proofErr w:type="spellStart"/>
+      <w:proofErr w:type="gramStart"/>
       <w:r>
         <w:rPr>
           <w:lang w:val="en-US"/>
@@ -7439,6 +8517,7 @@
         <w:t>sc.nextInt</w:t>
       </w:r>
       <w:proofErr w:type="spellEnd"/>
+      <w:proofErr w:type="gramEnd"/>
       <w:r>
         <w:rPr>
           <w:lang w:val="en-US"/>
@@ -7459,6 +8538,7 @@
         <w:t xml:space="preserve">        </w:t>
       </w:r>
       <w:proofErr w:type="spellStart"/>
+      <w:proofErr w:type="gramStart"/>
       <w:r>
         <w:rPr>
           <w:lang w:val="en-US"/>
@@ -7466,6 +8546,7 @@
         <w:t>list.remove</w:t>
       </w:r>
       <w:proofErr w:type="spellEnd"/>
+      <w:proofErr w:type="gramEnd"/>
       <w:r>
         <w:rPr>
           <w:lang w:val="en-US"/>
@@ -7553,6 +8634,5538 @@
         </w:rPr>
         <w:t>}</w:t>
       </w:r>
+    </w:p>
+    <w:p>
+      <w:pPr>
+        <w:rPr>
+          <w:b/>
+          <w:bCs/>
+        </w:rPr>
+      </w:pPr>
+      <w:r>
+        <w:rPr>
+          <w:b/>
+          <w:bCs/>
+          <w:lang w:val="en-US"/>
+        </w:rPr>
+        <w:t>10)</w:t>
+      </w:r>
+      <w:r>
+        <w:rPr>
+          <w:rFonts w:ascii="Segoe UI" w:hAnsi="Segoe UI" w:cs="Segoe UI"/>
+          <w:b/>
+          <w:bCs/>
+          <w:color w:val="001A1E"/>
+          <w:sz w:val="23"/>
+          <w:szCs w:val="23"/>
+          <w:shd w:val="clear" w:color="auto" w:fill="E7F3F5"/>
+        </w:rPr>
+        <w:t xml:space="preserve"> </w:t>
+      </w:r>
+      <w:r>
+        <w:rPr>
+          <w:b/>
+          <w:bCs/>
+        </w:rPr>
+        <w:t xml:space="preserve">Given two numbers N and K, write a program to print the K </w:t>
+      </w:r>
+      <w:proofErr w:type="spellStart"/>
+      <w:r>
+        <w:rPr>
+          <w:b/>
+          <w:bCs/>
+        </w:rPr>
+        <w:t>th</w:t>
+      </w:r>
+      <w:proofErr w:type="spellEnd"/>
+      <w:r>
+        <w:rPr>
+          <w:b/>
+          <w:bCs/>
+        </w:rPr>
+        <w:t xml:space="preserve"> largest factor of the given number N.</w:t>
+      </w:r>
+    </w:p>
+    <w:p>
+      <w:pPr>
+        <w:rPr>
+          <w:lang w:val="en-US"/>
+        </w:rPr>
+      </w:pPr>
+      <w:r>
+        <w:rPr>
+          <w:lang w:val="en-US"/>
+        </w:rPr>
+        <w:t xml:space="preserve">import </w:t>
+      </w:r>
+      <w:proofErr w:type="spellStart"/>
+      <w:r>
+        <w:rPr>
+          <w:lang w:val="en-US"/>
+        </w:rPr>
+        <w:t>java.util</w:t>
+      </w:r>
+      <w:proofErr w:type="spellEnd"/>
+      <w:r>
+        <w:rPr>
+          <w:lang w:val="en-US"/>
+        </w:rPr>
+        <w:t>.*;</w:t>
+      </w:r>
+    </w:p>
+    <w:p>
+      <w:pPr>
+        <w:rPr>
+          <w:lang w:val="en-US"/>
+        </w:rPr>
+      </w:pPr>
+      <w:r>
+        <w:rPr>
+          <w:lang w:val="en-US"/>
+        </w:rPr>
+        <w:t xml:space="preserve">public class </w:t>
+      </w:r>
+      <w:proofErr w:type="gramStart"/>
+      <w:r>
+        <w:rPr>
+          <w:lang w:val="en-US"/>
+        </w:rPr>
+        <w:t>Factors{</w:t>
+      </w:r>
+      <w:proofErr w:type="gramEnd"/>
+    </w:p>
+    <w:p>
+      <w:pPr>
+        <w:rPr>
+          <w:lang w:val="en-US"/>
+        </w:rPr>
+      </w:pPr>
+      <w:r>
+        <w:rPr>
+          <w:lang w:val="en-US"/>
+        </w:rPr>
+        <w:t xml:space="preserve">    public static void </w:t>
+      </w:r>
+      <w:proofErr w:type="gramStart"/>
+      <w:r>
+        <w:rPr>
+          <w:lang w:val="en-US"/>
+        </w:rPr>
+        <w:t>main(</w:t>
+      </w:r>
+      <w:proofErr w:type="gramEnd"/>
+      <w:r>
+        <w:rPr>
+          <w:lang w:val="en-US"/>
+        </w:rPr>
+        <w:t xml:space="preserve">String[] </w:t>
+      </w:r>
+      <w:proofErr w:type="spellStart"/>
+      <w:r>
+        <w:rPr>
+          <w:lang w:val="en-US"/>
+        </w:rPr>
+        <w:t>args</w:t>
+      </w:r>
+      <w:proofErr w:type="spellEnd"/>
+      <w:r>
+        <w:rPr>
+          <w:lang w:val="en-US"/>
+        </w:rPr>
+        <w:t>){</w:t>
+      </w:r>
+    </w:p>
+    <w:p>
+      <w:pPr>
+        <w:rPr>
+          <w:lang w:val="en-US"/>
+        </w:rPr>
+      </w:pPr>
+      <w:r>
+        <w:rPr>
+          <w:lang w:val="en-US"/>
+        </w:rPr>
+        <w:t xml:space="preserve">        Scanner </w:t>
+      </w:r>
+      <w:proofErr w:type="spellStart"/>
+      <w:r>
+        <w:rPr>
+          <w:lang w:val="en-US"/>
+        </w:rPr>
+        <w:t>sc</w:t>
+      </w:r>
+      <w:proofErr w:type="spellEnd"/>
+      <w:r>
+        <w:rPr>
+          <w:lang w:val="en-US"/>
+        </w:rPr>
+        <w:t xml:space="preserve"> = new </w:t>
+      </w:r>
+      <w:proofErr w:type="gramStart"/>
+      <w:r>
+        <w:rPr>
+          <w:lang w:val="en-US"/>
+        </w:rPr>
+        <w:t>Scanner(</w:t>
+      </w:r>
+      <w:proofErr w:type="gramEnd"/>
+      <w:r>
+        <w:rPr>
+          <w:lang w:val="en-US"/>
+        </w:rPr>
+        <w:t>System.in);</w:t>
+      </w:r>
+    </w:p>
+    <w:p>
+      <w:pPr>
+        <w:rPr>
+          <w:lang w:val="en-US"/>
+        </w:rPr>
+      </w:pPr>
+      <w:r>
+        <w:rPr>
+          <w:lang w:val="en-US"/>
+        </w:rPr>
+        <w:t xml:space="preserve">        int n = </w:t>
+      </w:r>
+      <w:proofErr w:type="spellStart"/>
+      <w:proofErr w:type="gramStart"/>
+      <w:r>
+        <w:rPr>
+          <w:lang w:val="en-US"/>
+        </w:rPr>
+        <w:t>sc.nextInt</w:t>
+      </w:r>
+      <w:proofErr w:type="spellEnd"/>
+      <w:proofErr w:type="gramEnd"/>
+      <w:r>
+        <w:rPr>
+          <w:lang w:val="en-US"/>
+        </w:rPr>
+        <w:t>();</w:t>
+      </w:r>
+    </w:p>
+    <w:p>
+      <w:pPr>
+        <w:rPr>
+          <w:lang w:val="en-US"/>
+        </w:rPr>
+      </w:pPr>
+      <w:r>
+        <w:rPr>
+          <w:lang w:val="en-US"/>
+        </w:rPr>
+        <w:t xml:space="preserve">        int k = </w:t>
+      </w:r>
+      <w:proofErr w:type="spellStart"/>
+      <w:proofErr w:type="gramStart"/>
+      <w:r>
+        <w:rPr>
+          <w:lang w:val="en-US"/>
+        </w:rPr>
+        <w:t>sc.nextInt</w:t>
+      </w:r>
+      <w:proofErr w:type="spellEnd"/>
+      <w:proofErr w:type="gramEnd"/>
+      <w:r>
+        <w:rPr>
+          <w:lang w:val="en-US"/>
+        </w:rPr>
+        <w:t>();</w:t>
+      </w:r>
+    </w:p>
+    <w:p>
+      <w:pPr>
+        <w:rPr>
+          <w:lang w:val="en-US"/>
+        </w:rPr>
+      </w:pPr>
+      <w:r>
+        <w:rPr>
+          <w:lang w:val="en-US"/>
+        </w:rPr>
+        <w:t xml:space="preserve">       </w:t>
+      </w:r>
+      <w:proofErr w:type="spellStart"/>
+      <w:r>
+        <w:rPr>
+          <w:lang w:val="en-US"/>
+        </w:rPr>
+        <w:t>ArrayList</w:t>
+      </w:r>
+      <w:proofErr w:type="spellEnd"/>
+      <w:r>
+        <w:rPr>
+          <w:lang w:val="en-US"/>
+        </w:rPr>
+        <w:t xml:space="preserve">&lt;Integer&gt; al = new </w:t>
+      </w:r>
+      <w:proofErr w:type="spellStart"/>
+      <w:r>
+        <w:rPr>
+          <w:lang w:val="en-US"/>
+        </w:rPr>
+        <w:t>ArrayList</w:t>
+      </w:r>
+      <w:proofErr w:type="spellEnd"/>
+      <w:r>
+        <w:rPr>
+          <w:lang w:val="en-US"/>
+        </w:rPr>
+        <w:t>&lt;</w:t>
+      </w:r>
+      <w:proofErr w:type="gramStart"/>
+      <w:r>
+        <w:rPr>
+          <w:lang w:val="en-US"/>
+        </w:rPr>
+        <w:t>&gt;(</w:t>
+      </w:r>
+      <w:proofErr w:type="gramEnd"/>
+      <w:r>
+        <w:rPr>
+          <w:lang w:val="en-US"/>
+        </w:rPr>
+        <w:t>);</w:t>
+      </w:r>
+    </w:p>
+    <w:p>
+      <w:pPr>
+        <w:rPr>
+          <w:lang w:val="en-US"/>
+        </w:rPr>
+      </w:pPr>
+      <w:r>
+        <w:rPr>
+          <w:lang w:val="en-US"/>
+        </w:rPr>
+        <w:t xml:space="preserve">       </w:t>
+      </w:r>
+      <w:proofErr w:type="gramStart"/>
+      <w:r>
+        <w:rPr>
+          <w:lang w:val="en-US"/>
+        </w:rPr>
+        <w:t>for(</w:t>
+      </w:r>
+      <w:proofErr w:type="gramEnd"/>
+      <w:r>
+        <w:rPr>
+          <w:lang w:val="en-US"/>
+        </w:rPr>
+        <w:t xml:space="preserve">int </w:t>
+      </w:r>
+      <w:proofErr w:type="spellStart"/>
+      <w:r>
+        <w:rPr>
+          <w:lang w:val="en-US"/>
+        </w:rPr>
+        <w:t>i</w:t>
+      </w:r>
+      <w:proofErr w:type="spellEnd"/>
+      <w:r>
+        <w:rPr>
+          <w:lang w:val="en-US"/>
+        </w:rPr>
+        <w:t>=1;i&lt;=</w:t>
+      </w:r>
+      <w:proofErr w:type="spellStart"/>
+      <w:r>
+        <w:rPr>
+          <w:lang w:val="en-US"/>
+        </w:rPr>
+        <w:t>n;i</w:t>
+      </w:r>
+      <w:proofErr w:type="spellEnd"/>
+      <w:r>
+        <w:rPr>
+          <w:lang w:val="en-US"/>
+        </w:rPr>
+        <w:t>++){</w:t>
+      </w:r>
+    </w:p>
+    <w:p>
+      <w:pPr>
+        <w:rPr>
+          <w:lang w:val="en-US"/>
+        </w:rPr>
+      </w:pPr>
+      <w:r>
+        <w:rPr>
+          <w:lang w:val="en-US"/>
+        </w:rPr>
+        <w:t xml:space="preserve">           if(</w:t>
+      </w:r>
+      <w:proofErr w:type="spellStart"/>
+      <w:r>
+        <w:rPr>
+          <w:lang w:val="en-US"/>
+        </w:rPr>
+        <w:t>n%i</w:t>
+      </w:r>
+      <w:proofErr w:type="spellEnd"/>
+      <w:r>
+        <w:rPr>
+          <w:lang w:val="en-US"/>
+        </w:rPr>
+        <w:t>==</w:t>
+      </w:r>
+      <w:proofErr w:type="gramStart"/>
+      <w:r>
+        <w:rPr>
+          <w:lang w:val="en-US"/>
+        </w:rPr>
+        <w:t>0){</w:t>
+      </w:r>
+      <w:proofErr w:type="gramEnd"/>
+    </w:p>
+    <w:p>
+      <w:pPr>
+        <w:rPr>
+          <w:lang w:val="en-US"/>
+        </w:rPr>
+      </w:pPr>
+      <w:r>
+        <w:rPr>
+          <w:lang w:val="en-US"/>
+        </w:rPr>
+        <w:t xml:space="preserve">               </w:t>
+      </w:r>
+      <w:proofErr w:type="spellStart"/>
+      <w:r>
+        <w:rPr>
+          <w:lang w:val="en-US"/>
+        </w:rPr>
+        <w:t>al.add</w:t>
+      </w:r>
+      <w:proofErr w:type="spellEnd"/>
+      <w:r>
+        <w:rPr>
+          <w:lang w:val="en-US"/>
+        </w:rPr>
+        <w:t>(</w:t>
+      </w:r>
+      <w:proofErr w:type="spellStart"/>
+      <w:r>
+        <w:rPr>
+          <w:lang w:val="en-US"/>
+        </w:rPr>
+        <w:t>i</w:t>
+      </w:r>
+      <w:proofErr w:type="spellEnd"/>
+      <w:r>
+        <w:rPr>
+          <w:lang w:val="en-US"/>
+        </w:rPr>
+        <w:t>);</w:t>
+      </w:r>
+    </w:p>
+    <w:p>
+      <w:pPr>
+        <w:rPr>
+          <w:lang w:val="en-US"/>
+        </w:rPr>
+      </w:pPr>
+      <w:r>
+        <w:rPr>
+          <w:lang w:val="en-US"/>
+        </w:rPr>
+        <w:t xml:space="preserve">           }</w:t>
+      </w:r>
+    </w:p>
+    <w:p>
+      <w:pPr>
+        <w:rPr>
+          <w:lang w:val="en-US"/>
+        </w:rPr>
+      </w:pPr>
+      <w:r>
+        <w:rPr>
+          <w:lang w:val="en-US"/>
+        </w:rPr>
+        <w:t xml:space="preserve">       }</w:t>
+      </w:r>
+    </w:p>
+    <w:p>
+      <w:pPr>
+        <w:rPr>
+          <w:lang w:val="en-US"/>
+        </w:rPr>
+      </w:pPr>
+      <w:r>
+        <w:rPr>
+          <w:lang w:val="en-US"/>
+        </w:rPr>
+        <w:t xml:space="preserve">       </w:t>
+      </w:r>
+      <w:proofErr w:type="spellStart"/>
+      <w:r>
+        <w:rPr>
+          <w:lang w:val="en-US"/>
+        </w:rPr>
+        <w:t>System.out.println</w:t>
+      </w:r>
+      <w:proofErr w:type="spellEnd"/>
+      <w:r>
+        <w:rPr>
+          <w:lang w:val="en-US"/>
+        </w:rPr>
+        <w:t>(</w:t>
+      </w:r>
+      <w:proofErr w:type="spellStart"/>
+      <w:r>
+        <w:rPr>
+          <w:lang w:val="en-US"/>
+        </w:rPr>
+        <w:t>al.get</w:t>
+      </w:r>
+      <w:proofErr w:type="spellEnd"/>
+      <w:r>
+        <w:rPr>
+          <w:lang w:val="en-US"/>
+        </w:rPr>
+        <w:t>(</w:t>
+      </w:r>
+      <w:proofErr w:type="spellStart"/>
+      <w:proofErr w:type="gramStart"/>
+      <w:r>
+        <w:rPr>
+          <w:lang w:val="en-US"/>
+        </w:rPr>
+        <w:t>al.size</w:t>
+      </w:r>
+      <w:proofErr w:type="spellEnd"/>
+      <w:proofErr w:type="gramEnd"/>
+      <w:r>
+        <w:rPr>
+          <w:lang w:val="en-US"/>
+        </w:rPr>
+        <w:t>()-k));</w:t>
+      </w:r>
+    </w:p>
+    <w:p>
+      <w:pPr>
+        <w:rPr>
+          <w:lang w:val="en-US"/>
+        </w:rPr>
+      </w:pPr>
+      <w:r>
+        <w:rPr>
+          <w:lang w:val="en-US"/>
+        </w:rPr>
+        <w:t xml:space="preserve">    }</w:t>
+      </w:r>
+    </w:p>
+    <w:p>
+      <w:pPr>
+        <w:rPr>
+          <w:lang w:val="en-US"/>
+        </w:rPr>
+      </w:pPr>
+      <w:r>
+        <w:rPr>
+          <w:lang w:val="en-US"/>
+        </w:rPr>
+        <w:t>}</w:t>
+      </w:r>
+    </w:p>
+    <w:p>
+      <w:pPr>
+        <w:rPr>
+          <w:b/>
+          <w:bCs/>
+        </w:rPr>
+      </w:pPr>
+      <w:r>
+        <w:rPr>
+          <w:b/>
+          <w:bCs/>
+          <w:lang w:val="en-US"/>
+        </w:rPr>
+        <w:lastRenderedPageBreak/>
+        <w:t>11)</w:t>
+      </w:r>
+      <w:r>
+        <w:rPr>
+          <w:rFonts w:ascii="Segoe UI" w:hAnsi="Segoe UI" w:cs="Segoe UI"/>
+          <w:b/>
+          <w:bCs/>
+          <w:color w:val="001A1E"/>
+          <w:sz w:val="23"/>
+          <w:szCs w:val="23"/>
+          <w:shd w:val="clear" w:color="auto" w:fill="E7F3F5"/>
+        </w:rPr>
+        <w:t xml:space="preserve"> </w:t>
+      </w:r>
+      <w:r>
+        <w:rPr>
+          <w:b/>
+          <w:bCs/>
+        </w:rPr>
+        <w:t>Given two numbers S and N write a program to print a Pyramid of N rows using numbers starting from S.</w:t>
+      </w:r>
+    </w:p>
+    <w:tbl>
+      <w:tblPr>
+        <w:tblW w:w="0" w:type="auto"/>
+        <w:shd w:val="clear" w:color="auto" w:fill="E7F3F5"/>
+        <w:tblCellMar>
+          <w:top w:w="15" w:type="dxa"/>
+          <w:left w:w="15" w:type="dxa"/>
+          <w:bottom w:w="15" w:type="dxa"/>
+          <w:right w:w="15" w:type="dxa"/>
+        </w:tblCellMar>
+        <w:tblLook w:val="04A0" w:firstRow="1" w:lastRow="0" w:firstColumn="1" w:lastColumn="0" w:noHBand="0" w:noVBand="1"/>
+      </w:tblPr>
+      <w:tblGrid>
+        <w:gridCol w:w="1237"/>
+        <w:gridCol w:w="490"/>
+        <w:gridCol w:w="1261"/>
+      </w:tblGrid>
+      <w:tr>
+        <w:tc>
+          <w:tcPr>
+            <w:tcW w:w="0" w:type="auto"/>
+            <w:tcBorders>
+              <w:top w:val="single" w:sz="6" w:space="0" w:color="B0B0B0"/>
+              <w:left w:val="single" w:sz="6" w:space="0" w:color="B0B0B0"/>
+              <w:bottom w:val="single" w:sz="6" w:space="0" w:color="B0B0B0"/>
+              <w:right w:val="single" w:sz="6" w:space="0" w:color="B0B0B0"/>
+            </w:tcBorders>
+            <w:shd w:val="clear" w:color="auto" w:fill="F5F5F5"/>
+            <w:tcMar>
+              <w:top w:w="96" w:type="dxa"/>
+              <w:left w:w="96" w:type="dxa"/>
+              <w:bottom w:w="96" w:type="dxa"/>
+              <w:right w:w="96" w:type="dxa"/>
+            </w:tcMar>
+            <w:hideMark/>
+          </w:tcPr>
+          <w:p>
+            <w:r>
+              <w:t>Test case 1</w:t>
+            </w:r>
+          </w:p>
+        </w:tc>
+        <w:tc>
+          <w:tcPr>
+            <w:tcW w:w="0" w:type="auto"/>
+            <w:tcBorders>
+              <w:top w:val="single" w:sz="6" w:space="0" w:color="B0B0B0"/>
+              <w:left w:val="single" w:sz="6" w:space="0" w:color="B0B0B0"/>
+              <w:bottom w:val="single" w:sz="6" w:space="0" w:color="B0B0B0"/>
+              <w:right w:val="single" w:sz="6" w:space="0" w:color="B0B0B0"/>
+            </w:tcBorders>
+            <w:shd w:val="clear" w:color="auto" w:fill="F5F5F5"/>
+            <w:tcMar>
+              <w:top w:w="96" w:type="dxa"/>
+              <w:left w:w="96" w:type="dxa"/>
+              <w:bottom w:w="96" w:type="dxa"/>
+              <w:right w:w="96" w:type="dxa"/>
+            </w:tcMar>
+            <w:hideMark/>
+          </w:tcPr>
+          <w:p>
+            <w:r>
+              <w:t>7 5</w:t>
+            </w:r>
+          </w:p>
+        </w:tc>
+        <w:tc>
+          <w:tcPr>
+            <w:tcW w:w="0" w:type="auto"/>
+            <w:tcBorders>
+              <w:top w:val="single" w:sz="6" w:space="0" w:color="B0B0B0"/>
+              <w:left w:val="single" w:sz="6" w:space="0" w:color="B0B0B0"/>
+              <w:bottom w:val="single" w:sz="6" w:space="0" w:color="B0B0B0"/>
+              <w:right w:val="single" w:sz="6" w:space="0" w:color="B0B0B0"/>
+            </w:tcBorders>
+            <w:shd w:val="clear" w:color="auto" w:fill="F5F5F5"/>
+            <w:tcMar>
+              <w:top w:w="96" w:type="dxa"/>
+              <w:left w:w="96" w:type="dxa"/>
+              <w:bottom w:w="96" w:type="dxa"/>
+              <w:right w:w="96" w:type="dxa"/>
+            </w:tcMar>
+            <w:hideMark/>
+          </w:tcPr>
+          <w:p>
+            <w:r>
+              <w:t xml:space="preserve">    7</w:t>
+            </w:r>
+          </w:p>
+          <w:p>
+            <w:r>
+              <w:t xml:space="preserve">   7 8</w:t>
+            </w:r>
+          </w:p>
+          <w:p>
+            <w:r>
+              <w:t xml:space="preserve">  7 8 9</w:t>
+            </w:r>
+          </w:p>
+          <w:p>
+            <w:r>
+              <w:t xml:space="preserve"> 7 8 9 10</w:t>
+            </w:r>
+          </w:p>
+          <w:p>
+            <w:r>
+              <w:t>7 8 9 10 11</w:t>
+            </w:r>
+          </w:p>
+        </w:tc>
+      </w:tr>
+    </w:tbl>
+    <w:p>
+      <w:pPr>
+        <w:rPr>
+          <w:lang w:val="en-US"/>
+        </w:rPr>
+      </w:pPr>
+      <w:r>
+        <w:rPr>
+          <w:lang w:val="en-US"/>
+        </w:rPr>
+        <w:t xml:space="preserve">import </w:t>
+      </w:r>
+      <w:proofErr w:type="spellStart"/>
+      <w:r>
+        <w:rPr>
+          <w:lang w:val="en-US"/>
+        </w:rPr>
+        <w:t>java.util</w:t>
+      </w:r>
+      <w:proofErr w:type="spellEnd"/>
+      <w:r>
+        <w:rPr>
+          <w:lang w:val="en-US"/>
+        </w:rPr>
+        <w:t>.*;</w:t>
+      </w:r>
+    </w:p>
+    <w:p>
+      <w:pPr>
+        <w:rPr>
+          <w:lang w:val="en-US"/>
+        </w:rPr>
+      </w:pPr>
+      <w:r>
+        <w:rPr>
+          <w:lang w:val="en-US"/>
+        </w:rPr>
+        <w:t xml:space="preserve">public class </w:t>
+      </w:r>
+      <w:proofErr w:type="gramStart"/>
+      <w:r>
+        <w:rPr>
+          <w:lang w:val="en-US"/>
+        </w:rPr>
+        <w:t>Main{</w:t>
+      </w:r>
+      <w:proofErr w:type="gramEnd"/>
+    </w:p>
+    <w:p>
+      <w:pPr>
+        <w:rPr>
+          <w:lang w:val="en-US"/>
+        </w:rPr>
+      </w:pPr>
+      <w:r>
+        <w:rPr>
+          <w:lang w:val="en-US"/>
+        </w:rPr>
+        <w:t xml:space="preserve">    public static void </w:t>
+      </w:r>
+      <w:proofErr w:type="gramStart"/>
+      <w:r>
+        <w:rPr>
+          <w:lang w:val="en-US"/>
+        </w:rPr>
+        <w:t>main(</w:t>
+      </w:r>
+      <w:proofErr w:type="gramEnd"/>
+      <w:r>
+        <w:rPr>
+          <w:lang w:val="en-US"/>
+        </w:rPr>
+        <w:t xml:space="preserve">String[] </w:t>
+      </w:r>
+      <w:proofErr w:type="spellStart"/>
+      <w:r>
+        <w:rPr>
+          <w:lang w:val="en-US"/>
+        </w:rPr>
+        <w:t>args</w:t>
+      </w:r>
+      <w:proofErr w:type="spellEnd"/>
+      <w:r>
+        <w:rPr>
+          <w:lang w:val="en-US"/>
+        </w:rPr>
+        <w:t>){</w:t>
+      </w:r>
+    </w:p>
+    <w:p>
+      <w:pPr>
+        <w:rPr>
+          <w:lang w:val="en-US"/>
+        </w:rPr>
+      </w:pPr>
+      <w:r>
+        <w:rPr>
+          <w:lang w:val="en-US"/>
+        </w:rPr>
+        <w:t xml:space="preserve">        Scanner </w:t>
+      </w:r>
+      <w:proofErr w:type="spellStart"/>
+      <w:r>
+        <w:rPr>
+          <w:lang w:val="en-US"/>
+        </w:rPr>
+        <w:t>sc</w:t>
+      </w:r>
+      <w:proofErr w:type="spellEnd"/>
+      <w:r>
+        <w:rPr>
+          <w:lang w:val="en-US"/>
+        </w:rPr>
+        <w:t xml:space="preserve"> = new </w:t>
+      </w:r>
+      <w:proofErr w:type="gramStart"/>
+      <w:r>
+        <w:rPr>
+          <w:lang w:val="en-US"/>
+        </w:rPr>
+        <w:t>Scanner(</w:t>
+      </w:r>
+      <w:proofErr w:type="gramEnd"/>
+      <w:r>
+        <w:rPr>
+          <w:lang w:val="en-US"/>
+        </w:rPr>
+        <w:t>System.in);</w:t>
+      </w:r>
+    </w:p>
+    <w:p>
+      <w:pPr>
+        <w:rPr>
+          <w:lang w:val="en-US"/>
+        </w:rPr>
+      </w:pPr>
+      <w:r>
+        <w:rPr>
+          <w:lang w:val="en-US"/>
+        </w:rPr>
+        <w:t xml:space="preserve">        int s = </w:t>
+      </w:r>
+      <w:proofErr w:type="spellStart"/>
+      <w:proofErr w:type="gramStart"/>
+      <w:r>
+        <w:rPr>
+          <w:lang w:val="en-US"/>
+        </w:rPr>
+        <w:t>sc.nextInt</w:t>
+      </w:r>
+      <w:proofErr w:type="spellEnd"/>
+      <w:proofErr w:type="gramEnd"/>
+      <w:r>
+        <w:rPr>
+          <w:lang w:val="en-US"/>
+        </w:rPr>
+        <w:t>();</w:t>
+      </w:r>
+    </w:p>
+    <w:p>
+      <w:pPr>
+        <w:rPr>
+          <w:lang w:val="en-US"/>
+        </w:rPr>
+      </w:pPr>
+      <w:r>
+        <w:rPr>
+          <w:lang w:val="en-US"/>
+        </w:rPr>
+        <w:t xml:space="preserve">        int n = </w:t>
+      </w:r>
+      <w:proofErr w:type="spellStart"/>
+      <w:proofErr w:type="gramStart"/>
+      <w:r>
+        <w:rPr>
+          <w:lang w:val="en-US"/>
+        </w:rPr>
+        <w:t>sc.nextInt</w:t>
+      </w:r>
+      <w:proofErr w:type="spellEnd"/>
+      <w:proofErr w:type="gramEnd"/>
+      <w:r>
+        <w:rPr>
+          <w:lang w:val="en-US"/>
+        </w:rPr>
+        <w:t>();</w:t>
+      </w:r>
+    </w:p>
+    <w:p>
+      <w:pPr>
+        <w:rPr>
+          <w:lang w:val="en-US"/>
+        </w:rPr>
+      </w:pPr>
+      <w:r>
+        <w:rPr>
+          <w:lang w:val="en-US"/>
+        </w:rPr>
+        <w:t xml:space="preserve">         for (int </w:t>
+      </w:r>
+      <w:proofErr w:type="spellStart"/>
+      <w:r>
+        <w:rPr>
+          <w:lang w:val="en-US"/>
+        </w:rPr>
+        <w:t>i</w:t>
+      </w:r>
+      <w:proofErr w:type="spellEnd"/>
+      <w:r>
+        <w:rPr>
+          <w:lang w:val="en-US"/>
+        </w:rPr>
+        <w:t xml:space="preserve"> = 0; </w:t>
+      </w:r>
+      <w:proofErr w:type="spellStart"/>
+      <w:r>
+        <w:rPr>
+          <w:lang w:val="en-US"/>
+        </w:rPr>
+        <w:t>i</w:t>
+      </w:r>
+      <w:proofErr w:type="spellEnd"/>
+      <w:r>
+        <w:rPr>
+          <w:lang w:val="en-US"/>
+        </w:rPr>
+        <w:t xml:space="preserve"> &lt; n; </w:t>
+      </w:r>
+      <w:proofErr w:type="spellStart"/>
+      <w:r>
+        <w:rPr>
+          <w:lang w:val="en-US"/>
+        </w:rPr>
+        <w:t>i</w:t>
+      </w:r>
+      <w:proofErr w:type="spellEnd"/>
+      <w:r>
+        <w:rPr>
+          <w:lang w:val="en-US"/>
+        </w:rPr>
+        <w:t>++) {</w:t>
+      </w:r>
+    </w:p>
+    <w:p>
+      <w:pPr>
+        <w:rPr>
+          <w:lang w:val="en-US"/>
+        </w:rPr>
+      </w:pPr>
+      <w:r>
+        <w:rPr>
+          <w:lang w:val="en-US"/>
+        </w:rPr>
+        <w:t xml:space="preserve">            for (int j = 0; j &lt;n-i-1; </w:t>
+      </w:r>
+      <w:proofErr w:type="spellStart"/>
+      <w:r>
+        <w:rPr>
+          <w:lang w:val="en-US"/>
+        </w:rPr>
+        <w:t>j++</w:t>
+      </w:r>
+      <w:proofErr w:type="spellEnd"/>
+      <w:r>
+        <w:rPr>
+          <w:lang w:val="en-US"/>
+        </w:rPr>
+        <w:t>) {</w:t>
+      </w:r>
+    </w:p>
+    <w:p>
+      <w:pPr>
+        <w:rPr>
+          <w:lang w:val="en-US"/>
+        </w:rPr>
+      </w:pPr>
+      <w:r>
+        <w:rPr>
+          <w:lang w:val="en-US"/>
+        </w:rPr>
+        <w:t xml:space="preserve">                </w:t>
+      </w:r>
+      <w:proofErr w:type="spellStart"/>
+      <w:r>
+        <w:rPr>
+          <w:lang w:val="en-US"/>
+        </w:rPr>
+        <w:t>System.out.print</w:t>
+      </w:r>
+      <w:proofErr w:type="spellEnd"/>
+      <w:r>
+        <w:rPr>
+          <w:lang w:val="en-US"/>
+        </w:rPr>
+        <w:t>(" ");</w:t>
+      </w:r>
+    </w:p>
+    <w:p>
+      <w:pPr>
+        <w:rPr>
+          <w:lang w:val="en-US"/>
+        </w:rPr>
+      </w:pPr>
+      <w:r>
+        <w:rPr>
+          <w:lang w:val="en-US"/>
+        </w:rPr>
+        <w:t xml:space="preserve">            }</w:t>
+      </w:r>
+    </w:p>
+    <w:p>
+      <w:pPr>
+        <w:rPr>
+          <w:lang w:val="en-US"/>
+        </w:rPr>
+      </w:pPr>
+      <w:r>
+        <w:rPr>
+          <w:lang w:val="en-US"/>
+        </w:rPr>
+        <w:t xml:space="preserve">            for (int j = 0; j &lt;= </w:t>
+      </w:r>
+      <w:proofErr w:type="spellStart"/>
+      <w:r>
+        <w:rPr>
+          <w:lang w:val="en-US"/>
+        </w:rPr>
+        <w:t>i</w:t>
+      </w:r>
+      <w:proofErr w:type="spellEnd"/>
+      <w:r>
+        <w:rPr>
+          <w:lang w:val="en-US"/>
+        </w:rPr>
+        <w:t>; j++) {</w:t>
+      </w:r>
+    </w:p>
+    <w:p>
+      <w:pPr>
+        <w:rPr>
+          <w:lang w:val="en-US"/>
+        </w:rPr>
+      </w:pPr>
+      <w:r>
+        <w:rPr>
+          <w:lang w:val="en-US"/>
+        </w:rPr>
+        <w:t xml:space="preserve">                </w:t>
+      </w:r>
+      <w:proofErr w:type="spellStart"/>
+      <w:r>
+        <w:rPr>
+          <w:lang w:val="en-US"/>
+        </w:rPr>
+        <w:t>System.out.print</w:t>
+      </w:r>
+      <w:proofErr w:type="spellEnd"/>
+      <w:r>
+        <w:rPr>
+          <w:lang w:val="en-US"/>
+        </w:rPr>
+        <w:t>((s + j) + " ");</w:t>
+      </w:r>
+    </w:p>
+    <w:p>
+      <w:pPr>
+        <w:rPr>
+          <w:lang w:val="en-US"/>
+        </w:rPr>
+      </w:pPr>
+      <w:r>
+        <w:rPr>
+          <w:lang w:val="en-US"/>
+        </w:rPr>
+        <w:t xml:space="preserve">            }</w:t>
+      </w:r>
+    </w:p>
+    <w:p>
+      <w:pPr>
+        <w:rPr>
+          <w:lang w:val="en-US"/>
+        </w:rPr>
+      </w:pPr>
+      <w:r>
+        <w:rPr>
+          <w:lang w:val="en-US"/>
+        </w:rPr>
+        <w:t xml:space="preserve">            </w:t>
+      </w:r>
+      <w:proofErr w:type="spellStart"/>
+      <w:r>
+        <w:rPr>
+          <w:lang w:val="en-US"/>
+        </w:rPr>
+        <w:t>System.out.println</w:t>
+      </w:r>
+      <w:proofErr w:type="spellEnd"/>
+      <w:r>
+        <w:rPr>
+          <w:lang w:val="en-US"/>
+        </w:rPr>
+        <w:t xml:space="preserve">(); </w:t>
+      </w:r>
+    </w:p>
+    <w:p>
+      <w:pPr>
+        <w:rPr>
+          <w:lang w:val="en-US"/>
+        </w:rPr>
+      </w:pPr>
+      <w:r>
+        <w:rPr>
+          <w:lang w:val="en-US"/>
+        </w:rPr>
+        <w:t xml:space="preserve">        }</w:t>
+      </w:r>
+    </w:p>
+    <w:p>
+      <w:pPr>
+        <w:rPr>
+          <w:lang w:val="en-US"/>
+        </w:rPr>
+      </w:pPr>
+      <w:r>
+        <w:rPr>
+          <w:lang w:val="en-US"/>
+        </w:rPr>
+        <w:t xml:space="preserve">    }</w:t>
+      </w:r>
+    </w:p>
+    <w:p>
+      <w:pPr>
+        <w:rPr>
+          <w:lang w:val="en-US"/>
+        </w:rPr>
+      </w:pPr>
+      <w:r>
+        <w:rPr>
+          <w:lang w:val="en-US"/>
+        </w:rPr>
+        <w:t>}</w:t>
+      </w:r>
+    </w:p>
+    <w:p>
+      <w:pPr>
+        <w:rPr>
+          <w:b/>
+          <w:bCs/>
+          <w:lang w:val="en-US"/>
+        </w:rPr>
+      </w:pPr>
+      <w:r>
+        <w:rPr>
+          <w:b/>
+          <w:bCs/>
+          <w:lang w:val="en-US"/>
+        </w:rPr>
+        <w:t>12)remove duplicate elem</w:t>
+      </w:r>
+      <w:r>
+        <w:rPr>
+          <w:b/>
+          <w:bCs/>
+          <w:lang w:val="en-US"/>
+        </w:rPr>
+        <w:t>e</w:t>
+      </w:r>
+      <w:r>
+        <w:rPr>
+          <w:b/>
+          <w:bCs/>
+          <w:lang w:val="en-US"/>
+        </w:rPr>
+        <w:t>nts from an array.</w:t>
+      </w:r>
+    </w:p>
+    <w:p>
+      <w:pPr>
+        <w:rPr>
+          <w:b/>
+          <w:bCs/>
+          <w:lang w:val="en-US"/>
+        </w:rPr>
+      </w:pPr>
+      <w:proofErr w:type="spellStart"/>
+      <w:r>
+        <w:rPr>
+          <w:b/>
+          <w:bCs/>
+          <w:lang w:val="en-US"/>
+        </w:rPr>
+        <w:t>i</w:t>
+      </w:r>
+      <w:proofErr w:type="spellEnd"/>
+      <w:r>
+        <w:rPr>
+          <w:b/>
+          <w:bCs/>
+          <w:lang w:val="en-US"/>
+        </w:rPr>
+        <w:t xml:space="preserve">/p: </w:t>
+      </w:r>
+      <w:proofErr w:type="gramStart"/>
+      <w:r>
+        <w:rPr>
+          <w:b/>
+          <w:bCs/>
+          <w:lang w:val="en-US"/>
+        </w:rPr>
+        <w:t>5 ,</w:t>
+      </w:r>
+      <w:proofErr w:type="gramEnd"/>
+      <w:r>
+        <w:rPr>
+          <w:b/>
+          <w:bCs/>
+          <w:lang w:val="en-US"/>
+        </w:rPr>
+        <w:t xml:space="preserve"> 1 1 2 2 3</w:t>
+      </w:r>
+    </w:p>
+    <w:p>
+      <w:pPr>
+        <w:rPr>
+          <w:b/>
+          <w:bCs/>
+          <w:lang w:val="en-US"/>
+        </w:rPr>
+      </w:pPr>
+      <w:r>
+        <w:rPr>
+          <w:b/>
+          <w:bCs/>
+          <w:lang w:val="en-US"/>
+        </w:rPr>
+        <w:t>o/p: [1,2,3]</w:t>
+      </w:r>
+    </w:p>
+    <w:p>
+      <w:pPr>
+        <w:rPr>
+          <w:lang w:val="en-US"/>
+        </w:rPr>
+      </w:pPr>
+      <w:r>
+        <w:rPr>
+          <w:lang w:val="en-US"/>
+        </w:rPr>
+        <w:t xml:space="preserve">import </w:t>
+      </w:r>
+      <w:proofErr w:type="spellStart"/>
+      <w:r>
+        <w:rPr>
+          <w:lang w:val="en-US"/>
+        </w:rPr>
+        <w:t>java.util</w:t>
+      </w:r>
+      <w:proofErr w:type="spellEnd"/>
+      <w:r>
+        <w:rPr>
+          <w:lang w:val="en-US"/>
+        </w:rPr>
+        <w:t>.*;</w:t>
+      </w:r>
+    </w:p>
+    <w:p>
+      <w:pPr>
+        <w:rPr>
+          <w:lang w:val="en-US"/>
+        </w:rPr>
+      </w:pPr>
+      <w:r>
+        <w:rPr>
+          <w:lang w:val="en-US"/>
+        </w:rPr>
+        <w:lastRenderedPageBreak/>
+        <w:t>public class Main</w:t>
+      </w:r>
+    </w:p>
+    <w:p>
+      <w:pPr>
+        <w:rPr>
+          <w:lang w:val="en-US"/>
+        </w:rPr>
+      </w:pPr>
+      <w:r>
+        <w:rPr>
+          <w:lang w:val="en-US"/>
+        </w:rPr>
+        <w:t>{</w:t>
+      </w:r>
+    </w:p>
+    <w:p>
+      <w:pPr>
+        <w:rPr>
+          <w:lang w:val="en-US"/>
+        </w:rPr>
+      </w:pPr>
+      <w:r>
+        <w:rPr>
+          <w:lang w:val="en-US"/>
+        </w:rPr>
+        <w:tab/>
+        <w:t xml:space="preserve">public static void </w:t>
+      </w:r>
+      <w:proofErr w:type="gramStart"/>
+      <w:r>
+        <w:rPr>
+          <w:lang w:val="en-US"/>
+        </w:rPr>
+        <w:t>main(</w:t>
+      </w:r>
+      <w:proofErr w:type="gramEnd"/>
+      <w:r>
+        <w:rPr>
+          <w:lang w:val="en-US"/>
+        </w:rPr>
+        <w:t xml:space="preserve">String[] </w:t>
+      </w:r>
+      <w:proofErr w:type="spellStart"/>
+      <w:r>
+        <w:rPr>
+          <w:lang w:val="en-US"/>
+        </w:rPr>
+        <w:t>args</w:t>
+      </w:r>
+      <w:proofErr w:type="spellEnd"/>
+      <w:r>
+        <w:rPr>
+          <w:lang w:val="en-US"/>
+        </w:rPr>
+        <w:t>) {</w:t>
+      </w:r>
+    </w:p>
+    <w:p>
+      <w:pPr>
+        <w:rPr>
+          <w:lang w:val="en-US"/>
+        </w:rPr>
+      </w:pPr>
+      <w:r>
+        <w:rPr>
+          <w:lang w:val="en-US"/>
+        </w:rPr>
+        <w:tab/>
+      </w:r>
+      <w:r>
+        <w:rPr>
+          <w:lang w:val="en-US"/>
+        </w:rPr>
+        <w:tab/>
+        <w:t xml:space="preserve">Scanner </w:t>
+      </w:r>
+      <w:proofErr w:type="spellStart"/>
+      <w:r>
+        <w:rPr>
+          <w:lang w:val="en-US"/>
+        </w:rPr>
+        <w:t>sc</w:t>
+      </w:r>
+      <w:proofErr w:type="spellEnd"/>
+      <w:r>
+        <w:rPr>
+          <w:lang w:val="en-US"/>
+        </w:rPr>
+        <w:t xml:space="preserve"> = new </w:t>
+      </w:r>
+      <w:proofErr w:type="gramStart"/>
+      <w:r>
+        <w:rPr>
+          <w:lang w:val="en-US"/>
+        </w:rPr>
+        <w:t>Scanner(</w:t>
+      </w:r>
+      <w:proofErr w:type="gramEnd"/>
+      <w:r>
+        <w:rPr>
+          <w:lang w:val="en-US"/>
+        </w:rPr>
+        <w:t>System.in);</w:t>
+      </w:r>
+    </w:p>
+    <w:p>
+      <w:pPr>
+        <w:rPr>
+          <w:lang w:val="en-US"/>
+        </w:rPr>
+      </w:pPr>
+      <w:r>
+        <w:rPr>
+          <w:lang w:val="en-US"/>
+        </w:rPr>
+        <w:tab/>
+      </w:r>
+      <w:r>
+        <w:rPr>
+          <w:lang w:val="en-US"/>
+        </w:rPr>
+        <w:tab/>
+        <w:t xml:space="preserve">int n = </w:t>
+      </w:r>
+      <w:proofErr w:type="spellStart"/>
+      <w:proofErr w:type="gramStart"/>
+      <w:r>
+        <w:rPr>
+          <w:lang w:val="en-US"/>
+        </w:rPr>
+        <w:t>sc.nextInt</w:t>
+      </w:r>
+      <w:proofErr w:type="spellEnd"/>
+      <w:proofErr w:type="gramEnd"/>
+      <w:r>
+        <w:rPr>
+          <w:lang w:val="en-US"/>
+        </w:rPr>
+        <w:t>();</w:t>
+      </w:r>
+    </w:p>
+    <w:p>
+      <w:pPr>
+        <w:rPr>
+          <w:lang w:val="en-US"/>
+        </w:rPr>
+      </w:pPr>
+      <w:r>
+        <w:rPr>
+          <w:lang w:val="en-US"/>
+        </w:rPr>
+        <w:tab/>
+      </w:r>
+      <w:r>
+        <w:rPr>
+          <w:lang w:val="en-US"/>
+        </w:rPr>
+        <w:tab/>
+        <w:t>HashSet&lt;Integer&gt; num = new HashSet&lt;</w:t>
+      </w:r>
+      <w:proofErr w:type="gramStart"/>
+      <w:r>
+        <w:rPr>
+          <w:lang w:val="en-US"/>
+        </w:rPr>
+        <w:t>&gt;(</w:t>
+      </w:r>
+      <w:proofErr w:type="gramEnd"/>
+      <w:r>
+        <w:rPr>
+          <w:lang w:val="en-US"/>
+        </w:rPr>
+        <w:t>);</w:t>
+      </w:r>
+    </w:p>
+    <w:p>
+      <w:pPr>
+        <w:rPr>
+          <w:lang w:val="en-US"/>
+        </w:rPr>
+      </w:pPr>
+      <w:r>
+        <w:rPr>
+          <w:lang w:val="en-US"/>
+        </w:rPr>
+        <w:tab/>
+      </w:r>
+      <w:r>
+        <w:rPr>
+          <w:lang w:val="en-US"/>
+        </w:rPr>
+        <w:tab/>
+      </w:r>
+      <w:proofErr w:type="gramStart"/>
+      <w:r>
+        <w:rPr>
+          <w:lang w:val="en-US"/>
+        </w:rPr>
+        <w:t>for(</w:t>
+      </w:r>
+      <w:proofErr w:type="gramEnd"/>
+      <w:r>
+        <w:rPr>
+          <w:lang w:val="en-US"/>
+        </w:rPr>
+        <w:t xml:space="preserve">int </w:t>
+      </w:r>
+      <w:proofErr w:type="spellStart"/>
+      <w:r>
+        <w:rPr>
+          <w:lang w:val="en-US"/>
+        </w:rPr>
+        <w:t>i</w:t>
+      </w:r>
+      <w:proofErr w:type="spellEnd"/>
+      <w:r>
+        <w:rPr>
+          <w:lang w:val="en-US"/>
+        </w:rPr>
+        <w:t>=0;i&lt;</w:t>
+      </w:r>
+      <w:proofErr w:type="spellStart"/>
+      <w:r>
+        <w:rPr>
+          <w:lang w:val="en-US"/>
+        </w:rPr>
+        <w:t>n;i</w:t>
+      </w:r>
+      <w:proofErr w:type="spellEnd"/>
+      <w:r>
+        <w:rPr>
+          <w:lang w:val="en-US"/>
+        </w:rPr>
+        <w:t>++){</w:t>
+      </w:r>
+    </w:p>
+    <w:p>
+      <w:pPr>
+        <w:rPr>
+          <w:lang w:val="en-US"/>
+        </w:rPr>
+      </w:pPr>
+      <w:r>
+        <w:rPr>
+          <w:lang w:val="en-US"/>
+        </w:rPr>
+        <w:tab/>
+      </w:r>
+      <w:r>
+        <w:rPr>
+          <w:lang w:val="en-US"/>
+        </w:rPr>
+        <w:tab/>
+        <w:t xml:space="preserve">    </w:t>
+      </w:r>
+      <w:proofErr w:type="spellStart"/>
+      <w:r>
+        <w:rPr>
+          <w:lang w:val="en-US"/>
+        </w:rPr>
+        <w:t>num.add</w:t>
+      </w:r>
+      <w:proofErr w:type="spellEnd"/>
+      <w:r>
+        <w:rPr>
+          <w:lang w:val="en-US"/>
+        </w:rPr>
+        <w:t>(</w:t>
+      </w:r>
+      <w:proofErr w:type="spellStart"/>
+      <w:proofErr w:type="gramStart"/>
+      <w:r>
+        <w:rPr>
+          <w:lang w:val="en-US"/>
+        </w:rPr>
+        <w:t>sc.nextInt</w:t>
+      </w:r>
+      <w:proofErr w:type="spellEnd"/>
+      <w:proofErr w:type="gramEnd"/>
+      <w:r>
+        <w:rPr>
+          <w:lang w:val="en-US"/>
+        </w:rPr>
+        <w:t>());</w:t>
+      </w:r>
+    </w:p>
+    <w:p>
+      <w:pPr>
+        <w:rPr>
+          <w:lang w:val="en-US"/>
+        </w:rPr>
+      </w:pPr>
+      <w:r>
+        <w:rPr>
+          <w:lang w:val="en-US"/>
+        </w:rPr>
+        <w:tab/>
+      </w:r>
+      <w:r>
+        <w:rPr>
+          <w:lang w:val="en-US"/>
+        </w:rPr>
+        <w:tab/>
+        <w:t>}</w:t>
+      </w:r>
+    </w:p>
+    <w:p>
+      <w:pPr>
+        <w:rPr>
+          <w:lang w:val="en-US"/>
+        </w:rPr>
+      </w:pPr>
+      <w:r>
+        <w:rPr>
+          <w:lang w:val="en-US"/>
+        </w:rPr>
+        <w:tab/>
+        <w:t xml:space="preserve">    </w:t>
+      </w:r>
+    </w:p>
+    <w:p>
+      <w:pPr>
+        <w:rPr>
+          <w:lang w:val="en-US"/>
+        </w:rPr>
+      </w:pPr>
+      <w:r>
+        <w:rPr>
+          <w:lang w:val="en-US"/>
+        </w:rPr>
+        <w:tab/>
+        <w:t xml:space="preserve">        </w:t>
+      </w:r>
+      <w:proofErr w:type="spellStart"/>
+      <w:r>
+        <w:rPr>
+          <w:lang w:val="en-US"/>
+        </w:rPr>
+        <w:t>System.out.print</w:t>
+      </w:r>
+      <w:proofErr w:type="spellEnd"/>
+      <w:r>
+        <w:rPr>
+          <w:lang w:val="en-US"/>
+        </w:rPr>
+        <w:t>(num + " ");</w:t>
+      </w:r>
+    </w:p>
+    <w:p>
+      <w:pPr>
+        <w:rPr>
+          <w:lang w:val="en-US"/>
+        </w:rPr>
+      </w:pPr>
+      <w:r>
+        <w:rPr>
+          <w:lang w:val="en-US"/>
+        </w:rPr>
+        <w:tab/>
+        <w:t xml:space="preserve">    </w:t>
+      </w:r>
+    </w:p>
+    <w:p>
+      <w:pPr>
+        <w:rPr>
+          <w:lang w:val="en-US"/>
+        </w:rPr>
+      </w:pPr>
+      <w:r>
+        <w:rPr>
+          <w:lang w:val="en-US"/>
+        </w:rPr>
+        <w:t>}</w:t>
+      </w:r>
+    </w:p>
+    <w:p>
+      <w:pPr>
+        <w:rPr>
+          <w:lang w:val="en-US"/>
+        </w:rPr>
+      </w:pPr>
+      <w:r>
+        <w:rPr>
+          <w:lang w:val="en-US"/>
+        </w:rPr>
+        <w:t>}</w:t>
+      </w:r>
+    </w:p>
+    <w:p>
+      <w:pPr>
+        <w:rPr>
+          <w:b/>
+          <w:bCs/>
+          <w:lang w:val="en-US"/>
+        </w:rPr>
+      </w:pPr>
+      <w:r>
+        <w:rPr>
+          <w:b/>
+          <w:bCs/>
+          <w:lang w:val="en-US"/>
+        </w:rPr>
+        <w:t>13)arranges 0’s to end</w:t>
+      </w:r>
+    </w:p>
+    <w:p>
+      <w:pPr>
+        <w:rPr>
+          <w:b/>
+          <w:bCs/>
+          <w:lang w:val="en-US"/>
+        </w:rPr>
+      </w:pPr>
+      <w:proofErr w:type="spellStart"/>
+      <w:r>
+        <w:rPr>
+          <w:b/>
+          <w:bCs/>
+          <w:lang w:val="en-US"/>
+        </w:rPr>
+        <w:t>i</w:t>
+      </w:r>
+      <w:proofErr w:type="spellEnd"/>
+      <w:r>
+        <w:rPr>
+          <w:b/>
+          <w:bCs/>
+          <w:lang w:val="en-US"/>
+        </w:rPr>
+        <w:t xml:space="preserve">/p:5, 1 </w:t>
+      </w:r>
+      <w:proofErr w:type="gramStart"/>
+      <w:r>
+        <w:rPr>
+          <w:b/>
+          <w:bCs/>
+          <w:lang w:val="en-US"/>
+        </w:rPr>
+        <w:t>0  2</w:t>
+      </w:r>
+      <w:proofErr w:type="gramEnd"/>
+      <w:r>
+        <w:rPr>
+          <w:b/>
+          <w:bCs/>
+          <w:lang w:val="en-US"/>
+        </w:rPr>
+        <w:t xml:space="preserve"> 3 0</w:t>
+      </w:r>
+    </w:p>
+    <w:p>
+      <w:pPr>
+        <w:rPr>
+          <w:b/>
+          <w:bCs/>
+          <w:lang w:val="en-US"/>
+        </w:rPr>
+      </w:pPr>
+      <w:r>
+        <w:rPr>
+          <w:b/>
+          <w:bCs/>
+          <w:lang w:val="en-US"/>
+        </w:rPr>
+        <w:t>o/p: 1 2 3 0 0</w:t>
+      </w:r>
+    </w:p>
+    <w:p>
+      <w:pPr>
+        <w:rPr>
+          <w:lang w:val="en-US"/>
+        </w:rPr>
+      </w:pPr>
+      <w:r>
+        <w:rPr>
+          <w:lang w:val="en-US"/>
+        </w:rPr>
+        <w:t xml:space="preserve">import </w:t>
+      </w:r>
+      <w:proofErr w:type="spellStart"/>
+      <w:r>
+        <w:rPr>
+          <w:lang w:val="en-US"/>
+        </w:rPr>
+        <w:t>java.util</w:t>
+      </w:r>
+      <w:proofErr w:type="spellEnd"/>
+      <w:r>
+        <w:rPr>
+          <w:lang w:val="en-US"/>
+        </w:rPr>
+        <w:t>.*;</w:t>
+      </w:r>
+    </w:p>
+    <w:p>
+      <w:pPr>
+        <w:rPr>
+          <w:lang w:val="en-US"/>
+        </w:rPr>
+      </w:pPr>
+      <w:r>
+        <w:rPr>
+          <w:lang w:val="en-US"/>
+        </w:rPr>
+        <w:t>public class Main</w:t>
+      </w:r>
+    </w:p>
+    <w:p>
+      <w:pPr>
+        <w:rPr>
+          <w:lang w:val="en-US"/>
+        </w:rPr>
+      </w:pPr>
+      <w:r>
+        <w:rPr>
+          <w:lang w:val="en-US"/>
+        </w:rPr>
+        <w:t>{</w:t>
+      </w:r>
+    </w:p>
+    <w:p>
+      <w:pPr>
+        <w:rPr>
+          <w:lang w:val="en-US"/>
+        </w:rPr>
+      </w:pPr>
+      <w:r>
+        <w:rPr>
+          <w:lang w:val="en-US"/>
+        </w:rPr>
+        <w:tab/>
+        <w:t xml:space="preserve">public static void </w:t>
+      </w:r>
+      <w:proofErr w:type="gramStart"/>
+      <w:r>
+        <w:rPr>
+          <w:lang w:val="en-US"/>
+        </w:rPr>
+        <w:t>main(</w:t>
+      </w:r>
+      <w:proofErr w:type="gramEnd"/>
+      <w:r>
+        <w:rPr>
+          <w:lang w:val="en-US"/>
+        </w:rPr>
+        <w:t xml:space="preserve">String[] </w:t>
+      </w:r>
+      <w:proofErr w:type="spellStart"/>
+      <w:r>
+        <w:rPr>
+          <w:lang w:val="en-US"/>
+        </w:rPr>
+        <w:t>args</w:t>
+      </w:r>
+      <w:proofErr w:type="spellEnd"/>
+      <w:r>
+        <w:rPr>
+          <w:lang w:val="en-US"/>
+        </w:rPr>
+        <w:t>) {</w:t>
+      </w:r>
+    </w:p>
+    <w:p>
+      <w:pPr>
+        <w:rPr>
+          <w:lang w:val="en-US"/>
+        </w:rPr>
+      </w:pPr>
+      <w:r>
+        <w:rPr>
+          <w:lang w:val="en-US"/>
+        </w:rPr>
+        <w:tab/>
+      </w:r>
+      <w:r>
+        <w:rPr>
+          <w:lang w:val="en-US"/>
+        </w:rPr>
+        <w:tab/>
+        <w:t xml:space="preserve">Scanner </w:t>
+      </w:r>
+      <w:proofErr w:type="spellStart"/>
+      <w:r>
+        <w:rPr>
+          <w:lang w:val="en-US"/>
+        </w:rPr>
+        <w:t>sc</w:t>
+      </w:r>
+      <w:proofErr w:type="spellEnd"/>
+      <w:r>
+        <w:rPr>
+          <w:lang w:val="en-US"/>
+        </w:rPr>
+        <w:t xml:space="preserve"> = new </w:t>
+      </w:r>
+      <w:proofErr w:type="gramStart"/>
+      <w:r>
+        <w:rPr>
+          <w:lang w:val="en-US"/>
+        </w:rPr>
+        <w:t>Scanner(</w:t>
+      </w:r>
+      <w:proofErr w:type="gramEnd"/>
+      <w:r>
+        <w:rPr>
+          <w:lang w:val="en-US"/>
+        </w:rPr>
+        <w:t>System.in);</w:t>
+      </w:r>
+    </w:p>
+    <w:p>
+      <w:pPr>
+        <w:rPr>
+          <w:lang w:val="en-US"/>
+        </w:rPr>
+      </w:pPr>
+      <w:r>
+        <w:rPr>
+          <w:lang w:val="en-US"/>
+        </w:rPr>
+        <w:tab/>
+      </w:r>
+      <w:r>
+        <w:rPr>
+          <w:lang w:val="en-US"/>
+        </w:rPr>
+        <w:tab/>
+        <w:t xml:space="preserve">int n = </w:t>
+      </w:r>
+      <w:proofErr w:type="spellStart"/>
+      <w:proofErr w:type="gramStart"/>
+      <w:r>
+        <w:rPr>
+          <w:lang w:val="en-US"/>
+        </w:rPr>
+        <w:t>sc.nextInt</w:t>
+      </w:r>
+      <w:proofErr w:type="spellEnd"/>
+      <w:proofErr w:type="gramEnd"/>
+      <w:r>
+        <w:rPr>
+          <w:lang w:val="en-US"/>
+        </w:rPr>
+        <w:t>();</w:t>
+      </w:r>
+    </w:p>
+    <w:p>
+      <w:pPr>
+        <w:rPr>
+          <w:lang w:val="en-US"/>
+        </w:rPr>
+      </w:pPr>
+      <w:r>
+        <w:rPr>
+          <w:lang w:val="en-US"/>
+        </w:rPr>
+        <w:tab/>
+      </w:r>
+      <w:r>
+        <w:rPr>
+          <w:lang w:val="en-US"/>
+        </w:rPr>
+        <w:tab/>
+      </w:r>
+      <w:proofErr w:type="gramStart"/>
+      <w:r>
+        <w:rPr>
+          <w:lang w:val="en-US"/>
+        </w:rPr>
+        <w:t>int[</w:t>
+      </w:r>
+      <w:proofErr w:type="gramEnd"/>
+      <w:r>
+        <w:rPr>
+          <w:lang w:val="en-US"/>
+        </w:rPr>
+        <w:t xml:space="preserve">] </w:t>
+      </w:r>
+      <w:proofErr w:type="spellStart"/>
+      <w:r>
+        <w:rPr>
+          <w:lang w:val="en-US"/>
+        </w:rPr>
+        <w:t>arr</w:t>
+      </w:r>
+      <w:proofErr w:type="spellEnd"/>
+      <w:r>
+        <w:rPr>
+          <w:lang w:val="en-US"/>
+        </w:rPr>
+        <w:t xml:space="preserve"> = new int[n];</w:t>
+      </w:r>
+    </w:p>
+    <w:p>
+      <w:pPr>
+        <w:rPr>
+          <w:lang w:val="en-US"/>
+        </w:rPr>
+      </w:pPr>
+      <w:r>
+        <w:rPr>
+          <w:lang w:val="en-US"/>
+        </w:rPr>
+        <w:tab/>
+      </w:r>
+      <w:r>
+        <w:rPr>
+          <w:lang w:val="en-US"/>
+        </w:rPr>
+        <w:tab/>
+      </w:r>
+      <w:proofErr w:type="gramStart"/>
+      <w:r>
+        <w:rPr>
+          <w:lang w:val="en-US"/>
+        </w:rPr>
+        <w:t>for(</w:t>
+      </w:r>
+      <w:proofErr w:type="gramEnd"/>
+      <w:r>
+        <w:rPr>
+          <w:lang w:val="en-US"/>
+        </w:rPr>
+        <w:t xml:space="preserve">int </w:t>
+      </w:r>
+      <w:proofErr w:type="spellStart"/>
+      <w:r>
+        <w:rPr>
+          <w:lang w:val="en-US"/>
+        </w:rPr>
+        <w:t>i</w:t>
+      </w:r>
+      <w:proofErr w:type="spellEnd"/>
+      <w:r>
+        <w:rPr>
+          <w:lang w:val="en-US"/>
+        </w:rPr>
+        <w:t>=0;i&lt;</w:t>
+      </w:r>
+      <w:proofErr w:type="spellStart"/>
+      <w:r>
+        <w:rPr>
+          <w:lang w:val="en-US"/>
+        </w:rPr>
+        <w:t>n;i</w:t>
+      </w:r>
+      <w:proofErr w:type="spellEnd"/>
+      <w:r>
+        <w:rPr>
+          <w:lang w:val="en-US"/>
+        </w:rPr>
+        <w:t>++){</w:t>
+      </w:r>
+    </w:p>
+    <w:p>
+      <w:pPr>
+        <w:rPr>
+          <w:lang w:val="en-US"/>
+        </w:rPr>
+      </w:pPr>
+      <w:r>
+        <w:rPr>
+          <w:lang w:val="en-US"/>
+        </w:rPr>
+        <w:tab/>
+      </w:r>
+      <w:r>
+        <w:rPr>
+          <w:lang w:val="en-US"/>
+        </w:rPr>
+        <w:tab/>
+        <w:t xml:space="preserve">    </w:t>
+      </w:r>
+      <w:proofErr w:type="spellStart"/>
+      <w:r>
+        <w:rPr>
+          <w:lang w:val="en-US"/>
+        </w:rPr>
+        <w:t>arr</w:t>
+      </w:r>
+      <w:proofErr w:type="spellEnd"/>
+      <w:r>
+        <w:rPr>
+          <w:lang w:val="en-US"/>
+        </w:rPr>
+        <w:t>[</w:t>
+      </w:r>
+      <w:proofErr w:type="spellStart"/>
+      <w:r>
+        <w:rPr>
+          <w:lang w:val="en-US"/>
+        </w:rPr>
+        <w:t>i</w:t>
+      </w:r>
+      <w:proofErr w:type="spellEnd"/>
+      <w:r>
+        <w:rPr>
+          <w:lang w:val="en-US"/>
+        </w:rPr>
+        <w:t>]=</w:t>
+      </w:r>
+      <w:proofErr w:type="spellStart"/>
+      <w:proofErr w:type="gramStart"/>
+      <w:r>
+        <w:rPr>
+          <w:lang w:val="en-US"/>
+        </w:rPr>
+        <w:t>sc.nextInt</w:t>
+      </w:r>
+      <w:proofErr w:type="spellEnd"/>
+      <w:proofErr w:type="gramEnd"/>
+      <w:r>
+        <w:rPr>
+          <w:lang w:val="en-US"/>
+        </w:rPr>
+        <w:t>();</w:t>
+      </w:r>
+    </w:p>
+    <w:p>
+      <w:pPr>
+        <w:rPr>
+          <w:lang w:val="en-US"/>
+        </w:rPr>
+      </w:pPr>
+      <w:r>
+        <w:rPr>
+          <w:lang w:val="en-US"/>
+        </w:rPr>
+        <w:tab/>
+      </w:r>
+      <w:r>
+        <w:rPr>
+          <w:lang w:val="en-US"/>
+        </w:rPr>
+        <w:tab/>
+        <w:t>}</w:t>
+      </w:r>
+    </w:p>
+    <w:p>
+      <w:pPr>
+        <w:rPr>
+          <w:lang w:val="en-US"/>
+        </w:rPr>
+      </w:pPr>
+      <w:r>
+        <w:rPr>
+          <w:lang w:val="en-US"/>
+        </w:rPr>
+        <w:tab/>
+      </w:r>
+      <w:r>
+        <w:rPr>
+          <w:lang w:val="en-US"/>
+        </w:rPr>
+        <w:tab/>
+      </w:r>
+      <w:proofErr w:type="gramStart"/>
+      <w:r>
+        <w:rPr>
+          <w:lang w:val="en-US"/>
+        </w:rPr>
+        <w:t>for(</w:t>
+      </w:r>
+      <w:proofErr w:type="gramEnd"/>
+      <w:r>
+        <w:rPr>
+          <w:lang w:val="en-US"/>
+        </w:rPr>
+        <w:t xml:space="preserve">int </w:t>
+      </w:r>
+      <w:proofErr w:type="spellStart"/>
+      <w:r>
+        <w:rPr>
+          <w:lang w:val="en-US"/>
+        </w:rPr>
+        <w:t>i</w:t>
+      </w:r>
+      <w:proofErr w:type="spellEnd"/>
+      <w:r>
+        <w:rPr>
+          <w:lang w:val="en-US"/>
+        </w:rPr>
+        <w:t>=0;i&lt;n-1;i++){</w:t>
+      </w:r>
+    </w:p>
+    <w:p>
+      <w:pPr>
+        <w:rPr>
+          <w:lang w:val="en-US"/>
+        </w:rPr>
+      </w:pPr>
+      <w:r>
+        <w:rPr>
+          <w:lang w:val="en-US"/>
+        </w:rPr>
+        <w:lastRenderedPageBreak/>
+        <w:tab/>
+      </w:r>
+      <w:r>
+        <w:rPr>
+          <w:lang w:val="en-US"/>
+        </w:rPr>
+        <w:tab/>
+        <w:t xml:space="preserve">    if(</w:t>
+      </w:r>
+      <w:proofErr w:type="spellStart"/>
+      <w:r>
+        <w:rPr>
+          <w:lang w:val="en-US"/>
+        </w:rPr>
+        <w:t>arr</w:t>
+      </w:r>
+      <w:proofErr w:type="spellEnd"/>
+      <w:r>
+        <w:rPr>
+          <w:lang w:val="en-US"/>
+        </w:rPr>
+        <w:t>[</w:t>
+      </w:r>
+      <w:proofErr w:type="spellStart"/>
+      <w:r>
+        <w:rPr>
+          <w:lang w:val="en-US"/>
+        </w:rPr>
+        <w:t>i</w:t>
+      </w:r>
+      <w:proofErr w:type="spellEnd"/>
+      <w:r>
+        <w:rPr>
+          <w:lang w:val="en-US"/>
+        </w:rPr>
+        <w:t>]==</w:t>
+      </w:r>
+      <w:proofErr w:type="gramStart"/>
+      <w:r>
+        <w:rPr>
+          <w:lang w:val="en-US"/>
+        </w:rPr>
+        <w:t>0){</w:t>
+      </w:r>
+      <w:proofErr w:type="gramEnd"/>
+    </w:p>
+    <w:p>
+      <w:pPr>
+        <w:rPr>
+          <w:lang w:val="en-US"/>
+        </w:rPr>
+      </w:pPr>
+      <w:r>
+        <w:rPr>
+          <w:lang w:val="en-US"/>
+        </w:rPr>
+        <w:tab/>
+      </w:r>
+      <w:r>
+        <w:rPr>
+          <w:lang w:val="en-US"/>
+        </w:rPr>
+        <w:tab/>
+        <w:t xml:space="preserve">        int temp = </w:t>
+      </w:r>
+      <w:proofErr w:type="spellStart"/>
+      <w:r>
+        <w:rPr>
+          <w:lang w:val="en-US"/>
+        </w:rPr>
+        <w:t>arr</w:t>
+      </w:r>
+      <w:proofErr w:type="spellEnd"/>
+      <w:r>
+        <w:rPr>
+          <w:lang w:val="en-US"/>
+        </w:rPr>
+        <w:t>[</w:t>
+      </w:r>
+      <w:proofErr w:type="spellStart"/>
+      <w:r>
+        <w:rPr>
+          <w:lang w:val="en-US"/>
+        </w:rPr>
+        <w:t>i</w:t>
+      </w:r>
+      <w:proofErr w:type="spellEnd"/>
+      <w:r>
+        <w:rPr>
+          <w:lang w:val="en-US"/>
+        </w:rPr>
+        <w:t>];</w:t>
+      </w:r>
+    </w:p>
+    <w:p>
+      <w:pPr>
+        <w:rPr>
+          <w:lang w:val="en-US"/>
+        </w:rPr>
+      </w:pPr>
+      <w:r>
+        <w:rPr>
+          <w:lang w:val="en-US"/>
+        </w:rPr>
+        <w:tab/>
+      </w:r>
+      <w:r>
+        <w:rPr>
+          <w:lang w:val="en-US"/>
+        </w:rPr>
+        <w:tab/>
+        <w:t xml:space="preserve">        </w:t>
+      </w:r>
+      <w:proofErr w:type="spellStart"/>
+      <w:r>
+        <w:rPr>
+          <w:lang w:val="en-US"/>
+        </w:rPr>
+        <w:t>arr</w:t>
+      </w:r>
+      <w:proofErr w:type="spellEnd"/>
+      <w:r>
+        <w:rPr>
+          <w:lang w:val="en-US"/>
+        </w:rPr>
+        <w:t>[</w:t>
+      </w:r>
+      <w:proofErr w:type="spellStart"/>
+      <w:r>
+        <w:rPr>
+          <w:lang w:val="en-US"/>
+        </w:rPr>
+        <w:t>i</w:t>
+      </w:r>
+      <w:proofErr w:type="spellEnd"/>
+      <w:r>
+        <w:rPr>
+          <w:lang w:val="en-US"/>
+        </w:rPr>
+        <w:t>]=</w:t>
+      </w:r>
+      <w:proofErr w:type="spellStart"/>
+      <w:r>
+        <w:rPr>
+          <w:lang w:val="en-US"/>
+        </w:rPr>
+        <w:t>arr</w:t>
+      </w:r>
+      <w:proofErr w:type="spellEnd"/>
+      <w:r>
+        <w:rPr>
+          <w:lang w:val="en-US"/>
+        </w:rPr>
+        <w:t>[i+1];</w:t>
+      </w:r>
+    </w:p>
+    <w:p>
+      <w:pPr>
+        <w:rPr>
+          <w:lang w:val="en-US"/>
+        </w:rPr>
+      </w:pPr>
+      <w:r>
+        <w:rPr>
+          <w:lang w:val="en-US"/>
+        </w:rPr>
+        <w:tab/>
+      </w:r>
+      <w:r>
+        <w:rPr>
+          <w:lang w:val="en-US"/>
+        </w:rPr>
+        <w:tab/>
+        <w:t xml:space="preserve">        </w:t>
+      </w:r>
+      <w:proofErr w:type="spellStart"/>
+      <w:r>
+        <w:rPr>
+          <w:lang w:val="en-US"/>
+        </w:rPr>
+        <w:t>arr</w:t>
+      </w:r>
+      <w:proofErr w:type="spellEnd"/>
+      <w:r>
+        <w:rPr>
+          <w:lang w:val="en-US"/>
+        </w:rPr>
+        <w:t>[i+</w:t>
+      </w:r>
+      <w:proofErr w:type="gramStart"/>
+      <w:r>
+        <w:rPr>
+          <w:lang w:val="en-US"/>
+        </w:rPr>
+        <w:t>1]=</w:t>
+      </w:r>
+      <w:proofErr w:type="gramEnd"/>
+      <w:r>
+        <w:rPr>
+          <w:lang w:val="en-US"/>
+        </w:rPr>
+        <w:t>temp;</w:t>
+      </w:r>
+    </w:p>
+    <w:p>
+      <w:pPr>
+        <w:rPr>
+          <w:lang w:val="en-US"/>
+        </w:rPr>
+      </w:pPr>
+      <w:r>
+        <w:rPr>
+          <w:lang w:val="en-US"/>
+        </w:rPr>
+        <w:tab/>
+      </w:r>
+      <w:r>
+        <w:rPr>
+          <w:lang w:val="en-US"/>
+        </w:rPr>
+        <w:tab/>
+        <w:t xml:space="preserve">    }</w:t>
+      </w:r>
+    </w:p>
+    <w:p>
+      <w:pPr>
+        <w:rPr>
+          <w:lang w:val="en-US"/>
+        </w:rPr>
+      </w:pPr>
+      <w:r>
+        <w:rPr>
+          <w:lang w:val="en-US"/>
+        </w:rPr>
+        <w:tab/>
+      </w:r>
+      <w:r>
+        <w:rPr>
+          <w:lang w:val="en-US"/>
+        </w:rPr>
+        <w:tab/>
+        <w:t>}</w:t>
+      </w:r>
+    </w:p>
+    <w:p>
+      <w:pPr>
+        <w:rPr>
+          <w:lang w:val="en-US"/>
+        </w:rPr>
+      </w:pPr>
+      <w:r>
+        <w:rPr>
+          <w:lang w:val="en-US"/>
+        </w:rPr>
+        <w:tab/>
+      </w:r>
+      <w:r>
+        <w:rPr>
+          <w:lang w:val="en-US"/>
+        </w:rPr>
+        <w:tab/>
+      </w:r>
+      <w:proofErr w:type="gramStart"/>
+      <w:r>
+        <w:rPr>
+          <w:lang w:val="en-US"/>
+        </w:rPr>
+        <w:t>for(</w:t>
+      </w:r>
+      <w:proofErr w:type="gramEnd"/>
+      <w:r>
+        <w:rPr>
+          <w:lang w:val="en-US"/>
+        </w:rPr>
+        <w:t xml:space="preserve">int </w:t>
+      </w:r>
+      <w:proofErr w:type="spellStart"/>
+      <w:r>
+        <w:rPr>
+          <w:lang w:val="en-US"/>
+        </w:rPr>
+        <w:t>i</w:t>
+      </w:r>
+      <w:proofErr w:type="spellEnd"/>
+      <w:r>
+        <w:rPr>
+          <w:lang w:val="en-US"/>
+        </w:rPr>
+        <w:t>=0;i&lt;</w:t>
+      </w:r>
+      <w:proofErr w:type="spellStart"/>
+      <w:r>
+        <w:rPr>
+          <w:lang w:val="en-US"/>
+        </w:rPr>
+        <w:t>n;i</w:t>
+      </w:r>
+      <w:proofErr w:type="spellEnd"/>
+      <w:r>
+        <w:rPr>
+          <w:lang w:val="en-US"/>
+        </w:rPr>
+        <w:t>++){</w:t>
+      </w:r>
+    </w:p>
+    <w:p>
+      <w:pPr>
+        <w:rPr>
+          <w:lang w:val="en-US"/>
+        </w:rPr>
+      </w:pPr>
+      <w:r>
+        <w:rPr>
+          <w:lang w:val="en-US"/>
+        </w:rPr>
+        <w:tab/>
+      </w:r>
+      <w:r>
+        <w:rPr>
+          <w:lang w:val="en-US"/>
+        </w:rPr>
+        <w:tab/>
+        <w:t xml:space="preserve">    </w:t>
+      </w:r>
+      <w:proofErr w:type="spellStart"/>
+      <w:r>
+        <w:rPr>
+          <w:lang w:val="en-US"/>
+        </w:rPr>
+        <w:t>System.out.print</w:t>
+      </w:r>
+      <w:proofErr w:type="spellEnd"/>
+      <w:r>
+        <w:rPr>
+          <w:lang w:val="en-US"/>
+        </w:rPr>
+        <w:t>(</w:t>
+      </w:r>
+      <w:proofErr w:type="spellStart"/>
+      <w:r>
+        <w:rPr>
+          <w:lang w:val="en-US"/>
+        </w:rPr>
+        <w:t>arr</w:t>
+      </w:r>
+      <w:proofErr w:type="spellEnd"/>
+      <w:r>
+        <w:rPr>
+          <w:lang w:val="en-US"/>
+        </w:rPr>
+        <w:t>[</w:t>
+      </w:r>
+      <w:proofErr w:type="spellStart"/>
+      <w:r>
+        <w:rPr>
+          <w:lang w:val="en-US"/>
+        </w:rPr>
+        <w:t>i</w:t>
+      </w:r>
+      <w:proofErr w:type="spellEnd"/>
+      <w:r>
+        <w:rPr>
+          <w:lang w:val="en-US"/>
+        </w:rPr>
+        <w:t>]+" ");</w:t>
+      </w:r>
+    </w:p>
+    <w:p>
+      <w:pPr>
+        <w:rPr>
+          <w:lang w:val="en-US"/>
+        </w:rPr>
+      </w:pPr>
+      <w:r>
+        <w:rPr>
+          <w:lang w:val="en-US"/>
+        </w:rPr>
+        <w:tab/>
+      </w:r>
+      <w:r>
+        <w:rPr>
+          <w:lang w:val="en-US"/>
+        </w:rPr>
+        <w:tab/>
+        <w:t>}</w:t>
+      </w:r>
+    </w:p>
+    <w:p>
+      <w:pPr>
+        <w:rPr>
+          <w:lang w:val="en-US"/>
+        </w:rPr>
+      </w:pPr>
+      <w:r>
+        <w:rPr>
+          <w:lang w:val="en-US"/>
+        </w:rPr>
+        <w:t>}</w:t>
+      </w:r>
+    </w:p>
+    <w:p>
+      <w:pPr>
+        <w:rPr>
+          <w:lang w:val="en-US"/>
+        </w:rPr>
+      </w:pPr>
+      <w:r>
+        <w:rPr>
+          <w:lang w:val="en-US"/>
+        </w:rPr>
+        <w:t>}</w:t>
+      </w:r>
+    </w:p>
+    <w:p>
+      <w:pPr>
+        <w:rPr>
+          <w:b/>
+          <w:bCs/>
+          <w:lang w:val="en-US"/>
+        </w:rPr>
+      </w:pPr>
+      <w:r>
+        <w:rPr>
+          <w:b/>
+          <w:bCs/>
+          <w:lang w:val="en-US"/>
+        </w:rPr>
+        <w:t>14)</w:t>
+      </w:r>
+      <w:r>
+        <w:rPr>
+          <w:b/>
+          <w:bCs/>
+          <w:lang w:val="en-US"/>
+        </w:rPr>
+        <w:t xml:space="preserve">left rotate array </w:t>
+      </w:r>
+      <w:r>
+        <w:rPr>
+          <w:b/>
+          <w:bCs/>
+          <w:lang w:val="en-US"/>
+        </w:rPr>
+        <w:t>by one</w:t>
+      </w:r>
+    </w:p>
+    <w:p>
+      <w:pPr>
+        <w:rPr>
+          <w:b/>
+          <w:bCs/>
+          <w:lang w:val="en-US"/>
+        </w:rPr>
+      </w:pPr>
+      <w:proofErr w:type="spellStart"/>
+      <w:r>
+        <w:rPr>
+          <w:b/>
+          <w:bCs/>
+          <w:lang w:val="en-US"/>
+        </w:rPr>
+        <w:t>i</w:t>
+      </w:r>
+      <w:proofErr w:type="spellEnd"/>
+      <w:r>
+        <w:rPr>
+          <w:b/>
+          <w:bCs/>
+          <w:lang w:val="en-US"/>
+        </w:rPr>
+        <w:t>/p: 5, 1 2 3 4 5</w:t>
+      </w:r>
+    </w:p>
+    <w:p>
+      <w:pPr>
+        <w:rPr>
+          <w:b/>
+          <w:bCs/>
+          <w:lang w:val="en-US"/>
+        </w:rPr>
+      </w:pPr>
+      <w:r>
+        <w:rPr>
+          <w:b/>
+          <w:bCs/>
+          <w:lang w:val="en-US"/>
+        </w:rPr>
+        <w:t>o/p: 2 3 4 5 1</w:t>
+      </w:r>
+    </w:p>
+    <w:p>
+      <w:pPr>
+        <w:rPr>
+          <w:lang w:val="en-US"/>
+        </w:rPr>
+      </w:pPr>
+      <w:r>
+        <w:rPr>
+          <w:lang w:val="en-US"/>
+        </w:rPr>
+        <w:t xml:space="preserve">import </w:t>
+      </w:r>
+      <w:proofErr w:type="spellStart"/>
+      <w:r>
+        <w:rPr>
+          <w:lang w:val="en-US"/>
+        </w:rPr>
+        <w:t>java.util</w:t>
+      </w:r>
+      <w:proofErr w:type="spellEnd"/>
+      <w:r>
+        <w:rPr>
+          <w:lang w:val="en-US"/>
+        </w:rPr>
+        <w:t>.*;</w:t>
+      </w:r>
+    </w:p>
+    <w:p>
+      <w:pPr>
+        <w:rPr>
+          <w:lang w:val="en-US"/>
+        </w:rPr>
+      </w:pPr>
+      <w:r>
+        <w:rPr>
+          <w:lang w:val="en-US"/>
+        </w:rPr>
+        <w:t>public class Main</w:t>
+      </w:r>
+    </w:p>
+    <w:p>
+      <w:pPr>
+        <w:rPr>
+          <w:lang w:val="en-US"/>
+        </w:rPr>
+      </w:pPr>
+      <w:r>
+        <w:rPr>
+          <w:lang w:val="en-US"/>
+        </w:rPr>
+        <w:t>{</w:t>
+      </w:r>
+    </w:p>
+    <w:p>
+      <w:pPr>
+        <w:rPr>
+          <w:lang w:val="en-US"/>
+        </w:rPr>
+      </w:pPr>
+      <w:r>
+        <w:rPr>
+          <w:lang w:val="en-US"/>
+        </w:rPr>
+        <w:tab/>
+        <w:t xml:space="preserve">public static void </w:t>
+      </w:r>
+      <w:proofErr w:type="gramStart"/>
+      <w:r>
+        <w:rPr>
+          <w:lang w:val="en-US"/>
+        </w:rPr>
+        <w:t>main(</w:t>
+      </w:r>
+      <w:proofErr w:type="gramEnd"/>
+      <w:r>
+        <w:rPr>
+          <w:lang w:val="en-US"/>
+        </w:rPr>
+        <w:t xml:space="preserve">String[] </w:t>
+      </w:r>
+      <w:proofErr w:type="spellStart"/>
+      <w:r>
+        <w:rPr>
+          <w:lang w:val="en-US"/>
+        </w:rPr>
+        <w:t>args</w:t>
+      </w:r>
+      <w:proofErr w:type="spellEnd"/>
+      <w:r>
+        <w:rPr>
+          <w:lang w:val="en-US"/>
+        </w:rPr>
+        <w:t>) {</w:t>
+      </w:r>
+    </w:p>
+    <w:p>
+      <w:pPr>
+        <w:rPr>
+          <w:lang w:val="en-US"/>
+        </w:rPr>
+      </w:pPr>
+      <w:r>
+        <w:rPr>
+          <w:lang w:val="en-US"/>
+        </w:rPr>
+        <w:tab/>
+      </w:r>
+      <w:r>
+        <w:rPr>
+          <w:lang w:val="en-US"/>
+        </w:rPr>
+        <w:tab/>
+        <w:t xml:space="preserve">Scanner </w:t>
+      </w:r>
+      <w:proofErr w:type="spellStart"/>
+      <w:r>
+        <w:rPr>
+          <w:lang w:val="en-US"/>
+        </w:rPr>
+        <w:t>sc</w:t>
+      </w:r>
+      <w:proofErr w:type="spellEnd"/>
+      <w:r>
+        <w:rPr>
+          <w:lang w:val="en-US"/>
+        </w:rPr>
+        <w:t xml:space="preserve"> = new </w:t>
+      </w:r>
+      <w:proofErr w:type="gramStart"/>
+      <w:r>
+        <w:rPr>
+          <w:lang w:val="en-US"/>
+        </w:rPr>
+        <w:t>Scanner(</w:t>
+      </w:r>
+      <w:proofErr w:type="gramEnd"/>
+      <w:r>
+        <w:rPr>
+          <w:lang w:val="en-US"/>
+        </w:rPr>
+        <w:t>System.in);</w:t>
+      </w:r>
+    </w:p>
+    <w:p>
+      <w:pPr>
+        <w:rPr>
+          <w:lang w:val="en-US"/>
+        </w:rPr>
+      </w:pPr>
+      <w:r>
+        <w:rPr>
+          <w:lang w:val="en-US"/>
+        </w:rPr>
+        <w:tab/>
+      </w:r>
+      <w:r>
+        <w:rPr>
+          <w:lang w:val="en-US"/>
+        </w:rPr>
+        <w:tab/>
+        <w:t xml:space="preserve">int n = </w:t>
+      </w:r>
+      <w:proofErr w:type="spellStart"/>
+      <w:proofErr w:type="gramStart"/>
+      <w:r>
+        <w:rPr>
+          <w:lang w:val="en-US"/>
+        </w:rPr>
+        <w:t>sc.nextInt</w:t>
+      </w:r>
+      <w:proofErr w:type="spellEnd"/>
+      <w:proofErr w:type="gramEnd"/>
+      <w:r>
+        <w:rPr>
+          <w:lang w:val="en-US"/>
+        </w:rPr>
+        <w:t>();</w:t>
+      </w:r>
+    </w:p>
+    <w:p>
+      <w:pPr>
+        <w:rPr>
+          <w:lang w:val="en-US"/>
+        </w:rPr>
+      </w:pPr>
+      <w:r>
+        <w:rPr>
+          <w:lang w:val="en-US"/>
+        </w:rPr>
+        <w:tab/>
+      </w:r>
+      <w:r>
+        <w:rPr>
+          <w:lang w:val="en-US"/>
+        </w:rPr>
+        <w:tab/>
+      </w:r>
+      <w:proofErr w:type="gramStart"/>
+      <w:r>
+        <w:rPr>
+          <w:lang w:val="en-US"/>
+        </w:rPr>
+        <w:t>int[</w:t>
+      </w:r>
+      <w:proofErr w:type="gramEnd"/>
+      <w:r>
+        <w:rPr>
+          <w:lang w:val="en-US"/>
+        </w:rPr>
+        <w:t xml:space="preserve">] </w:t>
+      </w:r>
+      <w:proofErr w:type="spellStart"/>
+      <w:r>
+        <w:rPr>
+          <w:lang w:val="en-US"/>
+        </w:rPr>
+        <w:t>arr</w:t>
+      </w:r>
+      <w:proofErr w:type="spellEnd"/>
+      <w:r>
+        <w:rPr>
+          <w:lang w:val="en-US"/>
+        </w:rPr>
+        <w:t xml:space="preserve"> = new int[n];</w:t>
+      </w:r>
+    </w:p>
+    <w:p>
+      <w:pPr>
+        <w:rPr>
+          <w:lang w:val="en-US"/>
+        </w:rPr>
+      </w:pPr>
+      <w:r>
+        <w:rPr>
+          <w:lang w:val="en-US"/>
+        </w:rPr>
+        <w:tab/>
+      </w:r>
+      <w:r>
+        <w:rPr>
+          <w:lang w:val="en-US"/>
+        </w:rPr>
+        <w:tab/>
+      </w:r>
+      <w:proofErr w:type="gramStart"/>
+      <w:r>
+        <w:rPr>
+          <w:lang w:val="en-US"/>
+        </w:rPr>
+        <w:t>for(</w:t>
+      </w:r>
+      <w:proofErr w:type="gramEnd"/>
+      <w:r>
+        <w:rPr>
+          <w:lang w:val="en-US"/>
+        </w:rPr>
+        <w:t xml:space="preserve">int </w:t>
+      </w:r>
+      <w:proofErr w:type="spellStart"/>
+      <w:r>
+        <w:rPr>
+          <w:lang w:val="en-US"/>
+        </w:rPr>
+        <w:t>i</w:t>
+      </w:r>
+      <w:proofErr w:type="spellEnd"/>
+      <w:r>
+        <w:rPr>
+          <w:lang w:val="en-US"/>
+        </w:rPr>
+        <w:t>=0;i&lt;</w:t>
+      </w:r>
+      <w:proofErr w:type="spellStart"/>
+      <w:r>
+        <w:rPr>
+          <w:lang w:val="en-US"/>
+        </w:rPr>
+        <w:t>n;i</w:t>
+      </w:r>
+      <w:proofErr w:type="spellEnd"/>
+      <w:r>
+        <w:rPr>
+          <w:lang w:val="en-US"/>
+        </w:rPr>
+        <w:t>++){</w:t>
+      </w:r>
+    </w:p>
+    <w:p>
+      <w:pPr>
+        <w:rPr>
+          <w:lang w:val="en-US"/>
+        </w:rPr>
+      </w:pPr>
+      <w:r>
+        <w:rPr>
+          <w:lang w:val="en-US"/>
+        </w:rPr>
+        <w:tab/>
+      </w:r>
+      <w:r>
+        <w:rPr>
+          <w:lang w:val="en-US"/>
+        </w:rPr>
+        <w:tab/>
+        <w:t xml:space="preserve">    </w:t>
+      </w:r>
+      <w:proofErr w:type="spellStart"/>
+      <w:r>
+        <w:rPr>
+          <w:lang w:val="en-US"/>
+        </w:rPr>
+        <w:t>arr</w:t>
+      </w:r>
+      <w:proofErr w:type="spellEnd"/>
+      <w:r>
+        <w:rPr>
+          <w:lang w:val="en-US"/>
+        </w:rPr>
+        <w:t>[</w:t>
+      </w:r>
+      <w:proofErr w:type="spellStart"/>
+      <w:r>
+        <w:rPr>
+          <w:lang w:val="en-US"/>
+        </w:rPr>
+        <w:t>i</w:t>
+      </w:r>
+      <w:proofErr w:type="spellEnd"/>
+      <w:r>
+        <w:rPr>
+          <w:lang w:val="en-US"/>
+        </w:rPr>
+        <w:t>]=</w:t>
+      </w:r>
+      <w:proofErr w:type="spellStart"/>
+      <w:proofErr w:type="gramStart"/>
+      <w:r>
+        <w:rPr>
+          <w:lang w:val="en-US"/>
+        </w:rPr>
+        <w:t>sc.nextInt</w:t>
+      </w:r>
+      <w:proofErr w:type="spellEnd"/>
+      <w:proofErr w:type="gramEnd"/>
+      <w:r>
+        <w:rPr>
+          <w:lang w:val="en-US"/>
+        </w:rPr>
+        <w:t>();</w:t>
+      </w:r>
+    </w:p>
+    <w:p>
+      <w:pPr>
+        <w:rPr>
+          <w:lang w:val="en-US"/>
+        </w:rPr>
+      </w:pPr>
+      <w:r>
+        <w:rPr>
+          <w:lang w:val="en-US"/>
+        </w:rPr>
+        <w:tab/>
+      </w:r>
+      <w:r>
+        <w:rPr>
+          <w:lang w:val="en-US"/>
+        </w:rPr>
+        <w:tab/>
+        <w:t>}</w:t>
+      </w:r>
+    </w:p>
+    <w:p>
+      <w:pPr>
+        <w:rPr>
+          <w:lang w:val="en-US"/>
+        </w:rPr>
+      </w:pPr>
+      <w:r>
+        <w:rPr>
+          <w:lang w:val="en-US"/>
+        </w:rPr>
+        <w:tab/>
+      </w:r>
+      <w:r>
+        <w:rPr>
+          <w:lang w:val="en-US"/>
+        </w:rPr>
+        <w:tab/>
+      </w:r>
+      <w:proofErr w:type="gramStart"/>
+      <w:r>
+        <w:rPr>
+          <w:lang w:val="en-US"/>
+        </w:rPr>
+        <w:t>for(</w:t>
+      </w:r>
+      <w:proofErr w:type="gramEnd"/>
+      <w:r>
+        <w:rPr>
+          <w:lang w:val="en-US"/>
+        </w:rPr>
+        <w:t xml:space="preserve">int </w:t>
+      </w:r>
+      <w:proofErr w:type="spellStart"/>
+      <w:r>
+        <w:rPr>
+          <w:lang w:val="en-US"/>
+        </w:rPr>
+        <w:t>i</w:t>
+      </w:r>
+      <w:proofErr w:type="spellEnd"/>
+      <w:r>
+        <w:rPr>
+          <w:lang w:val="en-US"/>
+        </w:rPr>
+        <w:t>=0;i&lt;n-1;i++){</w:t>
+      </w:r>
+    </w:p>
+    <w:p>
+      <w:pPr>
+        <w:rPr>
+          <w:lang w:val="en-US"/>
+        </w:rPr>
+      </w:pPr>
+      <w:r>
+        <w:rPr>
+          <w:lang w:val="en-US"/>
+        </w:rPr>
+        <w:tab/>
+      </w:r>
+      <w:r>
+        <w:rPr>
+          <w:lang w:val="en-US"/>
+        </w:rPr>
+        <w:tab/>
+        <w:t xml:space="preserve">        int temp = </w:t>
+      </w:r>
+      <w:proofErr w:type="spellStart"/>
+      <w:r>
+        <w:rPr>
+          <w:lang w:val="en-US"/>
+        </w:rPr>
+        <w:t>arr</w:t>
+      </w:r>
+      <w:proofErr w:type="spellEnd"/>
+      <w:r>
+        <w:rPr>
+          <w:lang w:val="en-US"/>
+        </w:rPr>
+        <w:t>[i+1];</w:t>
+      </w:r>
+    </w:p>
+    <w:p>
+      <w:pPr>
+        <w:rPr>
+          <w:lang w:val="en-US"/>
+        </w:rPr>
+      </w:pPr>
+      <w:r>
+        <w:rPr>
+          <w:lang w:val="en-US"/>
+        </w:rPr>
+        <w:tab/>
+      </w:r>
+      <w:r>
+        <w:rPr>
+          <w:lang w:val="en-US"/>
+        </w:rPr>
+        <w:tab/>
+        <w:t xml:space="preserve">        </w:t>
+      </w:r>
+      <w:proofErr w:type="spellStart"/>
+      <w:r>
+        <w:rPr>
+          <w:lang w:val="en-US"/>
+        </w:rPr>
+        <w:t>arr</w:t>
+      </w:r>
+      <w:proofErr w:type="spellEnd"/>
+      <w:r>
+        <w:rPr>
+          <w:lang w:val="en-US"/>
+        </w:rPr>
+        <w:t>[i+</w:t>
+      </w:r>
+      <w:proofErr w:type="gramStart"/>
+      <w:r>
+        <w:rPr>
+          <w:lang w:val="en-US"/>
+        </w:rPr>
+        <w:t>1]=</w:t>
+      </w:r>
+      <w:proofErr w:type="spellStart"/>
+      <w:proofErr w:type="gramEnd"/>
+      <w:r>
+        <w:rPr>
+          <w:lang w:val="en-US"/>
+        </w:rPr>
+        <w:t>arr</w:t>
+      </w:r>
+      <w:proofErr w:type="spellEnd"/>
+      <w:r>
+        <w:rPr>
+          <w:lang w:val="en-US"/>
+        </w:rPr>
+        <w:t>[</w:t>
+      </w:r>
+      <w:proofErr w:type="spellStart"/>
+      <w:r>
+        <w:rPr>
+          <w:lang w:val="en-US"/>
+        </w:rPr>
+        <w:t>i</w:t>
+      </w:r>
+      <w:proofErr w:type="spellEnd"/>
+      <w:r>
+        <w:rPr>
+          <w:lang w:val="en-US"/>
+        </w:rPr>
+        <w:t>];</w:t>
+      </w:r>
+    </w:p>
+    <w:p>
+      <w:pPr>
+        <w:rPr>
+          <w:lang w:val="en-US"/>
+        </w:rPr>
+      </w:pPr>
+      <w:r>
+        <w:rPr>
+          <w:lang w:val="en-US"/>
+        </w:rPr>
+        <w:tab/>
+      </w:r>
+      <w:r>
+        <w:rPr>
+          <w:lang w:val="en-US"/>
+        </w:rPr>
+        <w:tab/>
+        <w:t xml:space="preserve">        </w:t>
+      </w:r>
+      <w:proofErr w:type="spellStart"/>
+      <w:r>
+        <w:rPr>
+          <w:lang w:val="en-US"/>
+        </w:rPr>
+        <w:t>arr</w:t>
+      </w:r>
+      <w:proofErr w:type="spellEnd"/>
+      <w:r>
+        <w:rPr>
+          <w:lang w:val="en-US"/>
+        </w:rPr>
+        <w:t>[</w:t>
+      </w:r>
+      <w:proofErr w:type="spellStart"/>
+      <w:r>
+        <w:rPr>
+          <w:lang w:val="en-US"/>
+        </w:rPr>
+        <w:t>i</w:t>
+      </w:r>
+      <w:proofErr w:type="spellEnd"/>
+      <w:r>
+        <w:rPr>
+          <w:lang w:val="en-US"/>
+        </w:rPr>
+        <w:t>]=temp;</w:t>
+      </w:r>
+    </w:p>
+    <w:p>
+      <w:pPr>
+        <w:rPr>
+          <w:lang w:val="en-US"/>
+        </w:rPr>
+      </w:pPr>
+      <w:r>
+        <w:rPr>
+          <w:lang w:val="en-US"/>
+        </w:rPr>
+        <w:lastRenderedPageBreak/>
+        <w:tab/>
+      </w:r>
+      <w:r>
+        <w:rPr>
+          <w:lang w:val="en-US"/>
+        </w:rPr>
+        <w:tab/>
+        <w:t>}</w:t>
+      </w:r>
+    </w:p>
+    <w:p>
+      <w:pPr>
+        <w:rPr>
+          <w:lang w:val="en-US"/>
+        </w:rPr>
+      </w:pPr>
+      <w:r>
+        <w:rPr>
+          <w:lang w:val="en-US"/>
+        </w:rPr>
+        <w:tab/>
+      </w:r>
+      <w:r>
+        <w:rPr>
+          <w:lang w:val="en-US"/>
+        </w:rPr>
+        <w:tab/>
+      </w:r>
+      <w:proofErr w:type="gramStart"/>
+      <w:r>
+        <w:rPr>
+          <w:lang w:val="en-US"/>
+        </w:rPr>
+        <w:t>for(</w:t>
+      </w:r>
+      <w:proofErr w:type="gramEnd"/>
+      <w:r>
+        <w:rPr>
+          <w:lang w:val="en-US"/>
+        </w:rPr>
+        <w:t xml:space="preserve">int </w:t>
+      </w:r>
+      <w:proofErr w:type="spellStart"/>
+      <w:r>
+        <w:rPr>
+          <w:lang w:val="en-US"/>
+        </w:rPr>
+        <w:t>i</w:t>
+      </w:r>
+      <w:proofErr w:type="spellEnd"/>
+      <w:r>
+        <w:rPr>
+          <w:lang w:val="en-US"/>
+        </w:rPr>
+        <w:t>=0;i&lt;</w:t>
+      </w:r>
+      <w:proofErr w:type="spellStart"/>
+      <w:r>
+        <w:rPr>
+          <w:lang w:val="en-US"/>
+        </w:rPr>
+        <w:t>n;i</w:t>
+      </w:r>
+      <w:proofErr w:type="spellEnd"/>
+      <w:r>
+        <w:rPr>
+          <w:lang w:val="en-US"/>
+        </w:rPr>
+        <w:t>++){</w:t>
+      </w:r>
+    </w:p>
+    <w:p>
+      <w:pPr>
+        <w:rPr>
+          <w:lang w:val="en-US"/>
+        </w:rPr>
+      </w:pPr>
+      <w:r>
+        <w:rPr>
+          <w:lang w:val="en-US"/>
+        </w:rPr>
+        <w:tab/>
+      </w:r>
+      <w:r>
+        <w:rPr>
+          <w:lang w:val="en-US"/>
+        </w:rPr>
+        <w:tab/>
+        <w:t xml:space="preserve">    </w:t>
+      </w:r>
+      <w:proofErr w:type="spellStart"/>
+      <w:r>
+        <w:rPr>
+          <w:lang w:val="en-US"/>
+        </w:rPr>
+        <w:t>System.out.print</w:t>
+      </w:r>
+      <w:proofErr w:type="spellEnd"/>
+      <w:r>
+        <w:rPr>
+          <w:lang w:val="en-US"/>
+        </w:rPr>
+        <w:t>(</w:t>
+      </w:r>
+      <w:proofErr w:type="spellStart"/>
+      <w:r>
+        <w:rPr>
+          <w:lang w:val="en-US"/>
+        </w:rPr>
+        <w:t>arr</w:t>
+      </w:r>
+      <w:proofErr w:type="spellEnd"/>
+      <w:r>
+        <w:rPr>
+          <w:lang w:val="en-US"/>
+        </w:rPr>
+        <w:t>[</w:t>
+      </w:r>
+      <w:proofErr w:type="spellStart"/>
+      <w:r>
+        <w:rPr>
+          <w:lang w:val="en-US"/>
+        </w:rPr>
+        <w:t>i</w:t>
+      </w:r>
+      <w:proofErr w:type="spellEnd"/>
+      <w:r>
+        <w:rPr>
+          <w:lang w:val="en-US"/>
+        </w:rPr>
+        <w:t>]+" ");</w:t>
+      </w:r>
+    </w:p>
+    <w:p>
+      <w:pPr>
+        <w:rPr>
+          <w:lang w:val="en-US"/>
+        </w:rPr>
+      </w:pPr>
+      <w:r>
+        <w:rPr>
+          <w:lang w:val="en-US"/>
+        </w:rPr>
+        <w:tab/>
+      </w:r>
+      <w:r>
+        <w:rPr>
+          <w:lang w:val="en-US"/>
+        </w:rPr>
+        <w:tab/>
+        <w:t>}</w:t>
+      </w:r>
+    </w:p>
+    <w:p>
+      <w:pPr>
+        <w:rPr>
+          <w:lang w:val="en-US"/>
+        </w:rPr>
+      </w:pPr>
+      <w:r>
+        <w:rPr>
+          <w:lang w:val="en-US"/>
+        </w:rPr>
+        <w:t>}</w:t>
+      </w:r>
+    </w:p>
+    <w:p>
+      <w:pPr>
+        <w:rPr>
+          <w:lang w:val="en-US"/>
+        </w:rPr>
+      </w:pPr>
+      <w:r>
+        <w:rPr>
+          <w:lang w:val="en-US"/>
+        </w:rPr>
+        <w:t>}</w:t>
+      </w:r>
+    </w:p>
+    <w:p>
+      <w:pPr>
+        <w:rPr>
+          <w:b/>
+          <w:bCs/>
+          <w:lang w:val="en-US"/>
+        </w:rPr>
+      </w:pPr>
+      <w:r>
+        <w:rPr>
+          <w:lang w:val="en-US"/>
+        </w:rPr>
+        <w:t>15)</w:t>
+      </w:r>
+      <w:r>
+        <w:rPr>
+          <w:b/>
+          <w:bCs/>
+          <w:lang w:val="en-US"/>
+        </w:rPr>
+        <w:t xml:space="preserve"> </w:t>
+      </w:r>
+      <w:r>
+        <w:rPr>
+          <w:b/>
+          <w:bCs/>
+          <w:lang w:val="en-US"/>
+        </w:rPr>
+        <w:t xml:space="preserve">left rotate array by </w:t>
+      </w:r>
+      <w:r>
+        <w:rPr>
+          <w:b/>
+          <w:bCs/>
+          <w:lang w:val="en-US"/>
+        </w:rPr>
+        <w:t>d places</w:t>
+      </w:r>
+    </w:p>
+    <w:p>
+      <w:pPr>
+        <w:rPr>
+          <w:b/>
+          <w:bCs/>
+          <w:lang w:val="en-US"/>
+        </w:rPr>
+      </w:pPr>
+      <w:proofErr w:type="spellStart"/>
+      <w:r>
+        <w:rPr>
+          <w:b/>
+          <w:bCs/>
+          <w:lang w:val="en-US"/>
+        </w:rPr>
+        <w:t>i</w:t>
+      </w:r>
+      <w:proofErr w:type="spellEnd"/>
+      <w:r>
+        <w:rPr>
+          <w:b/>
+          <w:bCs/>
+          <w:lang w:val="en-US"/>
+        </w:rPr>
+        <w:t xml:space="preserve">/p: 5, </w:t>
+      </w:r>
+      <w:r>
+        <w:rPr>
+          <w:b/>
+          <w:bCs/>
+          <w:lang w:val="en-US"/>
+        </w:rPr>
+        <w:t xml:space="preserve">2, </w:t>
+      </w:r>
+      <w:r>
+        <w:rPr>
+          <w:b/>
+          <w:bCs/>
+          <w:lang w:val="en-US"/>
+        </w:rPr>
+        <w:t>1 2 3 4 5</w:t>
+      </w:r>
+    </w:p>
+    <w:p>
+      <w:pPr>
+        <w:rPr>
+          <w:b/>
+          <w:bCs/>
+          <w:lang w:val="en-US"/>
+        </w:rPr>
+      </w:pPr>
+      <w:r>
+        <w:rPr>
+          <w:b/>
+          <w:bCs/>
+          <w:lang w:val="en-US"/>
+        </w:rPr>
+        <w:t>o/p:  3 4 5 1</w:t>
+      </w:r>
+      <w:r>
+        <w:rPr>
+          <w:b/>
+          <w:bCs/>
+          <w:lang w:val="en-US"/>
+        </w:rPr>
+        <w:t xml:space="preserve"> 2</w:t>
+      </w:r>
+    </w:p>
+    <w:p>
+      <w:pPr>
+        <w:rPr>
+          <w:b/>
+          <w:bCs/>
+          <w:lang w:val="en-US"/>
+        </w:rPr>
+      </w:pPr>
+    </w:p>
+    <w:p>
+      <w:pPr>
+        <w:rPr>
+          <w:b/>
+          <w:bCs/>
+          <w:lang w:val="en-US"/>
+        </w:rPr>
+      </w:pPr>
+      <w:r>
+        <w:rPr>
+          <w:b/>
+          <w:bCs/>
+          <w:lang w:val="en-US"/>
+        </w:rPr>
+        <w:t>notes: if d=</w:t>
+      </w:r>
+      <w:proofErr w:type="gramStart"/>
+      <w:r>
+        <w:rPr>
+          <w:b/>
+          <w:bCs/>
+          <w:lang w:val="en-US"/>
+        </w:rPr>
+        <w:t>n,  rotation</w:t>
+      </w:r>
+      <w:proofErr w:type="gramEnd"/>
+      <w:r>
+        <w:rPr>
+          <w:b/>
+          <w:bCs/>
+          <w:lang w:val="en-US"/>
+        </w:rPr>
+        <w:t xml:space="preserve"> will give same array, so d= </w:t>
+      </w:r>
+      <w:proofErr w:type="spellStart"/>
+      <w:r>
+        <w:rPr>
+          <w:b/>
+          <w:bCs/>
+          <w:lang w:val="en-US"/>
+        </w:rPr>
+        <w:t>d%n</w:t>
+      </w:r>
+      <w:proofErr w:type="spellEnd"/>
+      <w:r>
+        <w:rPr>
+          <w:b/>
+          <w:bCs/>
+          <w:lang w:val="en-US"/>
+        </w:rPr>
+        <w:t xml:space="preserve"> checks the no of times of rotation req.</w:t>
+      </w:r>
+    </w:p>
+    <w:p>
+      <w:pPr>
+        <w:rPr>
+          <w:lang w:val="en-US"/>
+        </w:rPr>
+      </w:pPr>
+      <w:r>
+        <w:rPr>
+          <w:lang w:val="en-US"/>
+        </w:rPr>
+        <w:t xml:space="preserve">import </w:t>
+      </w:r>
+      <w:proofErr w:type="spellStart"/>
+      <w:r>
+        <w:rPr>
+          <w:lang w:val="en-US"/>
+        </w:rPr>
+        <w:t>java.util</w:t>
+      </w:r>
+      <w:proofErr w:type="spellEnd"/>
+      <w:r>
+        <w:rPr>
+          <w:lang w:val="en-US"/>
+        </w:rPr>
+        <w:t>.*;</w:t>
+      </w:r>
+    </w:p>
+    <w:p>
+      <w:pPr>
+        <w:rPr>
+          <w:lang w:val="en-US"/>
+        </w:rPr>
+      </w:pPr>
+      <w:r>
+        <w:rPr>
+          <w:lang w:val="en-US"/>
+        </w:rPr>
+        <w:t>public class Main</w:t>
+      </w:r>
+    </w:p>
+    <w:p>
+      <w:pPr>
+        <w:rPr>
+          <w:lang w:val="en-US"/>
+        </w:rPr>
+      </w:pPr>
+      <w:r>
+        <w:rPr>
+          <w:lang w:val="en-US"/>
+        </w:rPr>
+        <w:t>{</w:t>
+      </w:r>
+    </w:p>
+    <w:p>
+      <w:pPr>
+        <w:rPr>
+          <w:lang w:val="en-US"/>
+        </w:rPr>
+      </w:pPr>
+      <w:r>
+        <w:rPr>
+          <w:lang w:val="en-US"/>
+        </w:rPr>
+        <w:tab/>
+        <w:t xml:space="preserve">public static void </w:t>
+      </w:r>
+      <w:proofErr w:type="gramStart"/>
+      <w:r>
+        <w:rPr>
+          <w:lang w:val="en-US"/>
+        </w:rPr>
+        <w:t>main(</w:t>
+      </w:r>
+      <w:proofErr w:type="gramEnd"/>
+      <w:r>
+        <w:rPr>
+          <w:lang w:val="en-US"/>
+        </w:rPr>
+        <w:t xml:space="preserve">String[] </w:t>
+      </w:r>
+      <w:proofErr w:type="spellStart"/>
+      <w:r>
+        <w:rPr>
+          <w:lang w:val="en-US"/>
+        </w:rPr>
+        <w:t>args</w:t>
+      </w:r>
+      <w:proofErr w:type="spellEnd"/>
+      <w:r>
+        <w:rPr>
+          <w:lang w:val="en-US"/>
+        </w:rPr>
+        <w:t>) {</w:t>
+      </w:r>
+    </w:p>
+    <w:p>
+      <w:pPr>
+        <w:rPr>
+          <w:lang w:val="en-US"/>
+        </w:rPr>
+      </w:pPr>
+      <w:r>
+        <w:rPr>
+          <w:lang w:val="en-US"/>
+        </w:rPr>
+        <w:tab/>
+      </w:r>
+      <w:r>
+        <w:rPr>
+          <w:lang w:val="en-US"/>
+        </w:rPr>
+        <w:tab/>
+        <w:t xml:space="preserve">Scanner </w:t>
+      </w:r>
+      <w:proofErr w:type="spellStart"/>
+      <w:r>
+        <w:rPr>
+          <w:lang w:val="en-US"/>
+        </w:rPr>
+        <w:t>sc</w:t>
+      </w:r>
+      <w:proofErr w:type="spellEnd"/>
+      <w:r>
+        <w:rPr>
+          <w:lang w:val="en-US"/>
+        </w:rPr>
+        <w:t xml:space="preserve"> = new </w:t>
+      </w:r>
+      <w:proofErr w:type="gramStart"/>
+      <w:r>
+        <w:rPr>
+          <w:lang w:val="en-US"/>
+        </w:rPr>
+        <w:t>Scanner(</w:t>
+      </w:r>
+      <w:proofErr w:type="gramEnd"/>
+      <w:r>
+        <w:rPr>
+          <w:lang w:val="en-US"/>
+        </w:rPr>
+        <w:t>System.in);</w:t>
+      </w:r>
+    </w:p>
+    <w:p>
+      <w:pPr>
+        <w:rPr>
+          <w:lang w:val="en-US"/>
+        </w:rPr>
+      </w:pPr>
+      <w:r>
+        <w:rPr>
+          <w:lang w:val="en-US"/>
+        </w:rPr>
+        <w:tab/>
+      </w:r>
+      <w:r>
+        <w:rPr>
+          <w:lang w:val="en-US"/>
+        </w:rPr>
+        <w:tab/>
+      </w:r>
+      <w:proofErr w:type="spellStart"/>
+      <w:r>
+        <w:rPr>
+          <w:lang w:val="en-US"/>
+        </w:rPr>
+        <w:t>System.out.println</w:t>
+      </w:r>
+      <w:proofErr w:type="spellEnd"/>
+      <w:r>
+        <w:rPr>
+          <w:lang w:val="en-US"/>
+        </w:rPr>
+        <w:t>("n:");</w:t>
+      </w:r>
+    </w:p>
+    <w:p>
+      <w:pPr>
+        <w:rPr>
+          <w:lang w:val="en-US"/>
+        </w:rPr>
+      </w:pPr>
+      <w:r>
+        <w:rPr>
+          <w:lang w:val="en-US"/>
+        </w:rPr>
+        <w:tab/>
+      </w:r>
+      <w:r>
+        <w:rPr>
+          <w:lang w:val="en-US"/>
+        </w:rPr>
+        <w:tab/>
+        <w:t xml:space="preserve">int n = </w:t>
+      </w:r>
+      <w:proofErr w:type="spellStart"/>
+      <w:proofErr w:type="gramStart"/>
+      <w:r>
+        <w:rPr>
+          <w:lang w:val="en-US"/>
+        </w:rPr>
+        <w:t>sc.nextInt</w:t>
+      </w:r>
+      <w:proofErr w:type="spellEnd"/>
+      <w:proofErr w:type="gramEnd"/>
+      <w:r>
+        <w:rPr>
+          <w:lang w:val="en-US"/>
+        </w:rPr>
+        <w:t>();</w:t>
+      </w:r>
+    </w:p>
+    <w:p>
+      <w:pPr>
+        <w:rPr>
+          <w:lang w:val="en-US"/>
+        </w:rPr>
+      </w:pPr>
+      <w:r>
+        <w:rPr>
+          <w:lang w:val="en-US"/>
+        </w:rPr>
+        <w:tab/>
+      </w:r>
+      <w:r>
+        <w:rPr>
+          <w:lang w:val="en-US"/>
+        </w:rPr>
+        <w:tab/>
+      </w:r>
+      <w:proofErr w:type="spellStart"/>
+      <w:r>
+        <w:rPr>
+          <w:lang w:val="en-US"/>
+        </w:rPr>
+        <w:t>System.out.println</w:t>
+      </w:r>
+      <w:proofErr w:type="spellEnd"/>
+      <w:r>
+        <w:rPr>
+          <w:lang w:val="en-US"/>
+        </w:rPr>
+        <w:t>("d:");</w:t>
+      </w:r>
+    </w:p>
+    <w:p>
+      <w:pPr>
+        <w:rPr>
+          <w:lang w:val="en-US"/>
+        </w:rPr>
+      </w:pPr>
+      <w:r>
+        <w:rPr>
+          <w:lang w:val="en-US"/>
+        </w:rPr>
+        <w:tab/>
+      </w:r>
+      <w:r>
+        <w:rPr>
+          <w:lang w:val="en-US"/>
+        </w:rPr>
+        <w:tab/>
+        <w:t xml:space="preserve">int d = </w:t>
+      </w:r>
+      <w:proofErr w:type="spellStart"/>
+      <w:proofErr w:type="gramStart"/>
+      <w:r>
+        <w:rPr>
+          <w:lang w:val="en-US"/>
+        </w:rPr>
+        <w:t>sc.nextInt</w:t>
+      </w:r>
+      <w:proofErr w:type="spellEnd"/>
+      <w:proofErr w:type="gramEnd"/>
+      <w:r>
+        <w:rPr>
+          <w:lang w:val="en-US"/>
+        </w:rPr>
+        <w:t>();</w:t>
+      </w:r>
+    </w:p>
+    <w:p>
+      <w:pPr>
+        <w:rPr>
+          <w:lang w:val="en-US"/>
+        </w:rPr>
+      </w:pPr>
+      <w:r>
+        <w:rPr>
+          <w:lang w:val="en-US"/>
+        </w:rPr>
+        <w:tab/>
+      </w:r>
+      <w:r>
+        <w:rPr>
+          <w:lang w:val="en-US"/>
+        </w:rPr>
+        <w:tab/>
+      </w:r>
+      <w:proofErr w:type="gramStart"/>
+      <w:r>
+        <w:rPr>
+          <w:lang w:val="en-US"/>
+        </w:rPr>
+        <w:t>int[</w:t>
+      </w:r>
+      <w:proofErr w:type="gramEnd"/>
+      <w:r>
+        <w:rPr>
+          <w:lang w:val="en-US"/>
+        </w:rPr>
+        <w:t xml:space="preserve">] </w:t>
+      </w:r>
+      <w:proofErr w:type="spellStart"/>
+      <w:r>
+        <w:rPr>
+          <w:lang w:val="en-US"/>
+        </w:rPr>
+        <w:t>arr</w:t>
+      </w:r>
+      <w:proofErr w:type="spellEnd"/>
+      <w:r>
+        <w:rPr>
+          <w:lang w:val="en-US"/>
+        </w:rPr>
+        <w:t xml:space="preserve"> = new int[n];</w:t>
+      </w:r>
+    </w:p>
+    <w:p>
+      <w:pPr>
+        <w:rPr>
+          <w:lang w:val="en-US"/>
+        </w:rPr>
+      </w:pPr>
+      <w:r>
+        <w:rPr>
+          <w:lang w:val="en-US"/>
+        </w:rPr>
+        <w:tab/>
+      </w:r>
+      <w:r>
+        <w:rPr>
+          <w:lang w:val="en-US"/>
+        </w:rPr>
+        <w:tab/>
+        <w:t xml:space="preserve">int </w:t>
+      </w:r>
+      <w:proofErr w:type="spellStart"/>
+      <w:r>
+        <w:rPr>
+          <w:lang w:val="en-US"/>
+        </w:rPr>
+        <w:t>i</w:t>
+      </w:r>
+      <w:proofErr w:type="spellEnd"/>
+      <w:r>
+        <w:rPr>
+          <w:lang w:val="en-US"/>
+        </w:rPr>
+        <w:t>;</w:t>
+      </w:r>
+    </w:p>
+    <w:p>
+      <w:pPr>
+        <w:rPr>
+          <w:lang w:val="en-US"/>
+        </w:rPr>
+      </w:pPr>
+      <w:r>
+        <w:rPr>
+          <w:lang w:val="en-US"/>
+        </w:rPr>
+        <w:tab/>
+      </w:r>
+      <w:r>
+        <w:rPr>
+          <w:lang w:val="en-US"/>
+        </w:rPr>
+        <w:tab/>
+        <w:t>for(</w:t>
+      </w:r>
+      <w:proofErr w:type="spellStart"/>
+      <w:r>
+        <w:rPr>
+          <w:lang w:val="en-US"/>
+        </w:rPr>
+        <w:t>i</w:t>
+      </w:r>
+      <w:proofErr w:type="spellEnd"/>
+      <w:r>
+        <w:rPr>
+          <w:lang w:val="en-US"/>
+        </w:rPr>
+        <w:t>=</w:t>
+      </w:r>
+      <w:proofErr w:type="gramStart"/>
+      <w:r>
+        <w:rPr>
+          <w:lang w:val="en-US"/>
+        </w:rPr>
+        <w:t>0;i</w:t>
+      </w:r>
+      <w:proofErr w:type="gramEnd"/>
+      <w:r>
+        <w:rPr>
+          <w:lang w:val="en-US"/>
+        </w:rPr>
+        <w:t>&lt;</w:t>
+      </w:r>
+      <w:proofErr w:type="spellStart"/>
+      <w:r>
+        <w:rPr>
+          <w:lang w:val="en-US"/>
+        </w:rPr>
+        <w:t>n;i</w:t>
+      </w:r>
+      <w:proofErr w:type="spellEnd"/>
+      <w:r>
+        <w:rPr>
+          <w:lang w:val="en-US"/>
+        </w:rPr>
+        <w:t>++){</w:t>
+      </w:r>
+    </w:p>
+    <w:p>
+      <w:pPr>
+        <w:rPr>
+          <w:lang w:val="en-US"/>
+        </w:rPr>
+      </w:pPr>
+      <w:r>
+        <w:rPr>
+          <w:lang w:val="en-US"/>
+        </w:rPr>
+        <w:tab/>
+      </w:r>
+      <w:r>
+        <w:rPr>
+          <w:lang w:val="en-US"/>
+        </w:rPr>
+        <w:tab/>
+        <w:t xml:space="preserve">    </w:t>
+      </w:r>
+      <w:proofErr w:type="spellStart"/>
+      <w:r>
+        <w:rPr>
+          <w:lang w:val="en-US"/>
+        </w:rPr>
+        <w:t>arr</w:t>
+      </w:r>
+      <w:proofErr w:type="spellEnd"/>
+      <w:r>
+        <w:rPr>
+          <w:lang w:val="en-US"/>
+        </w:rPr>
+        <w:t>[</w:t>
+      </w:r>
+      <w:proofErr w:type="spellStart"/>
+      <w:r>
+        <w:rPr>
+          <w:lang w:val="en-US"/>
+        </w:rPr>
+        <w:t>i</w:t>
+      </w:r>
+      <w:proofErr w:type="spellEnd"/>
+      <w:r>
+        <w:rPr>
+          <w:lang w:val="en-US"/>
+        </w:rPr>
+        <w:t>]=</w:t>
+      </w:r>
+      <w:proofErr w:type="spellStart"/>
+      <w:proofErr w:type="gramStart"/>
+      <w:r>
+        <w:rPr>
+          <w:lang w:val="en-US"/>
+        </w:rPr>
+        <w:t>sc.nextInt</w:t>
+      </w:r>
+      <w:proofErr w:type="spellEnd"/>
+      <w:proofErr w:type="gramEnd"/>
+      <w:r>
+        <w:rPr>
+          <w:lang w:val="en-US"/>
+        </w:rPr>
+        <w:t>();</w:t>
+      </w:r>
+    </w:p>
+    <w:p>
+      <w:pPr>
+        <w:rPr>
+          <w:lang w:val="en-US"/>
+        </w:rPr>
+      </w:pPr>
+      <w:r>
+        <w:rPr>
+          <w:lang w:val="en-US"/>
+        </w:rPr>
+        <w:tab/>
+      </w:r>
+      <w:r>
+        <w:rPr>
+          <w:lang w:val="en-US"/>
+        </w:rPr>
+        <w:tab/>
+        <w:t>}</w:t>
+      </w:r>
+    </w:p>
+    <w:p>
+      <w:pPr>
+        <w:rPr>
+          <w:lang w:val="en-US"/>
+        </w:rPr>
+      </w:pPr>
+      <w:r>
+        <w:rPr>
+          <w:lang w:val="en-US"/>
+        </w:rPr>
+        <w:tab/>
+      </w:r>
+      <w:r>
+        <w:rPr>
+          <w:lang w:val="en-US"/>
+        </w:rPr>
+        <w:tab/>
+        <w:t xml:space="preserve">d = </w:t>
+      </w:r>
+      <w:proofErr w:type="spellStart"/>
+      <w:r>
+        <w:rPr>
+          <w:lang w:val="en-US"/>
+        </w:rPr>
+        <w:t>d%n</w:t>
+      </w:r>
+      <w:proofErr w:type="spellEnd"/>
+      <w:r>
+        <w:rPr>
+          <w:lang w:val="en-US"/>
+        </w:rPr>
+        <w:t>;</w:t>
+      </w:r>
+    </w:p>
+    <w:p>
+      <w:pPr>
+        <w:rPr>
+          <w:lang w:val="en-US"/>
+        </w:rPr>
+      </w:pPr>
+      <w:r>
+        <w:rPr>
+          <w:lang w:val="en-US"/>
+        </w:rPr>
+        <w:tab/>
+      </w:r>
+      <w:r>
+        <w:rPr>
+          <w:lang w:val="en-US"/>
+        </w:rPr>
+        <w:tab/>
+        <w:t xml:space="preserve">    for(</w:t>
+      </w:r>
+      <w:proofErr w:type="spellStart"/>
+      <w:r>
+        <w:rPr>
+          <w:lang w:val="en-US"/>
+        </w:rPr>
+        <w:t>i</w:t>
+      </w:r>
+      <w:proofErr w:type="spellEnd"/>
+      <w:r>
+        <w:rPr>
+          <w:lang w:val="en-US"/>
+        </w:rPr>
+        <w:t>=</w:t>
+      </w:r>
+      <w:proofErr w:type="gramStart"/>
+      <w:r>
+        <w:rPr>
+          <w:lang w:val="en-US"/>
+        </w:rPr>
+        <w:t>0;i</w:t>
+      </w:r>
+      <w:proofErr w:type="gramEnd"/>
+      <w:r>
+        <w:rPr>
+          <w:lang w:val="en-US"/>
+        </w:rPr>
+        <w:t>&lt;</w:t>
+      </w:r>
+      <w:proofErr w:type="spellStart"/>
+      <w:r>
+        <w:rPr>
+          <w:lang w:val="en-US"/>
+        </w:rPr>
+        <w:t>d;i</w:t>
+      </w:r>
+      <w:proofErr w:type="spellEnd"/>
+      <w:r>
+        <w:rPr>
+          <w:lang w:val="en-US"/>
+        </w:rPr>
+        <w:t>++){</w:t>
+      </w:r>
+    </w:p>
+    <w:p>
+      <w:pPr>
+        <w:rPr>
+          <w:lang w:val="en-US"/>
+        </w:rPr>
+      </w:pPr>
+      <w:r>
+        <w:rPr>
+          <w:lang w:val="en-US"/>
+        </w:rPr>
+        <w:lastRenderedPageBreak/>
+        <w:tab/>
+      </w:r>
+      <w:r>
+        <w:rPr>
+          <w:lang w:val="en-US"/>
+        </w:rPr>
+        <w:tab/>
+        <w:t xml:space="preserve">        int temp = </w:t>
+      </w:r>
+      <w:proofErr w:type="spellStart"/>
+      <w:proofErr w:type="gramStart"/>
+      <w:r>
+        <w:rPr>
+          <w:lang w:val="en-US"/>
+        </w:rPr>
+        <w:t>arr</w:t>
+      </w:r>
+      <w:proofErr w:type="spellEnd"/>
+      <w:r>
+        <w:rPr>
+          <w:lang w:val="en-US"/>
+        </w:rPr>
+        <w:t>[</w:t>
+      </w:r>
+      <w:proofErr w:type="gramEnd"/>
+      <w:r>
+        <w:rPr>
+          <w:lang w:val="en-US"/>
+        </w:rPr>
+        <w:t>0];</w:t>
+      </w:r>
+    </w:p>
+    <w:p>
+      <w:pPr>
+        <w:rPr>
+          <w:lang w:val="en-US"/>
+        </w:rPr>
+      </w:pPr>
+      <w:r>
+        <w:rPr>
+          <w:lang w:val="en-US"/>
+        </w:rPr>
+        <w:tab/>
+      </w:r>
+      <w:r>
+        <w:rPr>
+          <w:lang w:val="en-US"/>
+        </w:rPr>
+        <w:tab/>
+        <w:t xml:space="preserve">        </w:t>
+      </w:r>
+      <w:proofErr w:type="gramStart"/>
+      <w:r>
+        <w:rPr>
+          <w:lang w:val="en-US"/>
+        </w:rPr>
+        <w:t>for(</w:t>
+      </w:r>
+      <w:proofErr w:type="gramEnd"/>
+      <w:r>
+        <w:rPr>
+          <w:lang w:val="en-US"/>
+        </w:rPr>
+        <w:t>int j=0;j&lt;n-1;j++){</w:t>
+      </w:r>
+    </w:p>
+    <w:p>
+      <w:pPr>
+        <w:rPr>
+          <w:lang w:val="en-US"/>
+        </w:rPr>
+      </w:pPr>
+      <w:r>
+        <w:rPr>
+          <w:lang w:val="en-US"/>
+        </w:rPr>
+        <w:tab/>
+      </w:r>
+      <w:r>
+        <w:rPr>
+          <w:lang w:val="en-US"/>
+        </w:rPr>
+        <w:tab/>
+        <w:t xml:space="preserve">            </w:t>
+      </w:r>
+      <w:proofErr w:type="spellStart"/>
+      <w:r>
+        <w:rPr>
+          <w:lang w:val="en-US"/>
+        </w:rPr>
+        <w:t>arr</w:t>
+      </w:r>
+      <w:proofErr w:type="spellEnd"/>
+      <w:r>
+        <w:rPr>
+          <w:lang w:val="en-US"/>
+        </w:rPr>
+        <w:t>[j]=</w:t>
+      </w:r>
+      <w:proofErr w:type="spellStart"/>
+      <w:r>
+        <w:rPr>
+          <w:lang w:val="en-US"/>
+        </w:rPr>
+        <w:t>arr</w:t>
+      </w:r>
+      <w:proofErr w:type="spellEnd"/>
+      <w:r>
+        <w:rPr>
+          <w:lang w:val="en-US"/>
+        </w:rPr>
+        <w:t>[j+1];</w:t>
+      </w:r>
+    </w:p>
+    <w:p>
+      <w:pPr>
+        <w:rPr>
+          <w:lang w:val="en-US"/>
+        </w:rPr>
+      </w:pPr>
+      <w:r>
+        <w:rPr>
+          <w:lang w:val="en-US"/>
+        </w:rPr>
+        <w:tab/>
+      </w:r>
+      <w:r>
+        <w:rPr>
+          <w:lang w:val="en-US"/>
+        </w:rPr>
+        <w:tab/>
+      </w:r>
+    </w:p>
+    <w:p>
+      <w:pPr>
+        <w:rPr>
+          <w:lang w:val="en-US"/>
+        </w:rPr>
+      </w:pPr>
+      <w:r>
+        <w:rPr>
+          <w:lang w:val="en-US"/>
+        </w:rPr>
+        <w:tab/>
+      </w:r>
+      <w:r>
+        <w:rPr>
+          <w:lang w:val="en-US"/>
+        </w:rPr>
+        <w:tab/>
+        <w:t>}</w:t>
+      </w:r>
+    </w:p>
+    <w:p>
+      <w:pPr>
+        <w:rPr>
+          <w:lang w:val="en-US"/>
+        </w:rPr>
+      </w:pPr>
+      <w:r>
+        <w:rPr>
+          <w:lang w:val="en-US"/>
+        </w:rPr>
+        <w:tab/>
+      </w:r>
+      <w:r>
+        <w:rPr>
+          <w:lang w:val="en-US"/>
+        </w:rPr>
+        <w:tab/>
+        <w:t xml:space="preserve">        </w:t>
+      </w:r>
+      <w:proofErr w:type="spellStart"/>
+      <w:r>
+        <w:rPr>
+          <w:lang w:val="en-US"/>
+        </w:rPr>
+        <w:t>arr</w:t>
+      </w:r>
+      <w:proofErr w:type="spellEnd"/>
+      <w:r>
+        <w:rPr>
+          <w:lang w:val="en-US"/>
+        </w:rPr>
+        <w:t>[n-</w:t>
+      </w:r>
+      <w:proofErr w:type="gramStart"/>
+      <w:r>
+        <w:rPr>
+          <w:lang w:val="en-US"/>
+        </w:rPr>
+        <w:t>1]=</w:t>
+      </w:r>
+      <w:proofErr w:type="gramEnd"/>
+      <w:r>
+        <w:rPr>
+          <w:lang w:val="en-US"/>
+        </w:rPr>
+        <w:t>temp;</w:t>
+      </w:r>
+    </w:p>
+    <w:p>
+      <w:pPr>
+        <w:rPr>
+          <w:lang w:val="en-US"/>
+        </w:rPr>
+      </w:pPr>
+      <w:r>
+        <w:rPr>
+          <w:lang w:val="en-US"/>
+        </w:rPr>
+        <w:t>}</w:t>
+      </w:r>
+    </w:p>
+    <w:p>
+      <w:pPr>
+        <w:rPr>
+          <w:lang w:val="en-US"/>
+        </w:rPr>
+      </w:pPr>
+      <w:r>
+        <w:rPr>
+          <w:lang w:val="en-US"/>
+        </w:rPr>
+        <w:tab/>
+      </w:r>
+      <w:r>
+        <w:rPr>
+          <w:lang w:val="en-US"/>
+        </w:rPr>
+        <w:tab/>
+      </w:r>
+    </w:p>
+    <w:p>
+      <w:pPr>
+        <w:rPr>
+          <w:lang w:val="en-US"/>
+        </w:rPr>
+      </w:pPr>
+      <w:r>
+        <w:rPr>
+          <w:lang w:val="en-US"/>
+        </w:rPr>
+        <w:tab/>
+      </w:r>
+      <w:r>
+        <w:rPr>
+          <w:lang w:val="en-US"/>
+        </w:rPr>
+        <w:tab/>
+        <w:t>for(</w:t>
+      </w:r>
+      <w:proofErr w:type="spellStart"/>
+      <w:r>
+        <w:rPr>
+          <w:lang w:val="en-US"/>
+        </w:rPr>
+        <w:t>i</w:t>
+      </w:r>
+      <w:proofErr w:type="spellEnd"/>
+      <w:r>
+        <w:rPr>
+          <w:lang w:val="en-US"/>
+        </w:rPr>
+        <w:t>=</w:t>
+      </w:r>
+      <w:proofErr w:type="gramStart"/>
+      <w:r>
+        <w:rPr>
+          <w:lang w:val="en-US"/>
+        </w:rPr>
+        <w:t>0;i</w:t>
+      </w:r>
+      <w:proofErr w:type="gramEnd"/>
+      <w:r>
+        <w:rPr>
+          <w:lang w:val="en-US"/>
+        </w:rPr>
+        <w:t>&lt;</w:t>
+      </w:r>
+      <w:proofErr w:type="spellStart"/>
+      <w:r>
+        <w:rPr>
+          <w:lang w:val="en-US"/>
+        </w:rPr>
+        <w:t>n;i</w:t>
+      </w:r>
+      <w:proofErr w:type="spellEnd"/>
+      <w:r>
+        <w:rPr>
+          <w:lang w:val="en-US"/>
+        </w:rPr>
+        <w:t>++){</w:t>
+      </w:r>
+    </w:p>
+    <w:p>
+      <w:pPr>
+        <w:rPr>
+          <w:lang w:val="en-US"/>
+        </w:rPr>
+      </w:pPr>
+      <w:r>
+        <w:rPr>
+          <w:lang w:val="en-US"/>
+        </w:rPr>
+        <w:tab/>
+      </w:r>
+      <w:r>
+        <w:rPr>
+          <w:lang w:val="en-US"/>
+        </w:rPr>
+        <w:tab/>
+        <w:t xml:space="preserve">    </w:t>
+      </w:r>
+      <w:proofErr w:type="spellStart"/>
+      <w:r>
+        <w:rPr>
+          <w:lang w:val="en-US"/>
+        </w:rPr>
+        <w:t>System.out.print</w:t>
+      </w:r>
+      <w:proofErr w:type="spellEnd"/>
+      <w:r>
+        <w:rPr>
+          <w:lang w:val="en-US"/>
+        </w:rPr>
+        <w:t>(</w:t>
+      </w:r>
+      <w:proofErr w:type="spellStart"/>
+      <w:r>
+        <w:rPr>
+          <w:lang w:val="en-US"/>
+        </w:rPr>
+        <w:t>arr</w:t>
+      </w:r>
+      <w:proofErr w:type="spellEnd"/>
+      <w:r>
+        <w:rPr>
+          <w:lang w:val="en-US"/>
+        </w:rPr>
+        <w:t>[</w:t>
+      </w:r>
+      <w:proofErr w:type="spellStart"/>
+      <w:r>
+        <w:rPr>
+          <w:lang w:val="en-US"/>
+        </w:rPr>
+        <w:t>i</w:t>
+      </w:r>
+      <w:proofErr w:type="spellEnd"/>
+      <w:r>
+        <w:rPr>
+          <w:lang w:val="en-US"/>
+        </w:rPr>
+        <w:t>]+" ");</w:t>
+      </w:r>
+    </w:p>
+    <w:p>
+      <w:pPr>
+        <w:rPr>
+          <w:lang w:val="en-US"/>
+        </w:rPr>
+      </w:pPr>
+      <w:r>
+        <w:rPr>
+          <w:lang w:val="en-US"/>
+        </w:rPr>
+        <w:tab/>
+      </w:r>
+      <w:r>
+        <w:rPr>
+          <w:lang w:val="en-US"/>
+        </w:rPr>
+        <w:tab/>
+        <w:t>}</w:t>
+      </w:r>
+    </w:p>
+    <w:p>
+      <w:pPr>
+        <w:rPr>
+          <w:lang w:val="en-US"/>
+        </w:rPr>
+      </w:pPr>
+      <w:r>
+        <w:rPr>
+          <w:lang w:val="en-US"/>
+        </w:rPr>
+        <w:t>}</w:t>
+      </w:r>
+    </w:p>
+    <w:p>
+      <w:pPr>
+        <w:rPr>
+          <w:lang w:val="en-US"/>
+        </w:rPr>
+      </w:pPr>
+      <w:r>
+        <w:rPr>
+          <w:lang w:val="en-US"/>
+        </w:rPr>
+        <w:t>}</w:t>
+      </w:r>
+    </w:p>
+    <w:p>
+      <w:pPr>
+        <w:rPr>
+          <w:b/>
+          <w:bCs/>
+          <w:lang w:val="en-US"/>
+        </w:rPr>
+      </w:pPr>
+      <w:r>
+        <w:rPr>
+          <w:b/>
+          <w:bCs/>
+          <w:lang w:val="en-US"/>
+        </w:rPr>
+        <w:t>16)</w:t>
+      </w:r>
+      <w:r>
+        <w:rPr>
+          <w:b/>
+          <w:bCs/>
+          <w:lang w:val="en-US"/>
+        </w:rPr>
+        <w:t>Leaderboard array</w:t>
+      </w:r>
+    </w:p>
+    <w:p>
+      <w:pPr>
+        <w:rPr>
+          <w:b/>
+          <w:bCs/>
+          <w:lang w:val="en-US"/>
+        </w:rPr>
+      </w:pPr>
+      <w:proofErr w:type="spellStart"/>
+      <w:r>
+        <w:rPr>
+          <w:b/>
+          <w:bCs/>
+          <w:lang w:val="en-US"/>
+        </w:rPr>
+        <w:t>i</w:t>
+      </w:r>
+      <w:proofErr w:type="spellEnd"/>
+      <w:r>
+        <w:rPr>
+          <w:b/>
+          <w:bCs/>
+          <w:lang w:val="en-US"/>
+        </w:rPr>
+        <w:t>/p: 16,17,4,3,5,2</w:t>
+      </w:r>
+    </w:p>
+    <w:p>
+      <w:pPr>
+        <w:rPr>
+          <w:b/>
+          <w:bCs/>
+          <w:lang w:val="en-US"/>
+        </w:rPr>
+      </w:pPr>
+      <w:r>
+        <w:rPr>
+          <w:b/>
+          <w:bCs/>
+          <w:lang w:val="en-US"/>
+        </w:rPr>
+        <w:t>o/p: 17,5,2</w:t>
+      </w:r>
+    </w:p>
+    <w:p>
+      <w:proofErr w:type="spellStart"/>
+      <w:r>
+        <w:t>ArrayList</w:t>
+      </w:r>
+      <w:proofErr w:type="spellEnd"/>
+      <w:r>
+        <w:t xml:space="preserve">&lt;Integer&gt; output = new </w:t>
+      </w:r>
+      <w:proofErr w:type="spellStart"/>
+      <w:r>
+        <w:t>ArrayList</w:t>
+      </w:r>
+      <w:proofErr w:type="spellEnd"/>
+      <w:r>
+        <w:t>&lt;</w:t>
+      </w:r>
+      <w:proofErr w:type="gramStart"/>
+      <w:r>
+        <w:t>&gt;(</w:t>
+      </w:r>
+      <w:proofErr w:type="gramEnd"/>
+      <w:r>
+        <w:t>);</w:t>
+      </w:r>
+    </w:p>
+    <w:p>
+      <w:r>
+        <w:t xml:space="preserve">    int max = </w:t>
+      </w:r>
+      <w:proofErr w:type="gramStart"/>
+      <w:r>
+        <w:t>array[</w:t>
+      </w:r>
+      <w:proofErr w:type="spellStart"/>
+      <w:proofErr w:type="gramEnd"/>
+      <w:r>
+        <w:t>array.length</w:t>
+      </w:r>
+      <w:proofErr w:type="spellEnd"/>
+      <w:r>
+        <w:t xml:space="preserve"> - 1];</w:t>
+      </w:r>
+    </w:p>
+    <w:p>
+      <w:r>
+        <w:t>    </w:t>
+      </w:r>
+      <w:proofErr w:type="spellStart"/>
+      <w:r>
+        <w:t>output.add</w:t>
+      </w:r>
+      <w:proofErr w:type="spellEnd"/>
+      <w:r>
+        <w:t>(max);</w:t>
+      </w:r>
+    </w:p>
+    <w:p/>
+    <w:p>
+      <w:r>
+        <w:t xml:space="preserve">    for (int </w:t>
+      </w:r>
+      <w:proofErr w:type="spellStart"/>
+      <w:r>
+        <w:t>i</w:t>
+      </w:r>
+      <w:proofErr w:type="spellEnd"/>
+      <w:r>
+        <w:t xml:space="preserve"> = </w:t>
+      </w:r>
+      <w:proofErr w:type="spellStart"/>
+      <w:proofErr w:type="gramStart"/>
+      <w:r>
+        <w:t>array.length</w:t>
+      </w:r>
+      <w:proofErr w:type="spellEnd"/>
+      <w:proofErr w:type="gramEnd"/>
+      <w:r>
+        <w:t xml:space="preserve"> - 2; </w:t>
+      </w:r>
+      <w:proofErr w:type="spellStart"/>
+      <w:r>
+        <w:t>i</w:t>
+      </w:r>
+      <w:proofErr w:type="spellEnd"/>
+      <w:r>
+        <w:t xml:space="preserve"> &gt;= 0; </w:t>
+      </w:r>
+      <w:proofErr w:type="spellStart"/>
+      <w:r>
+        <w:t>i</w:t>
+      </w:r>
+      <w:proofErr w:type="spellEnd"/>
+      <w:r>
+        <w:t>--) {</w:t>
+      </w:r>
+    </w:p>
+    <w:p>
+      <w:r>
+        <w:t>        if (array[</w:t>
+      </w:r>
+      <w:proofErr w:type="spellStart"/>
+      <w:r>
+        <w:t>i</w:t>
+      </w:r>
+      <w:proofErr w:type="spellEnd"/>
+      <w:r>
+        <w:t>] &gt; max) {</w:t>
+      </w:r>
+    </w:p>
+    <w:p>
+      <w:r>
+        <w:t>            max = array[</w:t>
+      </w:r>
+      <w:proofErr w:type="spellStart"/>
+      <w:r>
+        <w:t>i</w:t>
+      </w:r>
+      <w:proofErr w:type="spellEnd"/>
+      <w:r>
+        <w:t>];</w:t>
+      </w:r>
+    </w:p>
+    <w:p>
+      <w:r>
+        <w:t>            </w:t>
+      </w:r>
+      <w:proofErr w:type="spellStart"/>
+      <w:r>
+        <w:t>output.add</w:t>
+      </w:r>
+      <w:proofErr w:type="spellEnd"/>
+      <w:r>
+        <w:t>(max);</w:t>
+      </w:r>
+    </w:p>
+    <w:p>
+      <w:r>
+        <w:t>        }</w:t>
+      </w:r>
+    </w:p>
+    <w:p>
+      <w:r>
+        <w:t>    }</w:t>
+      </w:r>
+    </w:p>
+    <w:p/>
+    <w:p>
+      <w:r>
+        <w:t>    </w:t>
+      </w:r>
+      <w:proofErr w:type="gramStart"/>
+      <w:r>
+        <w:t>int[</w:t>
+      </w:r>
+      <w:proofErr w:type="gramEnd"/>
+      <w:r>
+        <w:t>] out = new int[</w:t>
+      </w:r>
+      <w:proofErr w:type="spellStart"/>
+      <w:r>
+        <w:t>output.size</w:t>
+      </w:r>
+      <w:proofErr w:type="spellEnd"/>
+      <w:r>
+        <w:t>()];</w:t>
+      </w:r>
+    </w:p>
+    <w:p>
+      <w:r>
+        <w:lastRenderedPageBreak/>
+        <w:t>    int j = 0;</w:t>
+      </w:r>
+    </w:p>
+    <w:p>
+      <w:r>
+        <w:t xml:space="preserve">    for (int </w:t>
+      </w:r>
+      <w:proofErr w:type="spellStart"/>
+      <w:r>
+        <w:t>i</w:t>
+      </w:r>
+      <w:proofErr w:type="spellEnd"/>
+      <w:r>
+        <w:t xml:space="preserve"> = </w:t>
+      </w:r>
+      <w:proofErr w:type="spellStart"/>
+      <w:proofErr w:type="gramStart"/>
+      <w:r>
+        <w:t>output.size</w:t>
+      </w:r>
+      <w:proofErr w:type="spellEnd"/>
+      <w:proofErr w:type="gramEnd"/>
+      <w:r>
+        <w:t xml:space="preserve">() - 1; </w:t>
+      </w:r>
+      <w:proofErr w:type="spellStart"/>
+      <w:r>
+        <w:t>i</w:t>
+      </w:r>
+      <w:proofErr w:type="spellEnd"/>
+      <w:r>
+        <w:t xml:space="preserve"> &gt;= 0; </w:t>
+      </w:r>
+      <w:proofErr w:type="spellStart"/>
+      <w:r>
+        <w:t>i</w:t>
+      </w:r>
+      <w:proofErr w:type="spellEnd"/>
+      <w:r>
+        <w:t>--) {</w:t>
+      </w:r>
+    </w:p>
+    <w:p>
+      <w:r>
+        <w:t>        out[</w:t>
+      </w:r>
+      <w:proofErr w:type="spellStart"/>
+      <w:r>
+        <w:t>j++</w:t>
+      </w:r>
+      <w:proofErr w:type="spellEnd"/>
+      <w:r>
+        <w:t xml:space="preserve">] = </w:t>
+      </w:r>
+      <w:proofErr w:type="spellStart"/>
+      <w:r>
+        <w:t>output.get</w:t>
+      </w:r>
+      <w:proofErr w:type="spellEnd"/>
+      <w:r>
+        <w:t>(</w:t>
+      </w:r>
+      <w:proofErr w:type="spellStart"/>
+      <w:r>
+        <w:t>i</w:t>
+      </w:r>
+      <w:proofErr w:type="spellEnd"/>
+      <w:r>
+        <w:t>);</w:t>
+      </w:r>
+    </w:p>
+    <w:p>
+      <w:r>
+        <w:t>    }</w:t>
+      </w:r>
+    </w:p>
+    <w:p>
+      <w:r>
+        <w:t>    return out;</w:t>
+      </w:r>
+    </w:p>
+    <w:p>
+      <w:pPr>
+        <w:rPr>
+          <w:b/>
+          <w:bCs/>
+        </w:rPr>
+      </w:pPr>
+      <w:r>
+        <w:rPr>
+          <w:b/>
+          <w:bCs/>
+        </w:rPr>
+        <w:t>17)Max diff with order</w:t>
+      </w:r>
+    </w:p>
+    <w:p>
+      <w:pPr>
+        <w:rPr>
+          <w:b/>
+          <w:bCs/>
+        </w:rPr>
+      </w:pPr>
+      <w:proofErr w:type="spellStart"/>
+      <w:r>
+        <w:rPr>
+          <w:b/>
+          <w:bCs/>
+        </w:rPr>
+        <w:t>i</w:t>
+      </w:r>
+      <w:proofErr w:type="spellEnd"/>
+      <w:r>
+        <w:rPr>
+          <w:b/>
+          <w:bCs/>
+        </w:rPr>
+        <w:t>/p: 7,9,5,6,3,2</w:t>
+      </w:r>
+    </w:p>
+    <w:p>
+      <w:pPr>
+        <w:rPr>
+          <w:b/>
+          <w:bCs/>
+        </w:rPr>
+      </w:pPr>
+      <w:r>
+        <w:rPr>
+          <w:b/>
+          <w:bCs/>
+        </w:rPr>
+        <w:t>o/p:2</w:t>
+      </w:r>
+    </w:p>
+    <w:p>
+      <w:r>
+        <w:t xml:space="preserve">import </w:t>
+      </w:r>
+      <w:proofErr w:type="spellStart"/>
+      <w:r>
+        <w:t>java.util</w:t>
+      </w:r>
+      <w:proofErr w:type="spellEnd"/>
+      <w:r>
+        <w:t>.*;</w:t>
+      </w:r>
+    </w:p>
+    <w:p>
+      <w:r>
+        <w:t>public class Main</w:t>
+      </w:r>
+    </w:p>
+    <w:p>
+      <w:r>
+        <w:t>{</w:t>
+      </w:r>
+    </w:p>
+    <w:p>
+      <w:r>
+        <w:tab/>
+        <w:t xml:space="preserve">public static void </w:t>
+      </w:r>
+      <w:proofErr w:type="gramStart"/>
+      <w:r>
+        <w:t>main(</w:t>
+      </w:r>
+      <w:proofErr w:type="gramEnd"/>
+      <w:r>
+        <w:t xml:space="preserve">String[] </w:t>
+      </w:r>
+      <w:proofErr w:type="spellStart"/>
+      <w:r>
+        <w:t>args</w:t>
+      </w:r>
+      <w:proofErr w:type="spellEnd"/>
+      <w:r>
+        <w:t>) {</w:t>
+      </w:r>
+    </w:p>
+    <w:p>
+      <w:r>
+        <w:tab/>
+      </w:r>
+      <w:r>
+        <w:tab/>
+        <w:t xml:space="preserve">Scanner </w:t>
+      </w:r>
+      <w:proofErr w:type="spellStart"/>
+      <w:r>
+        <w:t>sc</w:t>
+      </w:r>
+      <w:proofErr w:type="spellEnd"/>
+      <w:r>
+        <w:t xml:space="preserve"> = new </w:t>
+      </w:r>
+      <w:proofErr w:type="gramStart"/>
+      <w:r>
+        <w:t>Scanner(</w:t>
+      </w:r>
+      <w:proofErr w:type="gramEnd"/>
+      <w:r>
+        <w:t>System.in);</w:t>
+      </w:r>
+    </w:p>
+    <w:p>
+      <w:r>
+        <w:tab/>
+      </w:r>
+      <w:r>
+        <w:tab/>
+      </w:r>
+      <w:proofErr w:type="spellStart"/>
+      <w:r>
+        <w:t>System.out.println</w:t>
+      </w:r>
+      <w:proofErr w:type="spellEnd"/>
+      <w:r>
+        <w:t>("n:");</w:t>
+      </w:r>
+    </w:p>
+    <w:p>
+      <w:r>
+        <w:tab/>
+      </w:r>
+      <w:r>
+        <w:tab/>
+        <w:t xml:space="preserve">int n = </w:t>
+      </w:r>
+      <w:proofErr w:type="spellStart"/>
+      <w:proofErr w:type="gramStart"/>
+      <w:r>
+        <w:t>sc.nextInt</w:t>
+      </w:r>
+      <w:proofErr w:type="spellEnd"/>
+      <w:proofErr w:type="gramEnd"/>
+      <w:r>
+        <w:t>();</w:t>
+      </w:r>
+    </w:p>
+    <w:p>
+      <w:r>
+        <w:tab/>
+      </w:r>
+      <w:r>
+        <w:tab/>
+      </w:r>
+      <w:proofErr w:type="gramStart"/>
+      <w:r>
+        <w:t>int[</w:t>
+      </w:r>
+      <w:proofErr w:type="gramEnd"/>
+      <w:r>
+        <w:t xml:space="preserve">] </w:t>
+      </w:r>
+      <w:proofErr w:type="spellStart"/>
+      <w:r>
+        <w:t>arr</w:t>
+      </w:r>
+      <w:proofErr w:type="spellEnd"/>
+      <w:r>
+        <w:t xml:space="preserve"> = new int[n];</w:t>
+      </w:r>
+    </w:p>
+    <w:p>
+      <w:r>
+        <w:tab/>
+      </w:r>
+      <w:r>
+        <w:tab/>
+      </w:r>
+      <w:proofErr w:type="gramStart"/>
+      <w:r>
+        <w:t>for(</w:t>
+      </w:r>
+      <w:proofErr w:type="gramEnd"/>
+      <w:r>
+        <w:t xml:space="preserve">int </w:t>
+      </w:r>
+      <w:proofErr w:type="spellStart"/>
+      <w:r>
+        <w:t>i</w:t>
+      </w:r>
+      <w:proofErr w:type="spellEnd"/>
+      <w:r>
+        <w:t>=0;i&lt;</w:t>
+      </w:r>
+      <w:proofErr w:type="spellStart"/>
+      <w:r>
+        <w:t>n;i</w:t>
+      </w:r>
+      <w:proofErr w:type="spellEnd"/>
+      <w:r>
+        <w:t>++){</w:t>
+      </w:r>
+    </w:p>
+    <w:p>
+      <w:r>
+        <w:tab/>
+      </w:r>
+      <w:r>
+        <w:tab/>
+        <w:t xml:space="preserve">    </w:t>
+      </w:r>
+      <w:proofErr w:type="spellStart"/>
+      <w:r>
+        <w:t>arr</w:t>
+      </w:r>
+      <w:proofErr w:type="spellEnd"/>
+      <w:r>
+        <w:t>[</w:t>
+      </w:r>
+      <w:proofErr w:type="spellStart"/>
+      <w:r>
+        <w:t>i</w:t>
+      </w:r>
+      <w:proofErr w:type="spellEnd"/>
+      <w:r>
+        <w:t>]=</w:t>
+      </w:r>
+      <w:proofErr w:type="spellStart"/>
+      <w:proofErr w:type="gramStart"/>
+      <w:r>
+        <w:t>sc.nextInt</w:t>
+      </w:r>
+      <w:proofErr w:type="spellEnd"/>
+      <w:proofErr w:type="gramEnd"/>
+      <w:r>
+        <w:t>();</w:t>
+      </w:r>
+    </w:p>
+    <w:p>
+      <w:r>
+        <w:tab/>
+      </w:r>
+      <w:r>
+        <w:tab/>
+        <w:t>}</w:t>
+      </w:r>
+    </w:p>
+    <w:p>
+      <w:r>
+        <w:tab/>
+      </w:r>
+      <w:r>
+        <w:tab/>
+        <w:t xml:space="preserve">int </w:t>
+      </w:r>
+      <w:proofErr w:type="spellStart"/>
+      <w:proofErr w:type="gramStart"/>
+      <w:r>
+        <w:t>i,j</w:t>
+      </w:r>
+      <w:proofErr w:type="gramEnd"/>
+      <w:r>
+        <w:t>,k</w:t>
+      </w:r>
+      <w:proofErr w:type="spellEnd"/>
+      <w:r>
+        <w:t>;</w:t>
+      </w:r>
+    </w:p>
+    <w:p>
+      <w:r>
+        <w:tab/>
+      </w:r>
+      <w:r>
+        <w:tab/>
+        <w:t xml:space="preserve">int max = </w:t>
+      </w:r>
+      <w:proofErr w:type="spellStart"/>
+      <w:r>
+        <w:t>Integer.MIN_VALUE</w:t>
+      </w:r>
+      <w:proofErr w:type="spellEnd"/>
+      <w:r>
+        <w:t>;</w:t>
+      </w:r>
+    </w:p>
+    <w:p>
+      <w:r>
+        <w:tab/>
+      </w:r>
+      <w:r>
+        <w:tab/>
+        <w:t xml:space="preserve">int min = </w:t>
+      </w:r>
+      <w:proofErr w:type="spellStart"/>
+      <w:r>
+        <w:t>Integer.MAX_VALUE</w:t>
+      </w:r>
+      <w:proofErr w:type="spellEnd"/>
+      <w:r>
+        <w:t>;</w:t>
+      </w:r>
+    </w:p>
+    <w:p>
+      <w:r>
+        <w:tab/>
+      </w:r>
+      <w:r>
+        <w:tab/>
+        <w:t>for(</w:t>
+      </w:r>
+      <w:proofErr w:type="spellStart"/>
+      <w:r>
+        <w:t>i</w:t>
+      </w:r>
+      <w:proofErr w:type="spellEnd"/>
+      <w:r>
+        <w:t>=</w:t>
+      </w:r>
+      <w:proofErr w:type="gramStart"/>
+      <w:r>
+        <w:t>0;i</w:t>
+      </w:r>
+      <w:proofErr w:type="gramEnd"/>
+      <w:r>
+        <w:t>&lt;</w:t>
+      </w:r>
+      <w:proofErr w:type="spellStart"/>
+      <w:r>
+        <w:t>n;i</w:t>
+      </w:r>
+      <w:proofErr w:type="spellEnd"/>
+      <w:r>
+        <w:t>++){</w:t>
+      </w:r>
+    </w:p>
+    <w:p>
+      <w:r>
+        <w:tab/>
+      </w:r>
+      <w:r>
+        <w:tab/>
+        <w:t xml:space="preserve">    if(</w:t>
+      </w:r>
+      <w:proofErr w:type="spellStart"/>
+      <w:r>
+        <w:t>arr</w:t>
+      </w:r>
+      <w:proofErr w:type="spellEnd"/>
+      <w:r>
+        <w:t>[</w:t>
+      </w:r>
+      <w:proofErr w:type="spellStart"/>
+      <w:r>
+        <w:t>i</w:t>
+      </w:r>
+      <w:proofErr w:type="spellEnd"/>
+      <w:r>
+        <w:t>]&gt;</w:t>
+      </w:r>
+      <w:proofErr w:type="gramStart"/>
+      <w:r>
+        <w:t>max){</w:t>
+      </w:r>
+      <w:proofErr w:type="gramEnd"/>
+    </w:p>
+    <w:p>
+      <w:r>
+        <w:tab/>
+      </w:r>
+      <w:r>
+        <w:tab/>
+        <w:t xml:space="preserve">        max=</w:t>
+      </w:r>
+      <w:proofErr w:type="spellStart"/>
+      <w:r>
+        <w:t>arr</w:t>
+      </w:r>
+      <w:proofErr w:type="spellEnd"/>
+      <w:r>
+        <w:t>[</w:t>
+      </w:r>
+      <w:proofErr w:type="spellStart"/>
+      <w:r>
+        <w:t>i</w:t>
+      </w:r>
+      <w:proofErr w:type="spellEnd"/>
+      <w:r>
+        <w:t>];</w:t>
+      </w:r>
+    </w:p>
+    <w:p>
+      <w:r>
+        <w:tab/>
+      </w:r>
+      <w:r>
+        <w:tab/>
+        <w:t xml:space="preserve">    }</w:t>
+      </w:r>
+    </w:p>
+    <w:p>
+      <w:r>
+        <w:tab/>
+      </w:r>
+      <w:r>
+        <w:tab/>
+        <w:t>}</w:t>
+      </w:r>
+    </w:p>
+    <w:p>
+      <w:r>
+        <w:tab/>
+      </w:r>
+      <w:r>
+        <w:tab/>
+        <w:t>for(j=</w:t>
+      </w:r>
+      <w:proofErr w:type="gramStart"/>
+      <w:r>
+        <w:t>0;j</w:t>
+      </w:r>
+      <w:proofErr w:type="gramEnd"/>
+      <w:r>
+        <w:t>&lt;</w:t>
+      </w:r>
+      <w:proofErr w:type="spellStart"/>
+      <w:r>
+        <w:t>n;j</w:t>
+      </w:r>
+      <w:proofErr w:type="spellEnd"/>
+      <w:r>
+        <w:t>++){</w:t>
+      </w:r>
+    </w:p>
+    <w:p>
+      <w:r>
+        <w:lastRenderedPageBreak/>
+        <w:tab/>
+      </w:r>
+      <w:r>
+        <w:tab/>
+        <w:t xml:space="preserve">    if(</w:t>
+      </w:r>
+      <w:proofErr w:type="spellStart"/>
+      <w:r>
+        <w:t>arr</w:t>
+      </w:r>
+      <w:proofErr w:type="spellEnd"/>
+      <w:r>
+        <w:t>[j]&lt;min</w:t>
+      </w:r>
+      <w:proofErr w:type="gramStart"/>
+      <w:r>
+        <w:t>){</w:t>
+      </w:r>
+      <w:proofErr w:type="gramEnd"/>
+    </w:p>
+    <w:p>
+      <w:r>
+        <w:tab/>
+      </w:r>
+      <w:r>
+        <w:tab/>
+        <w:t xml:space="preserve">        min = </w:t>
+      </w:r>
+      <w:proofErr w:type="spellStart"/>
+      <w:r>
+        <w:t>arr</w:t>
+      </w:r>
+      <w:proofErr w:type="spellEnd"/>
+      <w:r>
+        <w:t>[j];</w:t>
+      </w:r>
+    </w:p>
+    <w:p>
+      <w:r>
+        <w:tab/>
+      </w:r>
+      <w:r>
+        <w:tab/>
+        <w:t xml:space="preserve">    }</w:t>
+      </w:r>
+    </w:p>
+    <w:p>
+      <w:r>
+        <w:tab/>
+      </w:r>
+      <w:r>
+        <w:tab/>
+        <w:t>}</w:t>
+      </w:r>
+    </w:p>
+    <w:p>
+      <w:r>
+        <w:tab/>
+      </w:r>
+      <w:r>
+        <w:tab/>
+        <w:t>if(</w:t>
+      </w:r>
+      <w:proofErr w:type="spellStart"/>
+      <w:r>
+        <w:t>i</w:t>
+      </w:r>
+      <w:proofErr w:type="spellEnd"/>
+      <w:r>
+        <w:t>&gt;</w:t>
+      </w:r>
+      <w:proofErr w:type="gramStart"/>
+      <w:r>
+        <w:t>j){</w:t>
+      </w:r>
+      <w:proofErr w:type="gramEnd"/>
+    </w:p>
+    <w:p>
+      <w:r>
+        <w:tab/>
+      </w:r>
+      <w:r>
+        <w:tab/>
+        <w:t xml:space="preserve">    int diff = max-min;</w:t>
+      </w:r>
+    </w:p>
+    <w:p>
+      <w:r>
+        <w:tab/>
+      </w:r>
+      <w:r>
+        <w:tab/>
+        <w:t xml:space="preserve">    </w:t>
+      </w:r>
+      <w:proofErr w:type="spellStart"/>
+      <w:r>
+        <w:t>System.out.println</w:t>
+      </w:r>
+      <w:proofErr w:type="spellEnd"/>
+      <w:r>
+        <w:t>(diff);</w:t>
+      </w:r>
+    </w:p>
+    <w:p>
+      <w:r>
+        <w:tab/>
+      </w:r>
+      <w:r>
+        <w:tab/>
+      </w:r>
+      <w:proofErr w:type="gramStart"/>
+      <w:r>
+        <w:t>}else</w:t>
+      </w:r>
+      <w:proofErr w:type="gramEnd"/>
+      <w:r>
+        <w:t>{</w:t>
+      </w:r>
+    </w:p>
+    <w:p>
+      <w:r>
+        <w:tab/>
+      </w:r>
+      <w:r>
+        <w:tab/>
+        <w:t xml:space="preserve">    </w:t>
+      </w:r>
+      <w:proofErr w:type="spellStart"/>
+      <w:r>
+        <w:t>System.out.println</w:t>
+      </w:r>
+      <w:proofErr w:type="spellEnd"/>
+      <w:r>
+        <w:t>(min);</w:t>
+      </w:r>
+    </w:p>
+    <w:p>
+      <w:r>
+        <w:tab/>
+      </w:r>
+      <w:r>
+        <w:tab/>
+        <w:t>}</w:t>
+      </w:r>
+    </w:p>
+    <w:p>
+      <w:r>
+        <w:t>}</w:t>
+      </w:r>
+    </w:p>
+    <w:p>
+      <w:r>
+        <w:t>}</w:t>
+      </w:r>
+    </w:p>
+    <w:p/>
+    <w:p>
+      <w:pPr>
+        <w:rPr>
+          <w:lang w:val="en-US"/>
+        </w:rPr>
+      </w:pPr>
+    </w:p>
+    <w:p>
+      <w:pPr>
+        <w:rPr>
+          <w:lang w:val="en-US"/>
+        </w:rPr>
+      </w:pPr>
     </w:p>
     <w:sectPr>
       <w:pgSz w:w="11906" w:h="16838"/>
@@ -8167,7 +14780,6 @@
   <w:style w:type="character" w:default="1" w:styleId="DefaultParagraphFont">
     <w:name w:val="Default Paragraph Font"/>
     <w:uiPriority w:val="1"/>
-    <w:semiHidden/>
     <w:unhideWhenUsed/>
   </w:style>
   <w:style w:type="table" w:default="1" w:styleId="TableNormal">
